--- a/reports/TOY-Banking-SYSTEM-final-report.docx
+++ b/reports/TOY-Banking-SYSTEM-final-report.docx
@@ -2778,7 +2778,7 @@
     </w:p>
     <w:p>
       <w:r>
-        <w:t>신규 계좌는 초기 잔액 0이다. 배열의 다음 칸에 정보를 넣어 전체 계좌를 저장하되, 저장 성공 때만 account_count를 늘린다. 실패한 정보는 유효한 계좌 범위에 포함되지 않는다. 기존 계좌를 변경하지 않는지는 TC-18, TC-19와 TC-39에서 검사했다.</w:t>
+        <w:t>신규 계좌는 초기 잔액 0이다. 배열의 다음 칸에 정보를 넣어 전체 계좌를 저장하되, 저장 성공 때만 account_count를 늘린다. 실패한 정보는 유효한 계좌 범위에 포함되지 않는다. 기존 계좌를 변경하지 않는지는 정상 등록, 중복 등록 취소와 등록 저장 실패 검사에서 검사했다.</w:t>
       </w:r>
     </w:p>
     <w:p>
@@ -2976,7 +2976,7 @@
     </w:p>
     <w:p>
       <w:r>
-        <w:t>김백제의 CP949 바이트는 B1 E8 B9 E9 C1 A6이다. TC-01은 이 이름을 실제 C 함수 출력에서 확인했고, TC-25는 신규 한글 이름을 저장한 후 재실행하여 이름 인증까지 확인했다. 원본 파일 SHA-256은 reports/validation/original_data_sha256.json에 기록했다.</w:t>
+        <w:t>김백제의 CP949 바이트는 B1 E8 B9 E9 C1 A6이다. 정상 계좌 파일 읽기 검사는 이 이름을 실제 C 함수 출력에서 확인했고, 신규 계좌 재실행 검사는 신규 한글 이름을 저장한 후 재실행하여 이름 인증까지 확인했다. 원본 파일 SHA-256은 reports/validation/original_data_sha256.json에 기록했다.</w:t>
       </w:r>
     </w:p>
     <w:p>
@@ -3036,7 +3036,7 @@
     </w:p>
     <w:p>
       <w:r>
-        <w:t>필수 TC-01부터 TC-30, 추가 TC-31부터 TC-42가 모두 PASS이다. TC-24-A와 TC-25-A는 다음 프로세스 재실행을 위한 준비 실행이므로 별도의 고유 테스트 수에는 포함하지 않는다. 전체 실행 기록은 44개이다. 실행하지 않은 결과를 PASS로 표시한 항목은 없다. IDE에서 F5 콘솔을 직접 조작하거나 화면을 캡처한 시험과 실제 정전 시험은 수행하지 않았다.</w:t>
+        <w:t>필수 테스트 30개와 추가 테스트 12개가 모두 PASS이다. 재실행 준비 2회는 다음 프로세스에서 저장된 정보를 확인하기 위한 실행이므로 별도의 고유 테스트 수에는 포함하지 않는다. 전체 실행 기록은 44개이다. 실행하지 않은 결과를 PASS로 표시한 항목은 없다. IDE에서 F5 콘솔을 직접 조작하거나 화면을 캡처한 시험과 실제 정전 시험은 수행하지 않았다.</w:t>
       </w:r>
     </w:p>
     <w:tbl>
@@ -3522,17 +3522,17 @@
     </w:p>
     <w:p>
       <w:r>
-        <w:t>TC-17은 잔액 10000원 계좌에 15000원 출금을 요청했다. 예상 결과는 거부와 잔액 유지이며 실제 출력은 출금 액수가 올바르지 않거나 잔액보다 큽니다였다. 파일 잔액도 10000원이었다. 이 검사는 음수 잔액을 예방한다.</w:t>
-      </w:r>
-    </w:p>
-    <w:p>
-      <w:r>
-        <w:t>TC-04와 TC-07은 앞부분이 정상이어도 뒤에 잘못된 데이터가 있으면 전체 파일을 거부하는지 확인했다. 드라이버에서 배열을 일정 값으로 채운 후 읽기 전후를 비교하여 UNCHANGED=1을 확인했다. 이는 일부 계좌만 정상처럼 사용하여 원본을 저장하는 오류를 막는다.</w:t>
-      </w:r>
-    </w:p>
-    <w:p>
-      <w:r>
-        <w:t>TC-26은 .tmp 경로를 디렉터리로 만들어 저장을 막았다. 입금은 취소되었고 뒤의 잔액조회에서 메모리와 파일 모두 10000원을 유지했다. 입금 로그도 추가되지 않았다. TC-34는 백업 복구까지 실패하는 반환을 주입하여 기존 자료가 담긴 .bak와 새 .tmp가 지워지지 않음을 확인했다.</w:t>
+        <w:t>잔액 초과 출금 검사는 잔액 10000원 계좌에 15000원 출금을 요청했다. 예상 결과는 거부와 잔액 유지이며 실제 출력은 출금 액수가 올바르지 않거나 잔액보다 큽니다였다. 파일 잔액도 10000원이었다. 이 검사는 음수 잔액을 예방한다.</w:t>
+      </w:r>
+    </w:p>
+    <w:p>
+      <w:r>
+        <w:t>누락 데이터와 최대 계좌 수 초과 검사는 앞부분이 정상이어도 뒤에 잘못된 데이터가 있으면 전체 파일을 거부하는지 확인했다. 드라이버에서 배열을 일정 값으로 채운 후 읽기 전후를 비교하여 UNCHANGED=1을 확인했다. 이는 일부 계좌만 정상처럼 사용하여 원본을 저장하는 오류를 막는다.</w:t>
+      </w:r>
+    </w:p>
+    <w:p>
+      <w:r>
+        <w:t>거래 저장 실패 검사는 .tmp 경로를 디렉터리로 만들어 저장을 막았다. 입금은 취소되었고 뒤의 잔액조회에서 메모리와 파일 모두 10000원을 유지했다. 입금 로그도 추가되지 않았다. 백업 복구 실패 검사는 백업 복구까지 실패하는 반환을 주입하여 기존 자료가 담긴 .bak와 새 .tmp가 지워지지 않음을 확인했다.</w:t>
       </w:r>
     </w:p>
     <w:p>
@@ -3549,7 +3549,7 @@
         <w:pStyle w:val="Heading2"/>
       </w:pPr>
       <w:r>
-        <w:t>TC-01 read_file</w:t>
+        <w:t>read_file</w:t>
       </w:r>
     </w:p>
     <w:tbl>
@@ -3595,7 +3595,7 @@
                 <w:b/>
                 <w:sz w:val="18"/>
               </w:rPr>
-              <w:t>테스트 ID</w:t>
+              <w:t>테스트 기능</w:t>
             </w:r>
           </w:p>
         </w:tc>
@@ -3625,7 +3625,7 @@
               <w:rPr>
                 <w:sz w:val="18"/>
               </w:rPr>
-              <w:t>TC-01</w:t>
+              <w:t>read_file</w:t>
             </w:r>
           </w:p>
         </w:tc>
@@ -3660,7 +3660,7 @@
                 <w:b/>
                 <w:sz w:val="18"/>
               </w:rPr>
-              <w:t>테스트 기능</w:t>
+              <w:t>테스트 목적</w:t>
             </w:r>
           </w:p>
         </w:tc>
@@ -3689,7 +3689,7 @@
               <w:rPr>
                 <w:sz w:val="18"/>
               </w:rPr>
-              <w:t>read_file</w:t>
+              <w:t>정상 계좌 3개와 CP949 이름을 확인</w:t>
             </w:r>
           </w:p>
         </w:tc>
@@ -3724,7 +3724,7 @@
                 <w:b/>
                 <w:sz w:val="18"/>
               </w:rPr>
-              <w:t>테스트 목적</w:t>
+              <w:t>사전 조건</w:t>
             </w:r>
           </w:p>
         </w:tc>
@@ -3753,7 +3753,11 @@
               <w:rPr>
                 <w:sz w:val="18"/>
               </w:rPr>
-              <w:t>정상 계좌 3개와 CP949 이름을 확인</w:t>
+              <w:t>100152351124 1524 김백제 10000</w:t>
+              <w:br/>
+              <w:t>100144523657 1275 이온조 25000</w:t>
+              <w:br/>
+              <w:t>100142566328 1685 최쿠농 100000</w:t>
             </w:r>
           </w:p>
         </w:tc>
@@ -3788,7 +3792,7 @@
                 <w:b/>
                 <w:sz w:val="18"/>
               </w:rPr>
-              <w:t>사전 조건</w:t>
+              <w:t>실제 입력값</w:t>
             </w:r>
           </w:p>
         </w:tc>
@@ -3817,11 +3821,7 @@
               <w:rPr>
                 <w:sz w:val="18"/>
               </w:rPr>
-              <w:t>100152351124 1524 김백제 10000</w:t>
-              <w:br/>
-              <w:t>100144523657 1275 이온조 25000</w:t>
-              <w:br/>
-              <w:t>100142566328 1685 최쿠농 100000</w:t>
+              <w:t>계좌 TXT 내용은 사전 조건과 같음</w:t>
             </w:r>
           </w:p>
         </w:tc>
@@ -3856,7 +3856,7 @@
                 <w:b/>
                 <w:sz w:val="18"/>
               </w:rPr>
-              <w:t>실제 입력값</w:t>
+              <w:t>예상 결과</w:t>
             </w:r>
           </w:p>
         </w:tc>
@@ -3885,7 +3885,7 @@
               <w:rPr>
                 <w:sz w:val="18"/>
               </w:rPr>
-              <w:t>계좌 TXT 내용은 사전 조건과 같음</w:t>
+              <w:t>COUNT=3, 김백제 10000, 이온조 25000, 최쿠농 100000</w:t>
             </w:r>
           </w:p>
         </w:tc>
@@ -3920,7 +3920,7 @@
                 <w:b/>
                 <w:sz w:val="18"/>
               </w:rPr>
-              <w:t>예상 결과</w:t>
+              <w:t>실제 결과</w:t>
             </w:r>
           </w:p>
         </w:tc>
@@ -3949,7 +3949,9 @@
               <w:rPr>
                 <w:sz w:val="18"/>
               </w:rPr>
-              <w:t>COUNT=3, 김백제 10000, 이온조 25000, 최쿠농 100000</w:t>
+              <w:t>COUNT=3 UNCHANGED=0; ACCOUNT=100152351124 1524 김백제 10000; ACCOUNT=100144523657 1275 이온조 25000; ACCOUNT=100142566328 1685 최쿠농 100000</w:t>
+              <w:br/>
+              <w:t>파일 3개 계좌; 첫 계좌 잔액 10000원; 프로세스 종료 코드 0</w:t>
             </w:r>
           </w:p>
         </w:tc>
@@ -3984,7 +3986,7 @@
                 <w:b/>
                 <w:sz w:val="18"/>
               </w:rPr>
-              <w:t>실제 결과</w:t>
+              <w:t>판정</w:t>
             </w:r>
           </w:p>
         </w:tc>
@@ -4013,9 +4015,7 @@
               <w:rPr>
                 <w:sz w:val="18"/>
               </w:rPr>
-              <w:t>COUNT=3 UNCHANGED=0; ACCOUNT=100152351124 1524 김백제 10000; ACCOUNT=100144523657 1275 이온조 25000; ACCOUNT=100142566328 1685 최쿠농 100000</w:t>
-              <w:br/>
-              <w:t>파일 3개 계좌; 첫 계좌 잔액 10000원; 프로세스 종료 코드 0</w:t>
+              <w:t>PASS</w:t>
             </w:r>
           </w:p>
         </w:tc>
@@ -4050,70 +4050,6 @@
                 <w:b/>
                 <w:sz w:val="18"/>
               </w:rPr>
-              <w:t>판정</w:t>
-            </w:r>
-          </w:p>
-        </w:tc>
-        <w:tc>
-          <w:tcPr>
-            <w:tcW w:type="dxa" w:w="7992"/>
-            <w:vAlign w:val="center"/>
-            <w:tcBorders>
-              <w:top w:val="single" w:sz="4" w:color="D9D9D9"/>
-              <w:left w:val="single" w:sz="4" w:color="D9D9D9"/>
-              <w:bottom w:val="single" w:sz="4" w:color="D9D9D9"/>
-              <w:right w:val="single" w:sz="4" w:color="D9D9D9"/>
-            </w:tcBorders>
-            <w:tcMar>
-              <w:top w:w="60" w:type="dxa"/>
-              <w:left w:w="60" w:type="dxa"/>
-              <w:bottom w:w="60" w:type="dxa"/>
-              <w:right w:w="60" w:type="dxa"/>
-            </w:tcMar>
-          </w:tcPr>
-          <w:p>
-            <w:pPr>
-              <w:spacing w:before="30" w:after="30" w:line="247" w:lineRule="auto"/>
-            </w:pPr>
-            <w:r>
-              <w:rPr>
-                <w:sz w:val="18"/>
-              </w:rPr>
-              <w:t>PASS</w:t>
-            </w:r>
-          </w:p>
-        </w:tc>
-      </w:tr>
-      <w:tr>
-        <w:trPr>
-          <w:cantSplit/>
-        </w:trPr>
-        <w:tc>
-          <w:tcPr>
-            <w:tcW w:type="dxa" w:w="1584"/>
-            <w:vAlign w:val="center"/>
-            <w:tcBorders>
-              <w:top w:val="single" w:sz="4" w:color="D9D9D9"/>
-              <w:left w:val="single" w:sz="4" w:color="D9D9D9"/>
-              <w:bottom w:val="single" w:sz="4" w:color="D9D9D9"/>
-              <w:right w:val="single" w:sz="4" w:color="D9D9D9"/>
-            </w:tcBorders>
-            <w:tcMar>
-              <w:top w:w="60" w:type="dxa"/>
-              <w:left w:w="60" w:type="dxa"/>
-              <w:bottom w:w="60" w:type="dxa"/>
-              <w:right w:w="60" w:type="dxa"/>
-            </w:tcMar>
-          </w:tcPr>
-          <w:p>
-            <w:pPr>
-              <w:spacing w:before="30" w:after="30" w:line="247" w:lineRule="auto"/>
-            </w:pPr>
-            <w:r>
-              <w:rPr>
-                <w:b/>
-                <w:sz w:val="18"/>
-              </w:rPr>
               <w:t>오류 예방 목적</w:t>
             </w:r>
           </w:p>
@@ -4164,7 +4100,7 @@
         <w:pStyle w:val="Heading2"/>
       </w:pPr>
       <w:r>
-        <w:t>TC-02 read_file</w:t>
+        <w:t>read_file</w:t>
       </w:r>
     </w:p>
     <w:tbl>
@@ -4210,7 +4146,7 @@
                 <w:b/>
                 <w:sz w:val="18"/>
               </w:rPr>
-              <w:t>테스트 ID</w:t>
+              <w:t>테스트 기능</w:t>
             </w:r>
           </w:p>
         </w:tc>
@@ -4240,7 +4176,7 @@
               <w:rPr>
                 <w:sz w:val="18"/>
               </w:rPr>
-              <w:t>TC-02</w:t>
+              <w:t>read_file</w:t>
             </w:r>
           </w:p>
         </w:tc>
@@ -4275,7 +4211,7 @@
                 <w:b/>
                 <w:sz w:val="18"/>
               </w:rPr>
-              <w:t>테스트 기능</w:t>
+              <w:t>테스트 목적</w:t>
             </w:r>
           </w:p>
         </w:tc>
@@ -4304,7 +4240,7 @@
               <w:rPr>
                 <w:sz w:val="18"/>
               </w:rPr>
-              <w:t>read_file</w:t>
+              <w:t>파일 없음은 오류이며 새 파일을 만들지 않음</w:t>
             </w:r>
           </w:p>
         </w:tc>
@@ -4339,7 +4275,7 @@
                 <w:b/>
                 <w:sz w:val="18"/>
               </w:rPr>
-              <w:t>테스트 목적</w:t>
+              <w:t>사전 조건</w:t>
             </w:r>
           </w:p>
         </w:tc>
@@ -4368,7 +4304,7 @@
               <w:rPr>
                 <w:sz w:val="18"/>
               </w:rPr>
-              <w:t>파일 없음은 오류이며 새 파일을 만들지 않음</w:t>
+              <w:t>customer_info.txt 없음</w:t>
             </w:r>
           </w:p>
         </w:tc>
@@ -4403,7 +4339,7 @@
                 <w:b/>
                 <w:sz w:val="18"/>
               </w:rPr>
-              <w:t>사전 조건</w:t>
+              <w:t>실제 입력값</w:t>
             </w:r>
           </w:p>
         </w:tc>
@@ -4432,7 +4368,7 @@
               <w:rPr>
                 <w:sz w:val="18"/>
               </w:rPr>
-              <w:t>customer_info.txt 없음</w:t>
+              <w:t>계좌 TXT 내용은 사전 조건과 같음</w:t>
             </w:r>
           </w:p>
         </w:tc>
@@ -4467,7 +4403,7 @@
                 <w:b/>
                 <w:sz w:val="18"/>
               </w:rPr>
-              <w:t>실제 입력값</w:t>
+              <w:t>예상 결과</w:t>
             </w:r>
           </w:p>
         </w:tc>
@@ -4496,7 +4432,7 @@
               <w:rPr>
                 <w:sz w:val="18"/>
               </w:rPr>
-              <w:t>계좌 TXT 내용은 사전 조건과 같음</w:t>
+              <w:t>COUNT=-1, 배열 불변, 종료 코드 1, 파일 생성 안 함</w:t>
             </w:r>
           </w:p>
         </w:tc>
@@ -4531,7 +4467,7 @@
                 <w:b/>
                 <w:sz w:val="18"/>
               </w:rPr>
-              <w:t>예상 결과</w:t>
+              <w:t>실제 결과</w:t>
             </w:r>
           </w:p>
         </w:tc>
@@ -4560,7 +4496,9 @@
               <w:rPr>
                 <w:sz w:val="18"/>
               </w:rPr>
-              <w:t>COUNT=-1, 배열 불변, 종료 코드 1, 파일 생성 안 함</w:t>
+              <w:t>COUNT=-1 UNCHANGED=1</w:t>
+              <w:br/>
+              <w:t>계좌 파일 없음; 프로세스 종료 코드 1</w:t>
             </w:r>
           </w:p>
         </w:tc>
@@ -4595,7 +4533,7 @@
                 <w:b/>
                 <w:sz w:val="18"/>
               </w:rPr>
-              <w:t>실제 결과</w:t>
+              <w:t>판정</w:t>
             </w:r>
           </w:p>
         </w:tc>
@@ -4624,9 +4562,7 @@
               <w:rPr>
                 <w:sz w:val="18"/>
               </w:rPr>
-              <w:t>COUNT=-1 UNCHANGED=1</w:t>
-              <w:br/>
-              <w:t>계좌 파일 없음; 프로세스 종료 코드 1</w:t>
+              <w:t>PASS</w:t>
             </w:r>
           </w:p>
         </w:tc>
@@ -4661,70 +4597,6 @@
                 <w:b/>
                 <w:sz w:val="18"/>
               </w:rPr>
-              <w:t>판정</w:t>
-            </w:r>
-          </w:p>
-        </w:tc>
-        <w:tc>
-          <w:tcPr>
-            <w:tcW w:type="dxa" w:w="7992"/>
-            <w:vAlign w:val="center"/>
-            <w:tcBorders>
-              <w:top w:val="single" w:sz="4" w:color="D9D9D9"/>
-              <w:left w:val="single" w:sz="4" w:color="D9D9D9"/>
-              <w:bottom w:val="single" w:sz="4" w:color="D9D9D9"/>
-              <w:right w:val="single" w:sz="4" w:color="D9D9D9"/>
-            </w:tcBorders>
-            <w:tcMar>
-              <w:top w:w="60" w:type="dxa"/>
-              <w:left w:w="60" w:type="dxa"/>
-              <w:bottom w:w="60" w:type="dxa"/>
-              <w:right w:w="60" w:type="dxa"/>
-            </w:tcMar>
-          </w:tcPr>
-          <w:p>
-            <w:pPr>
-              <w:spacing w:before="30" w:after="30" w:line="247" w:lineRule="auto"/>
-            </w:pPr>
-            <w:r>
-              <w:rPr>
-                <w:sz w:val="18"/>
-              </w:rPr>
-              <w:t>PASS</w:t>
-            </w:r>
-          </w:p>
-        </w:tc>
-      </w:tr>
-      <w:tr>
-        <w:trPr>
-          <w:cantSplit/>
-        </w:trPr>
-        <w:tc>
-          <w:tcPr>
-            <w:tcW w:type="dxa" w:w="1584"/>
-            <w:vAlign w:val="center"/>
-            <w:tcBorders>
-              <w:top w:val="single" w:sz="4" w:color="D9D9D9"/>
-              <w:left w:val="single" w:sz="4" w:color="D9D9D9"/>
-              <w:bottom w:val="single" w:sz="4" w:color="D9D9D9"/>
-              <w:right w:val="single" w:sz="4" w:color="D9D9D9"/>
-            </w:tcBorders>
-            <w:tcMar>
-              <w:top w:w="60" w:type="dxa"/>
-              <w:left w:w="60" w:type="dxa"/>
-              <w:bottom w:w="60" w:type="dxa"/>
-              <w:right w:w="60" w:type="dxa"/>
-            </w:tcMar>
-          </w:tcPr>
-          <w:p>
-            <w:pPr>
-              <w:spacing w:before="30" w:after="30" w:line="247" w:lineRule="auto"/>
-            </w:pPr>
-            <w:r>
-              <w:rPr>
-                <w:b/>
-                <w:sz w:val="18"/>
-              </w:rPr>
               <w:t>오류 예방 목적</w:t>
             </w:r>
           </w:p>
@@ -4784,7 +4656,7 @@
         <w:pStyle w:val="Heading2"/>
       </w:pPr>
       <w:r>
-        <w:t>TC-03 read_file</w:t>
+        <w:t>read_file</w:t>
       </w:r>
     </w:p>
     <w:tbl>
@@ -4830,7 +4702,7 @@
                 <w:b/>
                 <w:sz w:val="18"/>
               </w:rPr>
-              <w:t>테스트 ID</w:t>
+              <w:t>테스트 기능</w:t>
             </w:r>
           </w:p>
         </w:tc>
@@ -4860,7 +4732,7 @@
               <w:rPr>
                 <w:sz w:val="18"/>
               </w:rPr>
-              <w:t>TC-03</w:t>
+              <w:t>read_file</w:t>
             </w:r>
           </w:p>
         </w:tc>
@@ -4895,7 +4767,7 @@
                 <w:b/>
                 <w:sz w:val="18"/>
               </w:rPr>
-              <w:t>테스트 기능</w:t>
+              <w:t>테스트 목적</w:t>
             </w:r>
           </w:p>
         </w:tc>
@@ -4924,7 +4796,7 @@
               <w:rPr>
                 <w:sz w:val="18"/>
               </w:rPr>
-              <w:t>read_file</w:t>
+              <w:t>빈 파일에서 첫 사용자를 등록할 수 있음</w:t>
             </w:r>
           </w:p>
         </w:tc>
@@ -4959,7 +4831,7 @@
                 <w:b/>
                 <w:sz w:val="18"/>
               </w:rPr>
-              <w:t>테스트 목적</w:t>
+              <w:t>사전 조건</w:t>
             </w:r>
           </w:p>
         </w:tc>
@@ -4988,7 +4860,7 @@
               <w:rPr>
                 <w:sz w:val="18"/>
               </w:rPr>
-              <w:t>빈 파일에서 첫 사용자를 등록할 수 있음</w:t>
+              <w:t>0바이트 빈 customer_info.txt 복사본</w:t>
             </w:r>
           </w:p>
         </w:tc>
@@ -5023,7 +4895,7 @@
                 <w:b/>
                 <w:sz w:val="18"/>
               </w:rPr>
-              <w:t>사전 조건</w:t>
+              <w:t>실제 입력값</w:t>
             </w:r>
           </w:p>
         </w:tc>
@@ -5052,7 +4924,7 @@
               <w:rPr>
                 <w:sz w:val="18"/>
               </w:rPr>
-              <w:t>0바이트 빈 customer_info.txt 복사본</w:t>
+              <w:t>2 → 홍길동 → 100199999999 → 1234 → 3</w:t>
             </w:r>
           </w:p>
         </w:tc>
@@ -5087,7 +4959,7 @@
                 <w:b/>
                 <w:sz w:val="18"/>
               </w:rPr>
-              <w:t>실제 입력값</w:t>
+              <w:t>예상 결과</w:t>
             </w:r>
           </w:p>
         </w:tc>
@@ -5116,7 +4988,7 @@
               <w:rPr>
                 <w:sz w:val="18"/>
               </w:rPr>
-              <w:t>2 → 홍길동 → 100199999999 → 1234 → 3</w:t>
+              <w:t>등록 계좌 1개, 홍길동, 초기 잔액 0</w:t>
             </w:r>
           </w:p>
         </w:tc>
@@ -5151,7 +5023,7 @@
                 <w:b/>
                 <w:sz w:val="18"/>
               </w:rPr>
-              <w:t>예상 결과</w:t>
+              <w:t>실제 결과</w:t>
             </w:r>
           </w:p>
         </w:tc>
@@ -5180,7 +5052,9 @@
               <w:rPr>
                 <w:sz w:val="18"/>
               </w:rPr>
-              <w:t>등록 계좌 1개, 홍길동, 초기 잔액 0</w:t>
+              <w:t>등록된 계좌가 없습니다. 신규 사용자를 등록하십시오.; 신규 사용자 등록이 완료되었습니다.; 초기 잔액: 0원</w:t>
+              <w:br/>
+              <w:t>파일 1개 계좌; 첫 계좌 잔액 0원; 프로세스 종료 코드 0</w:t>
             </w:r>
           </w:p>
         </w:tc>
@@ -5215,7 +5089,7 @@
                 <w:b/>
                 <w:sz w:val="18"/>
               </w:rPr>
-              <w:t>실제 결과</w:t>
+              <w:t>판정</w:t>
             </w:r>
           </w:p>
         </w:tc>
@@ -5244,9 +5118,7 @@
               <w:rPr>
                 <w:sz w:val="18"/>
               </w:rPr>
-              <w:t>등록된 계좌가 없습니다. 신규 사용자를 등록하십시오.; 신규 사용자 등록이 완료되었습니다.; 초기 잔액: 0원</w:t>
-              <w:br/>
-              <w:t>파일 1개 계좌; 첫 계좌 잔액 0원; 프로세스 종료 코드 0</w:t>
+              <w:t>PASS</w:t>
             </w:r>
           </w:p>
         </w:tc>
@@ -5281,70 +5153,6 @@
                 <w:b/>
                 <w:sz w:val="18"/>
               </w:rPr>
-              <w:t>판정</w:t>
-            </w:r>
-          </w:p>
-        </w:tc>
-        <w:tc>
-          <w:tcPr>
-            <w:tcW w:type="dxa" w:w="7992"/>
-            <w:vAlign w:val="center"/>
-            <w:tcBorders>
-              <w:top w:val="single" w:sz="4" w:color="D9D9D9"/>
-              <w:left w:val="single" w:sz="4" w:color="D9D9D9"/>
-              <w:bottom w:val="single" w:sz="4" w:color="D9D9D9"/>
-              <w:right w:val="single" w:sz="4" w:color="D9D9D9"/>
-            </w:tcBorders>
-            <w:tcMar>
-              <w:top w:w="60" w:type="dxa"/>
-              <w:left w:w="60" w:type="dxa"/>
-              <w:bottom w:w="60" w:type="dxa"/>
-              <w:right w:w="60" w:type="dxa"/>
-            </w:tcMar>
-          </w:tcPr>
-          <w:p>
-            <w:pPr>
-              <w:spacing w:before="30" w:after="30" w:line="247" w:lineRule="auto"/>
-            </w:pPr>
-            <w:r>
-              <w:rPr>
-                <w:sz w:val="18"/>
-              </w:rPr>
-              <w:t>PASS</w:t>
-            </w:r>
-          </w:p>
-        </w:tc>
-      </w:tr>
-      <w:tr>
-        <w:trPr>
-          <w:cantSplit/>
-        </w:trPr>
-        <w:tc>
-          <w:tcPr>
-            <w:tcW w:type="dxa" w:w="1584"/>
-            <w:vAlign w:val="center"/>
-            <w:tcBorders>
-              <w:top w:val="single" w:sz="4" w:color="D9D9D9"/>
-              <w:left w:val="single" w:sz="4" w:color="D9D9D9"/>
-              <w:bottom w:val="single" w:sz="4" w:color="D9D9D9"/>
-              <w:right w:val="single" w:sz="4" w:color="D9D9D9"/>
-            </w:tcBorders>
-            <w:tcMar>
-              <w:top w:w="60" w:type="dxa"/>
-              <w:left w:w="60" w:type="dxa"/>
-              <w:bottom w:w="60" w:type="dxa"/>
-              <w:right w:w="60" w:type="dxa"/>
-            </w:tcMar>
-          </w:tcPr>
-          <w:p>
-            <w:pPr>
-              <w:spacing w:before="30" w:after="30" w:line="247" w:lineRule="auto"/>
-            </w:pPr>
-            <w:r>
-              <w:rPr>
-                <w:b/>
-                <w:sz w:val="18"/>
-              </w:rPr>
               <w:t>오류 예방 목적</w:t>
             </w:r>
           </w:p>
@@ -5395,7 +5203,7 @@
         <w:pStyle w:val="Heading2"/>
       </w:pPr>
       <w:r>
-        <w:t>TC-04 read_file</w:t>
+        <w:t>read_file</w:t>
       </w:r>
     </w:p>
     <w:tbl>
@@ -5441,7 +5249,7 @@
                 <w:b/>
                 <w:sz w:val="18"/>
               </w:rPr>
-              <w:t>테스트 ID</w:t>
+              <w:t>테스트 기능</w:t>
             </w:r>
           </w:p>
         </w:tc>
@@ -5471,7 +5279,7 @@
               <w:rPr>
                 <w:sz w:val="18"/>
               </w:rPr>
-              <w:t>TC-04</w:t>
+              <w:t>read_file</w:t>
             </w:r>
           </w:p>
         </w:tc>
@@ -5506,7 +5314,7 @@
                 <w:b/>
                 <w:sz w:val="18"/>
               </w:rPr>
-              <w:t>테스트 기능</w:t>
+              <w:t>테스트 목적</w:t>
             </w:r>
           </w:p>
         </w:tc>
@@ -5535,7 +5343,7 @@
               <w:rPr>
                 <w:sz w:val="18"/>
               </w:rPr>
-              <w:t>read_file</w:t>
+              <w:t>정상 첫 줄 뒤 누락된 두 번째 줄도 전체 거부</w:t>
             </w:r>
           </w:p>
         </w:tc>
@@ -5570,7 +5378,7 @@
                 <w:b/>
                 <w:sz w:val="18"/>
               </w:rPr>
-              <w:t>테스트 목적</w:t>
+              <w:t>사전 조건</w:t>
             </w:r>
           </w:p>
         </w:tc>
@@ -5599,7 +5407,9 @@
               <w:rPr>
                 <w:sz w:val="18"/>
               </w:rPr>
-              <w:t>정상 첫 줄 뒤 누락된 두 번째 줄도 전체 거부</w:t>
+              <w:t>100152351124 1524 김백제 10000</w:t>
+              <w:br/>
+              <w:t>100144523657 1275</w:t>
             </w:r>
           </w:p>
         </w:tc>
@@ -5634,7 +5444,7 @@
                 <w:b/>
                 <w:sz w:val="18"/>
               </w:rPr>
-              <w:t>사전 조건</w:t>
+              <w:t>실제 입력값</w:t>
             </w:r>
           </w:p>
         </w:tc>
@@ -5663,9 +5473,7 @@
               <w:rPr>
                 <w:sz w:val="18"/>
               </w:rPr>
-              <w:t>100152351124 1524 김백제 10000</w:t>
-              <w:br/>
-              <w:t>100144523657 1275</w:t>
+              <w:t>계좌 TXT 내용은 사전 조건과 같음</w:t>
             </w:r>
           </w:p>
         </w:tc>
@@ -5700,7 +5508,7 @@
                 <w:b/>
                 <w:sz w:val="18"/>
               </w:rPr>
-              <w:t>실제 입력값</w:t>
+              <w:t>예상 결과</w:t>
             </w:r>
           </w:p>
         </w:tc>
@@ -5729,7 +5537,7 @@
               <w:rPr>
                 <w:sz w:val="18"/>
               </w:rPr>
-              <w:t>계좌 TXT 내용은 사전 조건과 같음</w:t>
+              <w:t>COUNT=-1, 배열 불변</w:t>
             </w:r>
           </w:p>
         </w:tc>
@@ -5764,7 +5572,7 @@
                 <w:b/>
                 <w:sz w:val="18"/>
               </w:rPr>
-              <w:t>예상 결과</w:t>
+              <w:t>실제 결과</w:t>
             </w:r>
           </w:p>
         </w:tc>
@@ -5793,7 +5601,9 @@
               <w:rPr>
                 <w:sz w:val="18"/>
               </w:rPr>
-              <w:t>COUNT=-1, 배열 불변</w:t>
+              <w:t>COUNT=-1 UNCHANGED=1</w:t>
+              <w:br/>
+              <w:t>잘못된 파일 그대로 보존; 호출 배열 불변; 프로세스 종료 코드 1</w:t>
             </w:r>
           </w:p>
         </w:tc>
@@ -5828,7 +5638,7 @@
                 <w:b/>
                 <w:sz w:val="18"/>
               </w:rPr>
-              <w:t>실제 결과</w:t>
+              <w:t>판정</w:t>
             </w:r>
           </w:p>
         </w:tc>
@@ -5857,9 +5667,7 @@
               <w:rPr>
                 <w:sz w:val="18"/>
               </w:rPr>
-              <w:t>COUNT=-1 UNCHANGED=1</w:t>
-              <w:br/>
-              <w:t>잘못된 파일 그대로 보존; 호출 배열 불변; 프로세스 종료 코드 1</w:t>
+              <w:t>PASS</w:t>
             </w:r>
           </w:p>
         </w:tc>
@@ -5894,70 +5702,6 @@
                 <w:b/>
                 <w:sz w:val="18"/>
               </w:rPr>
-              <w:t>판정</w:t>
-            </w:r>
-          </w:p>
-        </w:tc>
-        <w:tc>
-          <w:tcPr>
-            <w:tcW w:type="dxa" w:w="7992"/>
-            <w:vAlign w:val="center"/>
-            <w:tcBorders>
-              <w:top w:val="single" w:sz="4" w:color="D9D9D9"/>
-              <w:left w:val="single" w:sz="4" w:color="D9D9D9"/>
-              <w:bottom w:val="single" w:sz="4" w:color="D9D9D9"/>
-              <w:right w:val="single" w:sz="4" w:color="D9D9D9"/>
-            </w:tcBorders>
-            <w:tcMar>
-              <w:top w:w="60" w:type="dxa"/>
-              <w:left w:w="60" w:type="dxa"/>
-              <w:bottom w:w="60" w:type="dxa"/>
-              <w:right w:w="60" w:type="dxa"/>
-            </w:tcMar>
-          </w:tcPr>
-          <w:p>
-            <w:pPr>
-              <w:spacing w:before="30" w:after="30" w:line="247" w:lineRule="auto"/>
-            </w:pPr>
-            <w:r>
-              <w:rPr>
-                <w:sz w:val="18"/>
-              </w:rPr>
-              <w:t>PASS</w:t>
-            </w:r>
-          </w:p>
-        </w:tc>
-      </w:tr>
-      <w:tr>
-        <w:trPr>
-          <w:cantSplit/>
-        </w:trPr>
-        <w:tc>
-          <w:tcPr>
-            <w:tcW w:type="dxa" w:w="1584"/>
-            <w:vAlign w:val="center"/>
-            <w:tcBorders>
-              <w:top w:val="single" w:sz="4" w:color="D9D9D9"/>
-              <w:left w:val="single" w:sz="4" w:color="D9D9D9"/>
-              <w:bottom w:val="single" w:sz="4" w:color="D9D9D9"/>
-              <w:right w:val="single" w:sz="4" w:color="D9D9D9"/>
-            </w:tcBorders>
-            <w:tcMar>
-              <w:top w:w="60" w:type="dxa"/>
-              <w:left w:w="60" w:type="dxa"/>
-              <w:bottom w:w="60" w:type="dxa"/>
-              <w:right w:w="60" w:type="dxa"/>
-            </w:tcMar>
-          </w:tcPr>
-          <w:p>
-            <w:pPr>
-              <w:spacing w:before="30" w:after="30" w:line="247" w:lineRule="auto"/>
-            </w:pPr>
-            <w:r>
-              <w:rPr>
-                <w:b/>
-                <w:sz w:val="18"/>
-              </w:rPr>
               <w:t>오류 예방 목적</w:t>
             </w:r>
           </w:p>
@@ -6017,7 +5761,7 @@
         <w:pStyle w:val="Heading2"/>
       </w:pPr>
       <w:r>
-        <w:t>TC-05 read_file</w:t>
+        <w:t>read_file</w:t>
       </w:r>
     </w:p>
     <w:tbl>
@@ -6063,7 +5807,7 @@
                 <w:b/>
                 <w:sz w:val="18"/>
               </w:rPr>
-              <w:t>테스트 ID</w:t>
+              <w:t>테스트 기능</w:t>
             </w:r>
           </w:p>
         </w:tc>
@@ -6084,70 +5828,6 @@
               <w:right w:w="60" w:type="dxa"/>
             </w:tcMar>
             <w:shd w:fill="E7EEF5"/>
-          </w:tcPr>
-          <w:p>
-            <w:pPr>
-              <w:spacing w:before="30" w:after="30" w:line="247" w:lineRule="auto"/>
-            </w:pPr>
-            <w:r>
-              <w:rPr>
-                <w:sz w:val="18"/>
-              </w:rPr>
-              <w:t>TC-05</w:t>
-            </w:r>
-          </w:p>
-        </w:tc>
-      </w:tr>
-      <w:tr>
-        <w:trPr>
-          <w:cantSplit/>
-        </w:trPr>
-        <w:tc>
-          <w:tcPr>
-            <w:tcW w:type="dxa" w:w="1584"/>
-            <w:vAlign w:val="center"/>
-            <w:tcBorders>
-              <w:top w:val="single" w:sz="4" w:color="D9D9D9"/>
-              <w:left w:val="single" w:sz="4" w:color="D9D9D9"/>
-              <w:bottom w:val="single" w:sz="4" w:color="D9D9D9"/>
-              <w:right w:val="single" w:sz="4" w:color="D9D9D9"/>
-            </w:tcBorders>
-            <w:tcMar>
-              <w:top w:w="60" w:type="dxa"/>
-              <w:left w:w="60" w:type="dxa"/>
-              <w:bottom w:w="60" w:type="dxa"/>
-              <w:right w:w="60" w:type="dxa"/>
-            </w:tcMar>
-          </w:tcPr>
-          <w:p>
-            <w:pPr>
-              <w:spacing w:before="30" w:after="30" w:line="247" w:lineRule="auto"/>
-            </w:pPr>
-            <w:r>
-              <w:rPr>
-                <w:b/>
-                <w:sz w:val="18"/>
-              </w:rPr>
-              <w:t>테스트 기능</w:t>
-            </w:r>
-          </w:p>
-        </w:tc>
-        <w:tc>
-          <w:tcPr>
-            <w:tcW w:type="dxa" w:w="7992"/>
-            <w:vAlign w:val="center"/>
-            <w:tcBorders>
-              <w:top w:val="single" w:sz="4" w:color="D9D9D9"/>
-              <w:left w:val="single" w:sz="4" w:color="D9D9D9"/>
-              <w:bottom w:val="single" w:sz="4" w:color="D9D9D9"/>
-              <w:right w:val="single" w:sz="4" w:color="D9D9D9"/>
-            </w:tcBorders>
-            <w:tcMar>
-              <w:top w:w="60" w:type="dxa"/>
-              <w:left w:w="60" w:type="dxa"/>
-              <w:bottom w:w="60" w:type="dxa"/>
-              <w:right w:w="60" w:type="dxa"/>
-            </w:tcMar>
           </w:tcPr>
           <w:p>
             <w:pPr>
@@ -6634,7 +6314,7 @@
         <w:pStyle w:val="Heading2"/>
       </w:pPr>
       <w:r>
-        <w:t>TC-06 read_file</w:t>
+        <w:t>read_file</w:t>
       </w:r>
     </w:p>
     <w:tbl>
@@ -6680,7 +6360,7 @@
                 <w:b/>
                 <w:sz w:val="18"/>
               </w:rPr>
-              <w:t>테스트 ID</w:t>
+              <w:t>테스트 기능</w:t>
             </w:r>
           </w:p>
         </w:tc>
@@ -6710,7 +6390,7 @@
               <w:rPr>
                 <w:sz w:val="18"/>
               </w:rPr>
-              <w:t>TC-06</w:t>
+              <w:t>read_file</w:t>
             </w:r>
           </w:p>
         </w:tc>
@@ -6745,7 +6425,7 @@
                 <w:b/>
                 <w:sz w:val="18"/>
               </w:rPr>
-              <w:t>테스트 기능</w:t>
+              <w:t>테스트 목적</w:t>
             </w:r>
           </w:p>
         </w:tc>
@@ -6774,7 +6454,7 @@
               <w:rPr>
                 <w:sz w:val="18"/>
               </w:rPr>
-              <w:t>read_file</w:t>
+              <w:t>100번째 계좌까지 정상 읽기</w:t>
             </w:r>
           </w:p>
         </w:tc>
@@ -6809,7 +6489,7 @@
                 <w:b/>
                 <w:sz w:val="18"/>
               </w:rPr>
-              <w:t>테스트 목적</w:t>
+              <w:t>사전 조건</w:t>
             </w:r>
           </w:p>
         </w:tc>
@@ -6838,7 +6518,7 @@
               <w:rPr>
                 <w:sz w:val="18"/>
               </w:rPr>
-              <w:t>100번째 계좌까지 정상 읽기</w:t>
+              <w:t>계좌 100개: 100000000000부터 100000000099까지, 각 비밀번호 1234 이름 시험 잔액 10000</w:t>
             </w:r>
           </w:p>
         </w:tc>
@@ -6873,7 +6553,7 @@
                 <w:b/>
                 <w:sz w:val="18"/>
               </w:rPr>
-              <w:t>사전 조건</w:t>
+              <w:t>실제 입력값</w:t>
             </w:r>
           </w:p>
         </w:tc>
@@ -6902,7 +6582,7 @@
               <w:rPr>
                 <w:sz w:val="18"/>
               </w:rPr>
-              <w:t>계좌 100개: 100000000000부터 100000000099까지, 각 비밀번호 1234 이름 시험 잔액 10000</w:t>
+              <w:t>계좌 TXT 내용은 사전 조건과 같음</w:t>
             </w:r>
           </w:p>
         </w:tc>
@@ -6937,7 +6617,7 @@
                 <w:b/>
                 <w:sz w:val="18"/>
               </w:rPr>
-              <w:t>실제 입력값</w:t>
+              <w:t>예상 결과</w:t>
             </w:r>
           </w:p>
         </w:tc>
@@ -6966,7 +6646,7 @@
               <w:rPr>
                 <w:sz w:val="18"/>
               </w:rPr>
-              <w:t>계좌 TXT 내용은 사전 조건과 같음</w:t>
+              <w:t>COUNT=100, ACCOUNT 출력 100개</w:t>
             </w:r>
           </w:p>
         </w:tc>
@@ -7001,7 +6681,7 @@
                 <w:b/>
                 <w:sz w:val="18"/>
               </w:rPr>
-              <w:t>예상 결과</w:t>
+              <w:t>실제 결과</w:t>
             </w:r>
           </w:p>
         </w:tc>
@@ -7030,7 +6710,9 @@
               <w:rPr>
                 <w:sz w:val="18"/>
               </w:rPr>
-              <w:t>COUNT=100, ACCOUNT 출력 100개</w:t>
+              <w:t>COUNT=100 UNCHANGED=0; ACCOUNT 출력 100개 확인</w:t>
+              <w:br/>
+              <w:t>파일 100개 계좌; 첫 계좌 잔액 10000원; 프로세스 종료 코드 0</w:t>
             </w:r>
           </w:p>
         </w:tc>
@@ -7065,7 +6747,7 @@
                 <w:b/>
                 <w:sz w:val="18"/>
               </w:rPr>
-              <w:t>실제 결과</w:t>
+              <w:t>판정</w:t>
             </w:r>
           </w:p>
         </w:tc>
@@ -7094,9 +6776,7 @@
               <w:rPr>
                 <w:sz w:val="18"/>
               </w:rPr>
-              <w:t>COUNT=100 UNCHANGED=0; ACCOUNT 출력 100개 확인</w:t>
-              <w:br/>
-              <w:t>파일 100개 계좌; 첫 계좌 잔액 10000원; 프로세스 종료 코드 0</w:t>
+              <w:t>PASS</w:t>
             </w:r>
           </w:p>
         </w:tc>
@@ -7131,70 +6811,6 @@
                 <w:b/>
                 <w:sz w:val="18"/>
               </w:rPr>
-              <w:t>판정</w:t>
-            </w:r>
-          </w:p>
-        </w:tc>
-        <w:tc>
-          <w:tcPr>
-            <w:tcW w:type="dxa" w:w="7992"/>
-            <w:vAlign w:val="center"/>
-            <w:tcBorders>
-              <w:top w:val="single" w:sz="4" w:color="D9D9D9"/>
-              <w:left w:val="single" w:sz="4" w:color="D9D9D9"/>
-              <w:bottom w:val="single" w:sz="4" w:color="D9D9D9"/>
-              <w:right w:val="single" w:sz="4" w:color="D9D9D9"/>
-            </w:tcBorders>
-            <w:tcMar>
-              <w:top w:w="60" w:type="dxa"/>
-              <w:left w:w="60" w:type="dxa"/>
-              <w:bottom w:w="60" w:type="dxa"/>
-              <w:right w:w="60" w:type="dxa"/>
-            </w:tcMar>
-          </w:tcPr>
-          <w:p>
-            <w:pPr>
-              <w:spacing w:before="30" w:after="30" w:line="247" w:lineRule="auto"/>
-            </w:pPr>
-            <w:r>
-              <w:rPr>
-                <w:sz w:val="18"/>
-              </w:rPr>
-              <w:t>PASS</w:t>
-            </w:r>
-          </w:p>
-        </w:tc>
-      </w:tr>
-      <w:tr>
-        <w:trPr>
-          <w:cantSplit/>
-        </w:trPr>
-        <w:tc>
-          <w:tcPr>
-            <w:tcW w:type="dxa" w:w="1584"/>
-            <w:vAlign w:val="center"/>
-            <w:tcBorders>
-              <w:top w:val="single" w:sz="4" w:color="D9D9D9"/>
-              <w:left w:val="single" w:sz="4" w:color="D9D9D9"/>
-              <w:bottom w:val="single" w:sz="4" w:color="D9D9D9"/>
-              <w:right w:val="single" w:sz="4" w:color="D9D9D9"/>
-            </w:tcBorders>
-            <w:tcMar>
-              <w:top w:w="60" w:type="dxa"/>
-              <w:left w:w="60" w:type="dxa"/>
-              <w:bottom w:w="60" w:type="dxa"/>
-              <w:right w:w="60" w:type="dxa"/>
-            </w:tcMar>
-          </w:tcPr>
-          <w:p>
-            <w:pPr>
-              <w:spacing w:before="30" w:after="30" w:line="247" w:lineRule="auto"/>
-            </w:pPr>
-            <w:r>
-              <w:rPr>
-                <w:b/>
-                <w:sz w:val="18"/>
-              </w:rPr>
               <w:t>오류 예방 목적</w:t>
             </w:r>
           </w:p>
@@ -7254,7 +6870,7 @@
         <w:pStyle w:val="Heading2"/>
       </w:pPr>
       <w:r>
-        <w:t>TC-07 read_file</w:t>
+        <w:t>read_file</w:t>
       </w:r>
     </w:p>
     <w:tbl>
@@ -7300,7 +6916,7 @@
                 <w:b/>
                 <w:sz w:val="18"/>
               </w:rPr>
-              <w:t>테스트 ID</w:t>
+              <w:t>테스트 기능</w:t>
             </w:r>
           </w:p>
         </w:tc>
@@ -7330,7 +6946,7 @@
               <w:rPr>
                 <w:sz w:val="18"/>
               </w:rPr>
-              <w:t>TC-07</w:t>
+              <w:t>read_file</w:t>
             </w:r>
           </w:p>
         </w:tc>
@@ -7365,7 +6981,7 @@
                 <w:b/>
                 <w:sz w:val="18"/>
               </w:rPr>
-              <w:t>테스트 기능</w:t>
+              <w:t>테스트 목적</w:t>
             </w:r>
           </w:p>
         </w:tc>
@@ -7394,7 +7010,7 @@
               <w:rPr>
                 <w:sz w:val="18"/>
               </w:rPr>
-              <w:t>read_file</w:t>
+              <w:t>101개 파일은 전체 오류</w:t>
             </w:r>
           </w:p>
         </w:tc>
@@ -7429,7 +7045,7 @@
                 <w:b/>
                 <w:sz w:val="18"/>
               </w:rPr>
-              <w:t>테스트 목적</w:t>
+              <w:t>사전 조건</w:t>
             </w:r>
           </w:p>
         </w:tc>
@@ -7458,7 +7074,7 @@
               <w:rPr>
                 <w:sz w:val="18"/>
               </w:rPr>
-              <w:t>101개 파일은 전체 오류</w:t>
+              <w:t>계좌 101개: 100000000000부터 100000000100까지, 각 비밀번호 1234 이름 시험 잔액 10000</w:t>
             </w:r>
           </w:p>
         </w:tc>
@@ -7493,7 +7109,7 @@
                 <w:b/>
                 <w:sz w:val="18"/>
               </w:rPr>
-              <w:t>사전 조건</w:t>
+              <w:t>실제 입력값</w:t>
             </w:r>
           </w:p>
         </w:tc>
@@ -7522,7 +7138,7 @@
               <w:rPr>
                 <w:sz w:val="18"/>
               </w:rPr>
-              <w:t>계좌 101개: 100000000000부터 100000000100까지, 각 비밀번호 1234 이름 시험 잔액 10000</w:t>
+              <w:t>계좌 TXT 내용은 사전 조건과 같음</w:t>
             </w:r>
           </w:p>
         </w:tc>
@@ -7557,7 +7173,7 @@
                 <w:b/>
                 <w:sz w:val="18"/>
               </w:rPr>
-              <w:t>실제 입력값</w:t>
+              <w:t>예상 결과</w:t>
             </w:r>
           </w:p>
         </w:tc>
@@ -7586,7 +7202,7 @@
               <w:rPr>
                 <w:sz w:val="18"/>
               </w:rPr>
-              <w:t>계좌 TXT 내용은 사전 조건과 같음</w:t>
+              <w:t>COUNT=-1, 배열 불변</w:t>
             </w:r>
           </w:p>
         </w:tc>
@@ -7621,7 +7237,7 @@
                 <w:b/>
                 <w:sz w:val="18"/>
               </w:rPr>
-              <w:t>예상 결과</w:t>
+              <w:t>실제 결과</w:t>
             </w:r>
           </w:p>
         </w:tc>
@@ -7650,7 +7266,9 @@
               <w:rPr>
                 <w:sz w:val="18"/>
               </w:rPr>
-              <w:t>COUNT=-1, 배열 불변</w:t>
+              <w:t>COUNT=-1 UNCHANGED=1</w:t>
+              <w:br/>
+              <w:t>잘못된 파일 그대로 보존; 호출 배열 불변; 프로세스 종료 코드 1</w:t>
             </w:r>
           </w:p>
         </w:tc>
@@ -7685,7 +7303,7 @@
                 <w:b/>
                 <w:sz w:val="18"/>
               </w:rPr>
-              <w:t>실제 결과</w:t>
+              <w:t>판정</w:t>
             </w:r>
           </w:p>
         </w:tc>
@@ -7714,9 +7332,7 @@
               <w:rPr>
                 <w:sz w:val="18"/>
               </w:rPr>
-              <w:t>COUNT=-1 UNCHANGED=1</w:t>
-              <w:br/>
-              <w:t>잘못된 파일 그대로 보존; 호출 배열 불변; 프로세스 종료 코드 1</w:t>
+              <w:t>PASS</w:t>
             </w:r>
           </w:p>
         </w:tc>
@@ -7751,70 +7367,6 @@
                 <w:b/>
                 <w:sz w:val="18"/>
               </w:rPr>
-              <w:t>판정</w:t>
-            </w:r>
-          </w:p>
-        </w:tc>
-        <w:tc>
-          <w:tcPr>
-            <w:tcW w:type="dxa" w:w="7992"/>
-            <w:vAlign w:val="center"/>
-            <w:tcBorders>
-              <w:top w:val="single" w:sz="4" w:color="D9D9D9"/>
-              <w:left w:val="single" w:sz="4" w:color="D9D9D9"/>
-              <w:bottom w:val="single" w:sz="4" w:color="D9D9D9"/>
-              <w:right w:val="single" w:sz="4" w:color="D9D9D9"/>
-            </w:tcBorders>
-            <w:tcMar>
-              <w:top w:w="60" w:type="dxa"/>
-              <w:left w:w="60" w:type="dxa"/>
-              <w:bottom w:w="60" w:type="dxa"/>
-              <w:right w:w="60" w:type="dxa"/>
-            </w:tcMar>
-          </w:tcPr>
-          <w:p>
-            <w:pPr>
-              <w:spacing w:before="30" w:after="30" w:line="247" w:lineRule="auto"/>
-            </w:pPr>
-            <w:r>
-              <w:rPr>
-                <w:sz w:val="18"/>
-              </w:rPr>
-              <w:t>PASS</w:t>
-            </w:r>
-          </w:p>
-        </w:tc>
-      </w:tr>
-      <w:tr>
-        <w:trPr>
-          <w:cantSplit/>
-        </w:trPr>
-        <w:tc>
-          <w:tcPr>
-            <w:tcW w:type="dxa" w:w="1584"/>
-            <w:vAlign w:val="center"/>
-            <w:tcBorders>
-              <w:top w:val="single" w:sz="4" w:color="D9D9D9"/>
-              <w:left w:val="single" w:sz="4" w:color="D9D9D9"/>
-              <w:bottom w:val="single" w:sz="4" w:color="D9D9D9"/>
-              <w:right w:val="single" w:sz="4" w:color="D9D9D9"/>
-            </w:tcBorders>
-            <w:tcMar>
-              <w:top w:w="60" w:type="dxa"/>
-              <w:left w:w="60" w:type="dxa"/>
-              <w:bottom w:w="60" w:type="dxa"/>
-              <w:right w:w="60" w:type="dxa"/>
-            </w:tcMar>
-          </w:tcPr>
-          <w:p>
-            <w:pPr>
-              <w:spacing w:before="30" w:after="30" w:line="247" w:lineRule="auto"/>
-            </w:pPr>
-            <w:r>
-              <w:rPr>
-                <w:b/>
-                <w:sz w:val="18"/>
-              </w:rPr>
               <w:t>오류 예방 목적</w:t>
             </w:r>
           </w:p>
@@ -7865,7 +7417,7 @@
         <w:pStyle w:val="Heading2"/>
       </w:pPr>
       <w:r>
-        <w:t>TC-08 find_account 로그인</w:t>
+        <w:t>find_account 로그인</w:t>
       </w:r>
     </w:p>
     <w:tbl>
@@ -7911,7 +7463,7 @@
                 <w:b/>
                 <w:sz w:val="18"/>
               </w:rPr>
-              <w:t>테스트 ID</w:t>
+              <w:t>테스트 기능</w:t>
             </w:r>
           </w:p>
         </w:tc>
@@ -7941,7 +7493,7 @@
               <w:rPr>
                 <w:sz w:val="18"/>
               </w:rPr>
-              <w:t>TC-08</w:t>
+              <w:t>find_account 로그인</w:t>
             </w:r>
           </w:p>
         </w:tc>
@@ -7976,7 +7528,7 @@
                 <w:b/>
                 <w:sz w:val="18"/>
               </w:rPr>
-              <w:t>테스트 기능</w:t>
+              <w:t>테스트 목적</w:t>
             </w:r>
           </w:p>
         </w:tc>
@@ -8005,7 +7557,7 @@
               <w:rPr>
                 <w:sz w:val="18"/>
               </w:rPr>
-              <w:t>find_account 로그인</w:t>
+              <w:t>정상 계좌번호로 작업 메뉴 진입</w:t>
             </w:r>
           </w:p>
         </w:tc>
@@ -8040,7 +7592,7 @@
                 <w:b/>
                 <w:sz w:val="18"/>
               </w:rPr>
-              <w:t>테스트 목적</w:t>
+              <w:t>사전 조건</w:t>
             </w:r>
           </w:p>
         </w:tc>
@@ -8069,7 +7621,11 @@
               <w:rPr>
                 <w:sz w:val="18"/>
               </w:rPr>
-              <w:t>정상 계좌번호로 작업 메뉴 진입</w:t>
+              <w:t>100152351124 1524 김백제 10000</w:t>
+              <w:br/>
+              <w:t>100144523657 1275 이온조 25000</w:t>
+              <w:br/>
+              <w:t>100142566328 1685 최쿠농 100000</w:t>
             </w:r>
           </w:p>
         </w:tc>
@@ -8104,7 +7660,7 @@
                 <w:b/>
                 <w:sz w:val="18"/>
               </w:rPr>
-              <w:t>사전 조건</w:t>
+              <w:t>실제 입력값</w:t>
             </w:r>
           </w:p>
         </w:tc>
@@ -8133,11 +7689,7 @@
               <w:rPr>
                 <w:sz w:val="18"/>
               </w:rPr>
-              <w:t>100152351124 1524 김백제 10000</w:t>
-              <w:br/>
-              <w:t>100144523657 1275 이온조 25000</w:t>
-              <w:br/>
-              <w:t>100142566328 1685 최쿠농 100000</w:t>
+              <w:t>1 → 100152351124 → 1524 → 메인메뉴 → 3</w:t>
             </w:r>
           </w:p>
         </w:tc>
@@ -8172,7 +7724,7 @@
                 <w:b/>
                 <w:sz w:val="18"/>
               </w:rPr>
-              <w:t>실제 입력값</w:t>
+              <w:t>예상 결과</w:t>
             </w:r>
           </w:p>
         </w:tc>
@@ -8201,7 +7753,7 @@
               <w:rPr>
                 <w:sz w:val="18"/>
               </w:rPr>
-              <w:t>1 → 100152351124 → 1524 → 메인메뉴 → 3</w:t>
+              <w:t>작업 메뉴 표시 후 시작 메뉴로 복귀</w:t>
             </w:r>
           </w:p>
         </w:tc>
@@ -8236,7 +7788,7 @@
                 <w:b/>
                 <w:sz w:val="18"/>
               </w:rPr>
-              <w:t>예상 결과</w:t>
+              <w:t>실제 결과</w:t>
             </w:r>
           </w:p>
         </w:tc>
@@ -8265,7 +7817,9 @@
               <w:rPr>
                 <w:sz w:val="18"/>
               </w:rPr>
-              <w:t>작업 메뉴 표시 후 시작 메뉴로 복귀</w:t>
+              <w:t>작업 메뉴 진입 및 시작 메뉴 복귀 확인</w:t>
+              <w:br/>
+              <w:t>파일 3개 계좌; 첫 계좌 잔액 10000원; 프로세스 종료 코드 0</w:t>
             </w:r>
           </w:p>
         </w:tc>
@@ -8300,7 +7854,7 @@
                 <w:b/>
                 <w:sz w:val="18"/>
               </w:rPr>
-              <w:t>실제 결과</w:t>
+              <w:t>판정</w:t>
             </w:r>
           </w:p>
         </w:tc>
@@ -8329,9 +7883,7 @@
               <w:rPr>
                 <w:sz w:val="18"/>
               </w:rPr>
-              <w:t>작업 메뉴 진입 및 시작 메뉴 복귀 확인</w:t>
-              <w:br/>
-              <w:t>파일 3개 계좌; 첫 계좌 잔액 10000원; 프로세스 종료 코드 0</w:t>
+              <w:t>PASS</w:t>
             </w:r>
           </w:p>
         </w:tc>
@@ -8366,70 +7918,6 @@
                 <w:b/>
                 <w:sz w:val="18"/>
               </w:rPr>
-              <w:t>판정</w:t>
-            </w:r>
-          </w:p>
-        </w:tc>
-        <w:tc>
-          <w:tcPr>
-            <w:tcW w:type="dxa" w:w="7992"/>
-            <w:vAlign w:val="center"/>
-            <w:tcBorders>
-              <w:top w:val="single" w:sz="4" w:color="D9D9D9"/>
-              <w:left w:val="single" w:sz="4" w:color="D9D9D9"/>
-              <w:bottom w:val="single" w:sz="4" w:color="D9D9D9"/>
-              <w:right w:val="single" w:sz="4" w:color="D9D9D9"/>
-            </w:tcBorders>
-            <w:tcMar>
-              <w:top w:w="60" w:type="dxa"/>
-              <w:left w:w="60" w:type="dxa"/>
-              <w:bottom w:w="60" w:type="dxa"/>
-              <w:right w:w="60" w:type="dxa"/>
-            </w:tcMar>
-          </w:tcPr>
-          <w:p>
-            <w:pPr>
-              <w:spacing w:before="30" w:after="30" w:line="247" w:lineRule="auto"/>
-            </w:pPr>
-            <w:r>
-              <w:rPr>
-                <w:sz w:val="18"/>
-              </w:rPr>
-              <w:t>PASS</w:t>
-            </w:r>
-          </w:p>
-        </w:tc>
-      </w:tr>
-      <w:tr>
-        <w:trPr>
-          <w:cantSplit/>
-        </w:trPr>
-        <w:tc>
-          <w:tcPr>
-            <w:tcW w:type="dxa" w:w="1584"/>
-            <w:vAlign w:val="center"/>
-            <w:tcBorders>
-              <w:top w:val="single" w:sz="4" w:color="D9D9D9"/>
-              <w:left w:val="single" w:sz="4" w:color="D9D9D9"/>
-              <w:bottom w:val="single" w:sz="4" w:color="D9D9D9"/>
-              <w:right w:val="single" w:sz="4" w:color="D9D9D9"/>
-            </w:tcBorders>
-            <w:tcMar>
-              <w:top w:w="60" w:type="dxa"/>
-              <w:left w:w="60" w:type="dxa"/>
-              <w:bottom w:w="60" w:type="dxa"/>
-              <w:right w:w="60" w:type="dxa"/>
-            </w:tcMar>
-          </w:tcPr>
-          <w:p>
-            <w:pPr>
-              <w:spacing w:before="30" w:after="30" w:line="247" w:lineRule="auto"/>
-            </w:pPr>
-            <w:r>
-              <w:rPr>
-                <w:b/>
-                <w:sz w:val="18"/>
-              </w:rPr>
               <w:t>오류 예방 목적</w:t>
             </w:r>
           </w:p>
@@ -8489,7 +7977,7 @@
         <w:pStyle w:val="Heading2"/>
       </w:pPr>
       <w:r>
-        <w:t>TC-09 find_account 로그인</w:t>
+        <w:t>find_account 로그인</w:t>
       </w:r>
     </w:p>
     <w:tbl>
@@ -8535,7 +8023,7 @@
                 <w:b/>
                 <w:sz w:val="18"/>
               </w:rPr>
-              <w:t>테스트 ID</w:t>
+              <w:t>테스트 기능</w:t>
             </w:r>
           </w:p>
         </w:tc>
@@ -8565,7 +8053,7 @@
               <w:rPr>
                 <w:sz w:val="18"/>
               </w:rPr>
-              <w:t>TC-09</w:t>
+              <w:t>find_account 로그인</w:t>
             </w:r>
           </w:p>
         </w:tc>
@@ -8600,7 +8088,7 @@
                 <w:b/>
                 <w:sz w:val="18"/>
               </w:rPr>
-              <w:t>테스트 기능</w:t>
+              <w:t>테스트 목적</w:t>
             </w:r>
           </w:p>
         </w:tc>
@@ -8629,7 +8117,7 @@
               <w:rPr>
                 <w:sz w:val="18"/>
               </w:rPr>
-              <w:t>find_account 로그인</w:t>
+              <w:t>미등록 계좌는 비밀번호를 묻지 않음</w:t>
             </w:r>
           </w:p>
         </w:tc>
@@ -8664,7 +8152,7 @@
                 <w:b/>
                 <w:sz w:val="18"/>
               </w:rPr>
-              <w:t>테스트 목적</w:t>
+              <w:t>사전 조건</w:t>
             </w:r>
           </w:p>
         </w:tc>
@@ -8693,7 +8181,11 @@
               <w:rPr>
                 <w:sz w:val="18"/>
               </w:rPr>
-              <w:t>미등록 계좌는 비밀번호를 묻지 않음</w:t>
+              <w:t>100152351124 1524 김백제 10000</w:t>
+              <w:br/>
+              <w:t>100144523657 1275 이온조 25000</w:t>
+              <w:br/>
+              <w:t>100142566328 1685 최쿠농 100000</w:t>
             </w:r>
           </w:p>
         </w:tc>
@@ -8728,7 +8220,7 @@
                 <w:b/>
                 <w:sz w:val="18"/>
               </w:rPr>
-              <w:t>사전 조건</w:t>
+              <w:t>실제 입력값</w:t>
             </w:r>
           </w:p>
         </w:tc>
@@ -8757,11 +8249,7 @@
               <w:rPr>
                 <w:sz w:val="18"/>
               </w:rPr>
-              <w:t>100152351124 1524 김백제 10000</w:t>
-              <w:br/>
-              <w:t>100144523657 1275 이온조 25000</w:t>
-              <w:br/>
-              <w:t>100142566328 1685 최쿠농 100000</w:t>
+              <w:t>1 → 100100000001 → 3</w:t>
             </w:r>
           </w:p>
         </w:tc>
@@ -8796,7 +8284,7 @@
                 <w:b/>
                 <w:sz w:val="18"/>
               </w:rPr>
-              <w:t>실제 입력값</w:t>
+              <w:t>예상 결과</w:t>
             </w:r>
           </w:p>
         </w:tc>
@@ -8825,7 +8313,7 @@
               <w:rPr>
                 <w:sz w:val="18"/>
               </w:rPr>
-              <w:t>1 → 100100000001 → 3</w:t>
+              <w:t>계좌번호를 찾을 수 없습니다; 시작 메뉴 복귀</w:t>
             </w:r>
           </w:p>
         </w:tc>
@@ -8860,7 +8348,7 @@
                 <w:b/>
                 <w:sz w:val="18"/>
               </w:rPr>
-              <w:t>예상 결과</w:t>
+              <w:t>실제 결과</w:t>
             </w:r>
           </w:p>
         </w:tc>
@@ -8889,7 +8377,9 @@
               <w:rPr>
                 <w:sz w:val="18"/>
               </w:rPr>
-              <w:t>계좌번호를 찾을 수 없습니다; 시작 메뉴 복귀</w:t>
+              <w:t>입력하신 계좌번호를 찾을 수 없습니다.</w:t>
+              <w:br/>
+              <w:t>파일 3개 계좌; 첫 계좌 잔액 10000원; 프로세스 종료 코드 0</w:t>
             </w:r>
           </w:p>
         </w:tc>
@@ -8924,7 +8414,7 @@
                 <w:b/>
                 <w:sz w:val="18"/>
               </w:rPr>
-              <w:t>실제 결과</w:t>
+              <w:t>판정</w:t>
             </w:r>
           </w:p>
         </w:tc>
@@ -8953,9 +8443,7 @@
               <w:rPr>
                 <w:sz w:val="18"/>
               </w:rPr>
-              <w:t>입력하신 계좌번호를 찾을 수 없습니다.</w:t>
-              <w:br/>
-              <w:t>파일 3개 계좌; 첫 계좌 잔액 10000원; 프로세스 종료 코드 0</w:t>
+              <w:t>PASS</w:t>
             </w:r>
           </w:p>
         </w:tc>
@@ -8990,70 +8478,6 @@
                 <w:b/>
                 <w:sz w:val="18"/>
               </w:rPr>
-              <w:t>판정</w:t>
-            </w:r>
-          </w:p>
-        </w:tc>
-        <w:tc>
-          <w:tcPr>
-            <w:tcW w:type="dxa" w:w="7992"/>
-            <w:vAlign w:val="center"/>
-            <w:tcBorders>
-              <w:top w:val="single" w:sz="4" w:color="D9D9D9"/>
-              <w:left w:val="single" w:sz="4" w:color="D9D9D9"/>
-              <w:bottom w:val="single" w:sz="4" w:color="D9D9D9"/>
-              <w:right w:val="single" w:sz="4" w:color="D9D9D9"/>
-            </w:tcBorders>
-            <w:tcMar>
-              <w:top w:w="60" w:type="dxa"/>
-              <w:left w:w="60" w:type="dxa"/>
-              <w:bottom w:w="60" w:type="dxa"/>
-              <w:right w:w="60" w:type="dxa"/>
-            </w:tcMar>
-          </w:tcPr>
-          <w:p>
-            <w:pPr>
-              <w:spacing w:before="30" w:after="30" w:line="247" w:lineRule="auto"/>
-            </w:pPr>
-            <w:r>
-              <w:rPr>
-                <w:sz w:val="18"/>
-              </w:rPr>
-              <w:t>PASS</w:t>
-            </w:r>
-          </w:p>
-        </w:tc>
-      </w:tr>
-      <w:tr>
-        <w:trPr>
-          <w:cantSplit/>
-        </w:trPr>
-        <w:tc>
-          <w:tcPr>
-            <w:tcW w:type="dxa" w:w="1584"/>
-            <w:vAlign w:val="center"/>
-            <w:tcBorders>
-              <w:top w:val="single" w:sz="4" w:color="D9D9D9"/>
-              <w:left w:val="single" w:sz="4" w:color="D9D9D9"/>
-              <w:bottom w:val="single" w:sz="4" w:color="D9D9D9"/>
-              <w:right w:val="single" w:sz="4" w:color="D9D9D9"/>
-            </w:tcBorders>
-            <w:tcMar>
-              <w:top w:w="60" w:type="dxa"/>
-              <w:left w:w="60" w:type="dxa"/>
-              <w:bottom w:w="60" w:type="dxa"/>
-              <w:right w:w="60" w:type="dxa"/>
-            </w:tcMar>
-          </w:tcPr>
-          <w:p>
-            <w:pPr>
-              <w:spacing w:before="30" w:after="30" w:line="247" w:lineRule="auto"/>
-            </w:pPr>
-            <w:r>
-              <w:rPr>
-                <w:b/>
-                <w:sz w:val="18"/>
-              </w:rPr>
               <w:t>오류 예방 목적</w:t>
             </w:r>
           </w:p>
@@ -9104,7 +8528,7 @@
         <w:pStyle w:val="Heading2"/>
       </w:pPr>
       <w:r>
-        <w:t>TC-10 check_password</w:t>
+        <w:t>check_password</w:t>
       </w:r>
     </w:p>
     <w:tbl>
@@ -9150,7 +8574,7 @@
                 <w:b/>
                 <w:sz w:val="18"/>
               </w:rPr>
-              <w:t>테스트 ID</w:t>
+              <w:t>테스트 기능</w:t>
             </w:r>
           </w:p>
         </w:tc>
@@ -9180,7 +8604,7 @@
               <w:rPr>
                 <w:sz w:val="18"/>
               </w:rPr>
-              <w:t>TC-10</w:t>
+              <w:t>check_password</w:t>
             </w:r>
           </w:p>
         </w:tc>
@@ -9215,7 +8639,7 @@
                 <w:b/>
                 <w:sz w:val="18"/>
               </w:rPr>
-              <w:t>테스트 기능</w:t>
+              <w:t>테스트 목적</w:t>
             </w:r>
           </w:p>
         </w:tc>
@@ -9244,7 +8668,7 @@
               <w:rPr>
                 <w:sz w:val="18"/>
               </w:rPr>
-              <w:t>check_password</w:t>
+              <w:t>올바른 로그인 및 잔액조회 비밀번호</w:t>
             </w:r>
           </w:p>
         </w:tc>
@@ -9279,7 +8703,7 @@
                 <w:b/>
                 <w:sz w:val="18"/>
               </w:rPr>
-              <w:t>테스트 목적</w:t>
+              <w:t>사전 조건</w:t>
             </w:r>
           </w:p>
         </w:tc>
@@ -9308,7 +8732,11 @@
               <w:rPr>
                 <w:sz w:val="18"/>
               </w:rPr>
-              <w:t>올바른 로그인 및 잔액조회 비밀번호</w:t>
+              <w:t>100152351124 1524 김백제 10000</w:t>
+              <w:br/>
+              <w:t>100144523657 1275 이온조 25000</w:t>
+              <w:br/>
+              <w:t>100142566328 1685 최쿠농 100000</w:t>
             </w:r>
           </w:p>
         </w:tc>
@@ -9343,7 +8771,7 @@
                 <w:b/>
                 <w:sz w:val="18"/>
               </w:rPr>
-              <w:t>사전 조건</w:t>
+              <w:t>실제 입력값</w:t>
             </w:r>
           </w:p>
         </w:tc>
@@ -9372,11 +8800,7 @@
               <w:rPr>
                 <w:sz w:val="18"/>
               </w:rPr>
-              <w:t>100152351124 1524 김백제 10000</w:t>
-              <w:br/>
-              <w:t>100144523657 1275 이온조 25000</w:t>
-              <w:br/>
-              <w:t>100142566328 1685 최쿠농 100000</w:t>
+              <w:t>1 → 100152351124 → 1524 → 잔액조회 → 1524 → 아니오 → 3</w:t>
             </w:r>
           </w:p>
         </w:tc>
@@ -9411,7 +8835,7 @@
                 <w:b/>
                 <w:sz w:val="18"/>
               </w:rPr>
-              <w:t>실제 입력값</w:t>
+              <w:t>예상 결과</w:t>
             </w:r>
           </w:p>
         </w:tc>
@@ -9440,7 +8864,7 @@
               <w:rPr>
                 <w:sz w:val="18"/>
               </w:rPr>
-              <w:t>1 → 100152351124 → 1524 → 잔액조회 → 1524 → 아니오 → 3</w:t>
+              <w:t>비밀번호 확인 및 잔액 10000</w:t>
             </w:r>
           </w:p>
         </w:tc>
@@ -9475,7 +8899,7 @@
                 <w:b/>
                 <w:sz w:val="18"/>
               </w:rPr>
-              <w:t>예상 결과</w:t>
+              <w:t>실제 결과</w:t>
             </w:r>
           </w:p>
         </w:tc>
@@ -9504,7 +8928,9 @@
               <w:rPr>
                 <w:sz w:val="18"/>
               </w:rPr>
-              <w:t>비밀번호 확인 및 잔액 10000</w:t>
+              <w:t>비밀번호가 올바르게 입력되었습니다.; 현재 귀하의 잔액은 10000원 입니다.</w:t>
+              <w:br/>
+              <w:t>파일 3개 계좌; 첫 계좌 잔액 10000원; 프로세스 종료 코드 0</w:t>
             </w:r>
           </w:p>
         </w:tc>
@@ -9539,7 +8965,7 @@
                 <w:b/>
                 <w:sz w:val="18"/>
               </w:rPr>
-              <w:t>실제 결과</w:t>
+              <w:t>판정</w:t>
             </w:r>
           </w:p>
         </w:tc>
@@ -9568,9 +8994,7 @@
               <w:rPr>
                 <w:sz w:val="18"/>
               </w:rPr>
-              <w:t>비밀번호가 올바르게 입력되었습니다.; 현재 귀하의 잔액은 10000원 입니다.</w:t>
-              <w:br/>
-              <w:t>파일 3개 계좌; 첫 계좌 잔액 10000원; 프로세스 종료 코드 0</w:t>
+              <w:t>PASS</w:t>
             </w:r>
           </w:p>
         </w:tc>
@@ -9605,70 +9029,6 @@
                 <w:b/>
                 <w:sz w:val="18"/>
               </w:rPr>
-              <w:t>판정</w:t>
-            </w:r>
-          </w:p>
-        </w:tc>
-        <w:tc>
-          <w:tcPr>
-            <w:tcW w:type="dxa" w:w="7992"/>
-            <w:vAlign w:val="center"/>
-            <w:tcBorders>
-              <w:top w:val="single" w:sz="4" w:color="D9D9D9"/>
-              <w:left w:val="single" w:sz="4" w:color="D9D9D9"/>
-              <w:bottom w:val="single" w:sz="4" w:color="D9D9D9"/>
-              <w:right w:val="single" w:sz="4" w:color="D9D9D9"/>
-            </w:tcBorders>
-            <w:tcMar>
-              <w:top w:w="60" w:type="dxa"/>
-              <w:left w:w="60" w:type="dxa"/>
-              <w:bottom w:w="60" w:type="dxa"/>
-              <w:right w:w="60" w:type="dxa"/>
-            </w:tcMar>
-          </w:tcPr>
-          <w:p>
-            <w:pPr>
-              <w:spacing w:before="30" w:after="30" w:line="247" w:lineRule="auto"/>
-            </w:pPr>
-            <w:r>
-              <w:rPr>
-                <w:sz w:val="18"/>
-              </w:rPr>
-              <w:t>PASS</w:t>
-            </w:r>
-          </w:p>
-        </w:tc>
-      </w:tr>
-      <w:tr>
-        <w:trPr>
-          <w:cantSplit/>
-        </w:trPr>
-        <w:tc>
-          <w:tcPr>
-            <w:tcW w:type="dxa" w:w="1584"/>
-            <w:vAlign w:val="center"/>
-            <w:tcBorders>
-              <w:top w:val="single" w:sz="4" w:color="D9D9D9"/>
-              <w:left w:val="single" w:sz="4" w:color="D9D9D9"/>
-              <w:bottom w:val="single" w:sz="4" w:color="D9D9D9"/>
-              <w:right w:val="single" w:sz="4" w:color="D9D9D9"/>
-            </w:tcBorders>
-            <w:tcMar>
-              <w:top w:w="60" w:type="dxa"/>
-              <w:left w:w="60" w:type="dxa"/>
-              <w:bottom w:w="60" w:type="dxa"/>
-              <w:right w:w="60" w:type="dxa"/>
-            </w:tcMar>
-          </w:tcPr>
-          <w:p>
-            <w:pPr>
-              <w:spacing w:before="30" w:after="30" w:line="247" w:lineRule="auto"/>
-            </w:pPr>
-            <w:r>
-              <w:rPr>
-                <w:b/>
-                <w:sz w:val="18"/>
-              </w:rPr>
               <w:t>오류 예방 목적</w:t>
             </w:r>
           </w:p>
@@ -9728,7 +9088,7 @@
         <w:pStyle w:val="Heading2"/>
       </w:pPr>
       <w:r>
-        <w:t>TC-11 check_password</w:t>
+        <w:t>check_password</w:t>
       </w:r>
     </w:p>
     <w:tbl>
@@ -9774,7 +9134,7 @@
                 <w:b/>
                 <w:sz w:val="18"/>
               </w:rPr>
-              <w:t>테스트 ID</w:t>
+              <w:t>테스트 기능</w:t>
             </w:r>
           </w:p>
         </w:tc>
@@ -9804,7 +9164,7 @@
               <w:rPr>
                 <w:sz w:val="18"/>
               </w:rPr>
-              <w:t>TC-11</w:t>
+              <w:t>check_password</w:t>
             </w:r>
           </w:p>
         </w:tc>
@@ -9839,7 +9199,7 @@
                 <w:b/>
                 <w:sz w:val="18"/>
               </w:rPr>
-              <w:t>테스트 기능</w:t>
+              <w:t>테스트 목적</w:t>
             </w:r>
           </w:p>
         </w:tc>
@@ -9868,7 +9228,7 @@
               <w:rPr>
                 <w:sz w:val="18"/>
               </w:rPr>
-              <w:t>check_password</w:t>
+              <w:t>로그인 비밀번호 오류 후 시작 메뉴 복귀</w:t>
             </w:r>
           </w:p>
         </w:tc>
@@ -9903,7 +9263,7 @@
                 <w:b/>
                 <w:sz w:val="18"/>
               </w:rPr>
-              <w:t>테스트 목적</w:t>
+              <w:t>사전 조건</w:t>
             </w:r>
           </w:p>
         </w:tc>
@@ -9932,7 +9292,11 @@
               <w:rPr>
                 <w:sz w:val="18"/>
               </w:rPr>
-              <w:t>로그인 비밀번호 오류 후 시작 메뉴 복귀</w:t>
+              <w:t>100152351124 1524 김백제 10000</w:t>
+              <w:br/>
+              <w:t>100144523657 1275 이온조 25000</w:t>
+              <w:br/>
+              <w:t>100142566328 1685 최쿠농 100000</w:t>
             </w:r>
           </w:p>
         </w:tc>
@@ -9967,7 +9331,7 @@
                 <w:b/>
                 <w:sz w:val="18"/>
               </w:rPr>
-              <w:t>사전 조건</w:t>
+              <w:t>실제 입력값</w:t>
             </w:r>
           </w:p>
         </w:tc>
@@ -9996,11 +9360,7 @@
               <w:rPr>
                 <w:sz w:val="18"/>
               </w:rPr>
-              <w:t>100152351124 1524 김백제 10000</w:t>
-              <w:br/>
-              <w:t>100144523657 1275 이온조 25000</w:t>
-              <w:br/>
-              <w:t>100142566328 1685 최쿠농 100000</w:t>
+              <w:t>1 → 100152351124 → 1111 → 3</w:t>
             </w:r>
           </w:p>
         </w:tc>
@@ -10035,7 +9395,7 @@
                 <w:b/>
                 <w:sz w:val="18"/>
               </w:rPr>
-              <w:t>실제 입력값</w:t>
+              <w:t>예상 결과</w:t>
             </w:r>
           </w:p>
         </w:tc>
@@ -10064,7 +9424,7 @@
               <w:rPr>
                 <w:sz w:val="18"/>
               </w:rPr>
-              <w:t>1 → 100152351124 → 1111 → 3</w:t>
+              <w:t>비밀번호가 틀립니다; 작업 메뉴 미진입</w:t>
             </w:r>
           </w:p>
         </w:tc>
@@ -10099,7 +9459,7 @@
                 <w:b/>
                 <w:sz w:val="18"/>
               </w:rPr>
-              <w:t>예상 결과</w:t>
+              <w:t>실제 결과</w:t>
             </w:r>
           </w:p>
         </w:tc>
@@ -10128,7 +9488,9 @@
               <w:rPr>
                 <w:sz w:val="18"/>
               </w:rPr>
-              <w:t>비밀번호가 틀립니다; 작업 메뉴 미진입</w:t>
+              <w:t>비밀번호가 틀립니다.</w:t>
+              <w:br/>
+              <w:t>파일 3개 계좌; 첫 계좌 잔액 10000원; 프로세스 종료 코드 0</w:t>
             </w:r>
           </w:p>
         </w:tc>
@@ -10163,7 +9525,7 @@
                 <w:b/>
                 <w:sz w:val="18"/>
               </w:rPr>
-              <w:t>실제 결과</w:t>
+              <w:t>판정</w:t>
             </w:r>
           </w:p>
         </w:tc>
@@ -10192,9 +9554,7 @@
               <w:rPr>
                 <w:sz w:val="18"/>
               </w:rPr>
-              <w:t>비밀번호가 틀립니다.</w:t>
-              <w:br/>
-              <w:t>파일 3개 계좌; 첫 계좌 잔액 10000원; 프로세스 종료 코드 0</w:t>
+              <w:t>PASS</w:t>
             </w:r>
           </w:p>
         </w:tc>
@@ -10229,70 +9589,6 @@
                 <w:b/>
                 <w:sz w:val="18"/>
               </w:rPr>
-              <w:t>판정</w:t>
-            </w:r>
-          </w:p>
-        </w:tc>
-        <w:tc>
-          <w:tcPr>
-            <w:tcW w:type="dxa" w:w="7992"/>
-            <w:vAlign w:val="center"/>
-            <w:tcBorders>
-              <w:top w:val="single" w:sz="4" w:color="D9D9D9"/>
-              <w:left w:val="single" w:sz="4" w:color="D9D9D9"/>
-              <w:bottom w:val="single" w:sz="4" w:color="D9D9D9"/>
-              <w:right w:val="single" w:sz="4" w:color="D9D9D9"/>
-            </w:tcBorders>
-            <w:tcMar>
-              <w:top w:w="60" w:type="dxa"/>
-              <w:left w:w="60" w:type="dxa"/>
-              <w:bottom w:w="60" w:type="dxa"/>
-              <w:right w:w="60" w:type="dxa"/>
-            </w:tcMar>
-          </w:tcPr>
-          <w:p>
-            <w:pPr>
-              <w:spacing w:before="30" w:after="30" w:line="247" w:lineRule="auto"/>
-            </w:pPr>
-            <w:r>
-              <w:rPr>
-                <w:sz w:val="18"/>
-              </w:rPr>
-              <w:t>PASS</w:t>
-            </w:r>
-          </w:p>
-        </w:tc>
-      </w:tr>
-      <w:tr>
-        <w:trPr>
-          <w:cantSplit/>
-        </w:trPr>
-        <w:tc>
-          <w:tcPr>
-            <w:tcW w:type="dxa" w:w="1584"/>
-            <w:vAlign w:val="center"/>
-            <w:tcBorders>
-              <w:top w:val="single" w:sz="4" w:color="D9D9D9"/>
-              <w:left w:val="single" w:sz="4" w:color="D9D9D9"/>
-              <w:bottom w:val="single" w:sz="4" w:color="D9D9D9"/>
-              <w:right w:val="single" w:sz="4" w:color="D9D9D9"/>
-            </w:tcBorders>
-            <w:tcMar>
-              <w:top w:w="60" w:type="dxa"/>
-              <w:left w:w="60" w:type="dxa"/>
-              <w:bottom w:w="60" w:type="dxa"/>
-              <w:right w:w="60" w:type="dxa"/>
-            </w:tcMar>
-          </w:tcPr>
-          <w:p>
-            <w:pPr>
-              <w:spacing w:before="30" w:after="30" w:line="247" w:lineRule="auto"/>
-            </w:pPr>
-            <w:r>
-              <w:rPr>
-                <w:b/>
-                <w:sz w:val="18"/>
-              </w:rPr>
               <w:t>오류 예방 목적</w:t>
             </w:r>
           </w:p>
@@ -10343,7 +9639,7 @@
         <w:pStyle w:val="Heading2"/>
       </w:pPr>
       <w:r>
-        <w:t>TC-12 deposit</w:t>
+        <w:t>deposit</w:t>
       </w:r>
     </w:p>
     <w:tbl>
@@ -10389,7 +9685,7 @@
                 <w:b/>
                 <w:sz w:val="18"/>
               </w:rPr>
-              <w:t>테스트 ID</w:t>
+              <w:t>테스트 기능</w:t>
             </w:r>
           </w:p>
         </w:tc>
@@ -10419,7 +9715,7 @@
               <w:rPr>
                 <w:sz w:val="18"/>
               </w:rPr>
-              <w:t>TC-12</w:t>
+              <w:t>deposit</w:t>
             </w:r>
           </w:p>
         </w:tc>
@@ -10454,7 +9750,7 @@
                 <w:b/>
                 <w:sz w:val="18"/>
               </w:rPr>
-              <w:t>테스트 기능</w:t>
+              <w:t>테스트 목적</w:t>
             </w:r>
           </w:p>
         </w:tc>
@@ -10483,7 +9779,7 @@
               <w:rPr>
                 <w:sz w:val="18"/>
               </w:rPr>
-              <w:t>deposit</w:t>
+              <w:t>10000원 계좌에 5000원 입금</w:t>
             </w:r>
           </w:p>
         </w:tc>
@@ -10518,7 +9814,7 @@
                 <w:b/>
                 <w:sz w:val="18"/>
               </w:rPr>
-              <w:t>테스트 목적</w:t>
+              <w:t>사전 조건</w:t>
             </w:r>
           </w:p>
         </w:tc>
@@ -10547,7 +9843,11 @@
               <w:rPr>
                 <w:sz w:val="18"/>
               </w:rPr>
-              <w:t>10000원 계좌에 5000원 입금</w:t>
+              <w:t>100152351124 1524 김백제 10000</w:t>
+              <w:br/>
+              <w:t>100144523657 1275 이온조 25000</w:t>
+              <w:br/>
+              <w:t>100142566328 1685 최쿠농 100000</w:t>
             </w:r>
           </w:p>
         </w:tc>
@@ -10582,7 +9882,7 @@
                 <w:b/>
                 <w:sz w:val="18"/>
               </w:rPr>
-              <w:t>사전 조건</w:t>
+              <w:t>실제 입력값</w:t>
             </w:r>
           </w:p>
         </w:tc>
@@ -10611,11 +9911,7 @@
               <w:rPr>
                 <w:sz w:val="18"/>
               </w:rPr>
-              <w:t>100152351124 1524 김백제 10000</w:t>
-              <w:br/>
-              <w:t>100144523657 1275 이온조 25000</w:t>
-              <w:br/>
-              <w:t>100142566328 1685 최쿠농 100000</w:t>
+              <w:t>1 → 100152351124 → 1524 → 입금 → 5000 → 아니오 → 3</w:t>
             </w:r>
           </w:p>
         </w:tc>
@@ -10650,7 +9946,7 @@
                 <w:b/>
                 <w:sz w:val="18"/>
               </w:rPr>
-              <w:t>실제 입력값</w:t>
+              <w:t>예상 결과</w:t>
             </w:r>
           </w:p>
         </w:tc>
@@ -10679,7 +9975,7 @@
               <w:rPr>
                 <w:sz w:val="18"/>
               </w:rPr>
-              <w:t>1 → 100152351124 → 1524 → 입금 → 5000 → 아니오 → 3</w:t>
+              <w:t>잔액 15000, 나머지 계좌 불변</w:t>
             </w:r>
           </w:p>
         </w:tc>
@@ -10714,7 +10010,7 @@
                 <w:b/>
                 <w:sz w:val="18"/>
               </w:rPr>
-              <w:t>예상 결과</w:t>
+              <w:t>실제 결과</w:t>
             </w:r>
           </w:p>
         </w:tc>
@@ -10743,7 +10039,9 @@
               <w:rPr>
                 <w:sz w:val="18"/>
               </w:rPr>
-              <w:t>잔액 15000, 나머지 계좌 불변</w:t>
+              <w:t>입금이 완료 되었습니다. 현재 잔액은 15000원 입니다.</w:t>
+              <w:br/>
+              <w:t>파일 3개 계좌; 첫 계좌 잔액 15000원; 프로세스 종료 코드 0</w:t>
             </w:r>
           </w:p>
         </w:tc>
@@ -10778,7 +10076,7 @@
                 <w:b/>
                 <w:sz w:val="18"/>
               </w:rPr>
-              <w:t>실제 결과</w:t>
+              <w:t>판정</w:t>
             </w:r>
           </w:p>
         </w:tc>
@@ -10807,9 +10105,7 @@
               <w:rPr>
                 <w:sz w:val="18"/>
               </w:rPr>
-              <w:t>입금이 완료 되었습니다. 현재 잔액은 15000원 입니다.</w:t>
-              <w:br/>
-              <w:t>파일 3개 계좌; 첫 계좌 잔액 15000원; 프로세스 종료 코드 0</w:t>
+              <w:t>PASS</w:t>
             </w:r>
           </w:p>
         </w:tc>
@@ -10844,70 +10140,6 @@
                 <w:b/>
                 <w:sz w:val="18"/>
               </w:rPr>
-              <w:t>판정</w:t>
-            </w:r>
-          </w:p>
-        </w:tc>
-        <w:tc>
-          <w:tcPr>
-            <w:tcW w:type="dxa" w:w="7992"/>
-            <w:vAlign w:val="center"/>
-            <w:tcBorders>
-              <w:top w:val="single" w:sz="4" w:color="D9D9D9"/>
-              <w:left w:val="single" w:sz="4" w:color="D9D9D9"/>
-              <w:bottom w:val="single" w:sz="4" w:color="D9D9D9"/>
-              <w:right w:val="single" w:sz="4" w:color="D9D9D9"/>
-            </w:tcBorders>
-            <w:tcMar>
-              <w:top w:w="60" w:type="dxa"/>
-              <w:left w:w="60" w:type="dxa"/>
-              <w:bottom w:w="60" w:type="dxa"/>
-              <w:right w:w="60" w:type="dxa"/>
-            </w:tcMar>
-          </w:tcPr>
-          <w:p>
-            <w:pPr>
-              <w:spacing w:before="30" w:after="30" w:line="247" w:lineRule="auto"/>
-            </w:pPr>
-            <w:r>
-              <w:rPr>
-                <w:sz w:val="18"/>
-              </w:rPr>
-              <w:t>PASS</w:t>
-            </w:r>
-          </w:p>
-        </w:tc>
-      </w:tr>
-      <w:tr>
-        <w:trPr>
-          <w:cantSplit/>
-        </w:trPr>
-        <w:tc>
-          <w:tcPr>
-            <w:tcW w:type="dxa" w:w="1584"/>
-            <w:vAlign w:val="center"/>
-            <w:tcBorders>
-              <w:top w:val="single" w:sz="4" w:color="D9D9D9"/>
-              <w:left w:val="single" w:sz="4" w:color="D9D9D9"/>
-              <w:bottom w:val="single" w:sz="4" w:color="D9D9D9"/>
-              <w:right w:val="single" w:sz="4" w:color="D9D9D9"/>
-            </w:tcBorders>
-            <w:tcMar>
-              <w:top w:w="60" w:type="dxa"/>
-              <w:left w:w="60" w:type="dxa"/>
-              <w:bottom w:w="60" w:type="dxa"/>
-              <w:right w:w="60" w:type="dxa"/>
-            </w:tcMar>
-          </w:tcPr>
-          <w:p>
-            <w:pPr>
-              <w:spacing w:before="30" w:after="30" w:line="247" w:lineRule="auto"/>
-            </w:pPr>
-            <w:r>
-              <w:rPr>
-                <w:b/>
-                <w:sz w:val="18"/>
-              </w:rPr>
               <w:t>오류 예방 목적</w:t>
             </w:r>
           </w:p>
@@ -10967,7 +10199,7 @@
         <w:pStyle w:val="Heading2"/>
       </w:pPr>
       <w:r>
-        <w:t>TC-13 deposit</w:t>
+        <w:t>deposit</w:t>
       </w:r>
     </w:p>
     <w:tbl>
@@ -11013,7 +10245,7 @@
                 <w:b/>
                 <w:sz w:val="18"/>
               </w:rPr>
-              <w:t>테스트 ID</w:t>
+              <w:t>테스트 기능</w:t>
             </w:r>
           </w:p>
         </w:tc>
@@ -11043,7 +10275,7 @@
               <w:rPr>
                 <w:sz w:val="18"/>
               </w:rPr>
-              <w:t>TC-13</w:t>
+              <w:t>deposit</w:t>
             </w:r>
           </w:p>
         </w:tc>
@@ -11078,7 +10310,7 @@
                 <w:b/>
                 <w:sz w:val="18"/>
               </w:rPr>
-              <w:t>테스트 기능</w:t>
+              <w:t>테스트 목적</w:t>
             </w:r>
           </w:p>
         </w:tc>
@@ -11107,7 +10339,7 @@
               <w:rPr>
                 <w:sz w:val="18"/>
               </w:rPr>
-              <w:t>deposit</w:t>
+              <w:t>0원 입금 거부</w:t>
             </w:r>
           </w:p>
         </w:tc>
@@ -11142,7 +10374,7 @@
                 <w:b/>
                 <w:sz w:val="18"/>
               </w:rPr>
-              <w:t>테스트 목적</w:t>
+              <w:t>사전 조건</w:t>
             </w:r>
           </w:p>
         </w:tc>
@@ -11171,7 +10403,11 @@
               <w:rPr>
                 <w:sz w:val="18"/>
               </w:rPr>
-              <w:t>0원 입금 거부</w:t>
+              <w:t>100152351124 1524 김백제 10000</w:t>
+              <w:br/>
+              <w:t>100144523657 1275 이온조 25000</w:t>
+              <w:br/>
+              <w:t>100142566328 1685 최쿠농 100000</w:t>
             </w:r>
           </w:p>
         </w:tc>
@@ -11206,7 +10442,7 @@
                 <w:b/>
                 <w:sz w:val="18"/>
               </w:rPr>
-              <w:t>사전 조건</w:t>
+              <w:t>실제 입력값</w:t>
             </w:r>
           </w:p>
         </w:tc>
@@ -11235,11 +10471,7 @@
               <w:rPr>
                 <w:sz w:val="18"/>
               </w:rPr>
-              <w:t>100152351124 1524 김백제 10000</w:t>
-              <w:br/>
-              <w:t>100144523657 1275 이온조 25000</w:t>
-              <w:br/>
-              <w:t>100142566328 1685 최쿠농 100000</w:t>
+              <w:t>1 → 100152351124 → 1524 → 입금 → 0 → 메인메뉴 → 3</w:t>
             </w:r>
           </w:p>
         </w:tc>
@@ -11274,7 +10506,7 @@
                 <w:b/>
                 <w:sz w:val="18"/>
               </w:rPr>
-              <w:t>실제 입력값</w:t>
+              <w:t>예상 결과</w:t>
             </w:r>
           </w:p>
         </w:tc>
@@ -11303,7 +10535,7 @@
               <w:rPr>
                 <w:sz w:val="18"/>
               </w:rPr>
-              <w:t>1 → 100152351124 → 1524 → 입금 → 0 → 메인메뉴 → 3</w:t>
+              <w:t>입금 금액이 올바르지 않습니다; 10000 유지</w:t>
             </w:r>
           </w:p>
         </w:tc>
@@ -11338,7 +10570,7 @@
                 <w:b/>
                 <w:sz w:val="18"/>
               </w:rPr>
-              <w:t>예상 결과</w:t>
+              <w:t>실제 결과</w:t>
             </w:r>
           </w:p>
         </w:tc>
@@ -11367,7 +10599,9 @@
               <w:rPr>
                 <w:sz w:val="18"/>
               </w:rPr>
-              <w:t>입금 금액이 올바르지 않습니다; 10000 유지</w:t>
+              <w:t>입금 금액이 올바르지 않습니다.</w:t>
+              <w:br/>
+              <w:t>파일 3개 계좌; 첫 계좌 잔액 10000원; 프로세스 종료 코드 0</w:t>
             </w:r>
           </w:p>
         </w:tc>
@@ -11402,7 +10636,7 @@
                 <w:b/>
                 <w:sz w:val="18"/>
               </w:rPr>
-              <w:t>실제 결과</w:t>
+              <w:t>판정</w:t>
             </w:r>
           </w:p>
         </w:tc>
@@ -11431,9 +10665,7 @@
               <w:rPr>
                 <w:sz w:val="18"/>
               </w:rPr>
-              <w:t>입금 금액이 올바르지 않습니다.</w:t>
-              <w:br/>
-              <w:t>파일 3개 계좌; 첫 계좌 잔액 10000원; 프로세스 종료 코드 0</w:t>
+              <w:t>PASS</w:t>
             </w:r>
           </w:p>
         </w:tc>
@@ -11468,70 +10700,6 @@
                 <w:b/>
                 <w:sz w:val="18"/>
               </w:rPr>
-              <w:t>판정</w:t>
-            </w:r>
-          </w:p>
-        </w:tc>
-        <w:tc>
-          <w:tcPr>
-            <w:tcW w:type="dxa" w:w="7992"/>
-            <w:vAlign w:val="center"/>
-            <w:tcBorders>
-              <w:top w:val="single" w:sz="4" w:color="D9D9D9"/>
-              <w:left w:val="single" w:sz="4" w:color="D9D9D9"/>
-              <w:bottom w:val="single" w:sz="4" w:color="D9D9D9"/>
-              <w:right w:val="single" w:sz="4" w:color="D9D9D9"/>
-            </w:tcBorders>
-            <w:tcMar>
-              <w:top w:w="60" w:type="dxa"/>
-              <w:left w:w="60" w:type="dxa"/>
-              <w:bottom w:w="60" w:type="dxa"/>
-              <w:right w:w="60" w:type="dxa"/>
-            </w:tcMar>
-          </w:tcPr>
-          <w:p>
-            <w:pPr>
-              <w:spacing w:before="30" w:after="30" w:line="247" w:lineRule="auto"/>
-            </w:pPr>
-            <w:r>
-              <w:rPr>
-                <w:sz w:val="18"/>
-              </w:rPr>
-              <w:t>PASS</w:t>
-            </w:r>
-          </w:p>
-        </w:tc>
-      </w:tr>
-      <w:tr>
-        <w:trPr>
-          <w:cantSplit/>
-        </w:trPr>
-        <w:tc>
-          <w:tcPr>
-            <w:tcW w:type="dxa" w:w="1584"/>
-            <w:vAlign w:val="center"/>
-            <w:tcBorders>
-              <w:top w:val="single" w:sz="4" w:color="D9D9D9"/>
-              <w:left w:val="single" w:sz="4" w:color="D9D9D9"/>
-              <w:bottom w:val="single" w:sz="4" w:color="D9D9D9"/>
-              <w:right w:val="single" w:sz="4" w:color="D9D9D9"/>
-            </w:tcBorders>
-            <w:tcMar>
-              <w:top w:w="60" w:type="dxa"/>
-              <w:left w:w="60" w:type="dxa"/>
-              <w:bottom w:w="60" w:type="dxa"/>
-              <w:right w:w="60" w:type="dxa"/>
-            </w:tcMar>
-          </w:tcPr>
-          <w:p>
-            <w:pPr>
-              <w:spacing w:before="30" w:after="30" w:line="247" w:lineRule="auto"/>
-            </w:pPr>
-            <w:r>
-              <w:rPr>
-                <w:b/>
-                <w:sz w:val="18"/>
-              </w:rPr>
               <w:t>오류 예방 목적</w:t>
             </w:r>
           </w:p>
@@ -11582,7 +10750,7 @@
         <w:pStyle w:val="Heading2"/>
       </w:pPr>
       <w:r>
-        <w:t>TC-14 deposit</w:t>
+        <w:t>deposit</w:t>
       </w:r>
     </w:p>
     <w:tbl>
@@ -11628,7 +10796,7 @@
                 <w:b/>
                 <w:sz w:val="18"/>
               </w:rPr>
-              <w:t>테스트 ID</w:t>
+              <w:t>테스트 기능</w:t>
             </w:r>
           </w:p>
         </w:tc>
@@ -11658,7 +10826,7 @@
               <w:rPr>
                 <w:sz w:val="18"/>
               </w:rPr>
-              <w:t>TC-14</w:t>
+              <w:t>deposit</w:t>
             </w:r>
           </w:p>
         </w:tc>
@@ -11693,7 +10861,7 @@
                 <w:b/>
                 <w:sz w:val="18"/>
               </w:rPr>
-              <w:t>테스트 기능</w:t>
+              <w:t>테스트 목적</w:t>
             </w:r>
           </w:p>
         </w:tc>
@@ -11722,7 +10890,7 @@
               <w:rPr>
                 <w:sz w:val="18"/>
               </w:rPr>
-              <w:t>deposit</w:t>
+              <w:t>음수 입금 거부</w:t>
             </w:r>
           </w:p>
         </w:tc>
@@ -11757,7 +10925,7 @@
                 <w:b/>
                 <w:sz w:val="18"/>
               </w:rPr>
-              <w:t>테스트 목적</w:t>
+              <w:t>사전 조건</w:t>
             </w:r>
           </w:p>
         </w:tc>
@@ -11786,7 +10954,11 @@
               <w:rPr>
                 <w:sz w:val="18"/>
               </w:rPr>
-              <w:t>음수 입금 거부</w:t>
+              <w:t>100152351124 1524 김백제 10000</w:t>
+              <w:br/>
+              <w:t>100144523657 1275 이온조 25000</w:t>
+              <w:br/>
+              <w:t>100142566328 1685 최쿠농 100000</w:t>
             </w:r>
           </w:p>
         </w:tc>
@@ -11821,7 +10993,7 @@
                 <w:b/>
                 <w:sz w:val="18"/>
               </w:rPr>
-              <w:t>사전 조건</w:t>
+              <w:t>실제 입력값</w:t>
             </w:r>
           </w:p>
         </w:tc>
@@ -11850,11 +11022,7 @@
               <w:rPr>
                 <w:sz w:val="18"/>
               </w:rPr>
-              <w:t>100152351124 1524 김백제 10000</w:t>
-              <w:br/>
-              <w:t>100144523657 1275 이온조 25000</w:t>
-              <w:br/>
-              <w:t>100142566328 1685 최쿠농 100000</w:t>
+              <w:t>1 → 100152351124 → 1524 → 입금 → -5000 → 메인메뉴 → 3</w:t>
             </w:r>
           </w:p>
         </w:tc>
@@ -11889,7 +11057,7 @@
                 <w:b/>
                 <w:sz w:val="18"/>
               </w:rPr>
-              <w:t>실제 입력값</w:t>
+              <w:t>예상 결과</w:t>
             </w:r>
           </w:p>
         </w:tc>
@@ -11918,7 +11086,7 @@
               <w:rPr>
                 <w:sz w:val="18"/>
               </w:rPr>
-              <w:t>1 → 100152351124 → 1524 → 입금 → -5000 → 메인메뉴 → 3</w:t>
+              <w:t>입금 거부, 10000 유지</w:t>
             </w:r>
           </w:p>
         </w:tc>
@@ -11953,7 +11121,7 @@
                 <w:b/>
                 <w:sz w:val="18"/>
               </w:rPr>
-              <w:t>예상 결과</w:t>
+              <w:t>실제 결과</w:t>
             </w:r>
           </w:p>
         </w:tc>
@@ -11982,7 +11150,9 @@
               <w:rPr>
                 <w:sz w:val="18"/>
               </w:rPr>
-              <w:t>입금 거부, 10000 유지</w:t>
+              <w:t>입금 금액이 올바르지 않습니다.</w:t>
+              <w:br/>
+              <w:t>파일 3개 계좌; 첫 계좌 잔액 10000원; 프로세스 종료 코드 0</w:t>
             </w:r>
           </w:p>
         </w:tc>
@@ -12017,7 +11187,7 @@
                 <w:b/>
                 <w:sz w:val="18"/>
               </w:rPr>
-              <w:t>실제 결과</w:t>
+              <w:t>판정</w:t>
             </w:r>
           </w:p>
         </w:tc>
@@ -12046,9 +11216,7 @@
               <w:rPr>
                 <w:sz w:val="18"/>
               </w:rPr>
-              <w:t>입금 금액이 올바르지 않습니다.</w:t>
-              <w:br/>
-              <w:t>파일 3개 계좌; 첫 계좌 잔액 10000원; 프로세스 종료 코드 0</w:t>
+              <w:t>PASS</w:t>
             </w:r>
           </w:p>
         </w:tc>
@@ -12083,70 +11251,6 @@
                 <w:b/>
                 <w:sz w:val="18"/>
               </w:rPr>
-              <w:t>판정</w:t>
-            </w:r>
-          </w:p>
-        </w:tc>
-        <w:tc>
-          <w:tcPr>
-            <w:tcW w:type="dxa" w:w="7992"/>
-            <w:vAlign w:val="center"/>
-            <w:tcBorders>
-              <w:top w:val="single" w:sz="4" w:color="D9D9D9"/>
-              <w:left w:val="single" w:sz="4" w:color="D9D9D9"/>
-              <w:bottom w:val="single" w:sz="4" w:color="D9D9D9"/>
-              <w:right w:val="single" w:sz="4" w:color="D9D9D9"/>
-            </w:tcBorders>
-            <w:tcMar>
-              <w:top w:w="60" w:type="dxa"/>
-              <w:left w:w="60" w:type="dxa"/>
-              <w:bottom w:w="60" w:type="dxa"/>
-              <w:right w:w="60" w:type="dxa"/>
-            </w:tcMar>
-          </w:tcPr>
-          <w:p>
-            <w:pPr>
-              <w:spacing w:before="30" w:after="30" w:line="247" w:lineRule="auto"/>
-            </w:pPr>
-            <w:r>
-              <w:rPr>
-                <w:sz w:val="18"/>
-              </w:rPr>
-              <w:t>PASS</w:t>
-            </w:r>
-          </w:p>
-        </w:tc>
-      </w:tr>
-      <w:tr>
-        <w:trPr>
-          <w:cantSplit/>
-        </w:trPr>
-        <w:tc>
-          <w:tcPr>
-            <w:tcW w:type="dxa" w:w="1584"/>
-            <w:vAlign w:val="center"/>
-            <w:tcBorders>
-              <w:top w:val="single" w:sz="4" w:color="D9D9D9"/>
-              <w:left w:val="single" w:sz="4" w:color="D9D9D9"/>
-              <w:bottom w:val="single" w:sz="4" w:color="D9D9D9"/>
-              <w:right w:val="single" w:sz="4" w:color="D9D9D9"/>
-            </w:tcBorders>
-            <w:tcMar>
-              <w:top w:w="60" w:type="dxa"/>
-              <w:left w:w="60" w:type="dxa"/>
-              <w:bottom w:w="60" w:type="dxa"/>
-              <w:right w:w="60" w:type="dxa"/>
-            </w:tcMar>
-          </w:tcPr>
-          <w:p>
-            <w:pPr>
-              <w:spacing w:before="30" w:after="30" w:line="247" w:lineRule="auto"/>
-            </w:pPr>
-            <w:r>
-              <w:rPr>
-                <w:b/>
-                <w:sz w:val="18"/>
-              </w:rPr>
               <w:t>오류 예방 목적</w:t>
             </w:r>
           </w:p>
@@ -12206,7 +11310,7 @@
         <w:pStyle w:val="Heading2"/>
       </w:pPr>
       <w:r>
-        <w:t>TC-15 withdraw</w:t>
+        <w:t>withdraw</w:t>
       </w:r>
     </w:p>
     <w:tbl>
@@ -12252,7 +11356,7 @@
                 <w:b/>
                 <w:sz w:val="18"/>
               </w:rPr>
-              <w:t>테스트 ID</w:t>
+              <w:t>테스트 기능</w:t>
             </w:r>
           </w:p>
         </w:tc>
@@ -12282,7 +11386,7 @@
               <w:rPr>
                 <w:sz w:val="18"/>
               </w:rPr>
-              <w:t>TC-15</w:t>
+              <w:t>withdraw</w:t>
             </w:r>
           </w:p>
         </w:tc>
@@ -12317,7 +11421,7 @@
                 <w:b/>
                 <w:sz w:val="18"/>
               </w:rPr>
-              <w:t>테스트 기능</w:t>
+              <w:t>테스트 목적</w:t>
             </w:r>
           </w:p>
         </w:tc>
@@ -12346,7 +11450,7 @@
               <w:rPr>
                 <w:sz w:val="18"/>
               </w:rPr>
-              <w:t>withdraw</w:t>
+              <w:t>10000원 계좌에서 3000원 출금</w:t>
             </w:r>
           </w:p>
         </w:tc>
@@ -12381,7 +11485,7 @@
                 <w:b/>
                 <w:sz w:val="18"/>
               </w:rPr>
-              <w:t>테스트 목적</w:t>
+              <w:t>사전 조건</w:t>
             </w:r>
           </w:p>
         </w:tc>
@@ -12410,7 +11514,11 @@
               <w:rPr>
                 <w:sz w:val="18"/>
               </w:rPr>
-              <w:t>10000원 계좌에서 3000원 출금</w:t>
+              <w:t>100152351124 1524 김백제 10000</w:t>
+              <w:br/>
+              <w:t>100144523657 1275 이온조 25000</w:t>
+              <w:br/>
+              <w:t>100142566328 1685 최쿠농 100000</w:t>
             </w:r>
           </w:p>
         </w:tc>
@@ -12445,7 +11553,7 @@
                 <w:b/>
                 <w:sz w:val="18"/>
               </w:rPr>
-              <w:t>사전 조건</w:t>
+              <w:t>실제 입력값</w:t>
             </w:r>
           </w:p>
         </w:tc>
@@ -12474,11 +11582,7 @@
               <w:rPr>
                 <w:sz w:val="18"/>
               </w:rPr>
-              <w:t>100152351124 1524 김백제 10000</w:t>
-              <w:br/>
-              <w:t>100144523657 1275 이온조 25000</w:t>
-              <w:br/>
-              <w:t>100142566328 1685 최쿠농 100000</w:t>
+              <w:t>1 → 100152351124 → 1524 → 출금 → 1524 → 3000 → 아니오 → 3</w:t>
             </w:r>
           </w:p>
         </w:tc>
@@ -12513,7 +11617,7 @@
                 <w:b/>
                 <w:sz w:val="18"/>
               </w:rPr>
-              <w:t>실제 입력값</w:t>
+              <w:t>예상 결과</w:t>
             </w:r>
           </w:p>
         </w:tc>
@@ -12542,7 +11646,7 @@
               <w:rPr>
                 <w:sz w:val="18"/>
               </w:rPr>
-              <w:t>1 → 100152351124 → 1524 → 출금 → 1524 → 3000 → 아니오 → 3</w:t>
+              <w:t>잔액 7000, 다른 계좌 불변</w:t>
             </w:r>
           </w:p>
         </w:tc>
@@ -12577,7 +11681,7 @@
                 <w:b/>
                 <w:sz w:val="18"/>
               </w:rPr>
-              <w:t>예상 결과</w:t>
+              <w:t>실제 결과</w:t>
             </w:r>
           </w:p>
         </w:tc>
@@ -12606,7 +11710,9 @@
               <w:rPr>
                 <w:sz w:val="18"/>
               </w:rPr>
-              <w:t>잔액 7000, 다른 계좌 불변</w:t>
+              <w:t>비밀번호가 올바르게 입력되었습니다.; 출금이 완료 되었습니다. 현재 잔액은 7000원 입니다.</w:t>
+              <w:br/>
+              <w:t>파일 3개 계좌; 첫 계좌 잔액 7000원; 프로세스 종료 코드 0</w:t>
             </w:r>
           </w:p>
         </w:tc>
@@ -12641,7 +11747,7 @@
                 <w:b/>
                 <w:sz w:val="18"/>
               </w:rPr>
-              <w:t>실제 결과</w:t>
+              <w:t>판정</w:t>
             </w:r>
           </w:p>
         </w:tc>
@@ -12670,9 +11776,7 @@
               <w:rPr>
                 <w:sz w:val="18"/>
               </w:rPr>
-              <w:t>비밀번호가 올바르게 입력되었습니다.; 출금이 완료 되었습니다. 현재 잔액은 7000원 입니다.</w:t>
-              <w:br/>
-              <w:t>파일 3개 계좌; 첫 계좌 잔액 7000원; 프로세스 종료 코드 0</w:t>
+              <w:t>PASS</w:t>
             </w:r>
           </w:p>
         </w:tc>
@@ -12707,70 +11811,6 @@
                 <w:b/>
                 <w:sz w:val="18"/>
               </w:rPr>
-              <w:t>판정</w:t>
-            </w:r>
-          </w:p>
-        </w:tc>
-        <w:tc>
-          <w:tcPr>
-            <w:tcW w:type="dxa" w:w="7992"/>
-            <w:vAlign w:val="center"/>
-            <w:tcBorders>
-              <w:top w:val="single" w:sz="4" w:color="D9D9D9"/>
-              <w:left w:val="single" w:sz="4" w:color="D9D9D9"/>
-              <w:bottom w:val="single" w:sz="4" w:color="D9D9D9"/>
-              <w:right w:val="single" w:sz="4" w:color="D9D9D9"/>
-            </w:tcBorders>
-            <w:tcMar>
-              <w:top w:w="60" w:type="dxa"/>
-              <w:left w:w="60" w:type="dxa"/>
-              <w:bottom w:w="60" w:type="dxa"/>
-              <w:right w:w="60" w:type="dxa"/>
-            </w:tcMar>
-          </w:tcPr>
-          <w:p>
-            <w:pPr>
-              <w:spacing w:before="30" w:after="30" w:line="247" w:lineRule="auto"/>
-            </w:pPr>
-            <w:r>
-              <w:rPr>
-                <w:sz w:val="18"/>
-              </w:rPr>
-              <w:t>PASS</w:t>
-            </w:r>
-          </w:p>
-        </w:tc>
-      </w:tr>
-      <w:tr>
-        <w:trPr>
-          <w:cantSplit/>
-        </w:trPr>
-        <w:tc>
-          <w:tcPr>
-            <w:tcW w:type="dxa" w:w="1584"/>
-            <w:vAlign w:val="center"/>
-            <w:tcBorders>
-              <w:top w:val="single" w:sz="4" w:color="D9D9D9"/>
-              <w:left w:val="single" w:sz="4" w:color="D9D9D9"/>
-              <w:bottom w:val="single" w:sz="4" w:color="D9D9D9"/>
-              <w:right w:val="single" w:sz="4" w:color="D9D9D9"/>
-            </w:tcBorders>
-            <w:tcMar>
-              <w:top w:w="60" w:type="dxa"/>
-              <w:left w:w="60" w:type="dxa"/>
-              <w:bottom w:w="60" w:type="dxa"/>
-              <w:right w:w="60" w:type="dxa"/>
-            </w:tcMar>
-          </w:tcPr>
-          <w:p>
-            <w:pPr>
-              <w:spacing w:before="30" w:after="30" w:line="247" w:lineRule="auto"/>
-            </w:pPr>
-            <w:r>
-              <w:rPr>
-                <w:b/>
-                <w:sz w:val="18"/>
-              </w:rPr>
               <w:t>오류 예방 목적</w:t>
             </w:r>
           </w:p>
@@ -12821,7 +11861,7 @@
         <w:pStyle w:val="Heading2"/>
       </w:pPr>
       <w:r>
-        <w:t>TC-16 withdraw</w:t>
+        <w:t>withdraw</w:t>
       </w:r>
     </w:p>
     <w:tbl>
@@ -12867,7 +11907,7 @@
                 <w:b/>
                 <w:sz w:val="18"/>
               </w:rPr>
-              <w:t>테스트 ID</w:t>
+              <w:t>테스트 기능</w:t>
             </w:r>
           </w:p>
         </w:tc>
@@ -12897,7 +11937,7 @@
               <w:rPr>
                 <w:sz w:val="18"/>
               </w:rPr>
-              <w:t>TC-16</w:t>
+              <w:t>withdraw</w:t>
             </w:r>
           </w:p>
         </w:tc>
@@ -12932,7 +11972,7 @@
                 <w:b/>
                 <w:sz w:val="18"/>
               </w:rPr>
-              <w:t>테스트 기능</w:t>
+              <w:t>테스트 목적</w:t>
             </w:r>
           </w:p>
         </w:tc>
@@ -12961,7 +12001,7 @@
               <w:rPr>
                 <w:sz w:val="18"/>
               </w:rPr>
-              <w:t>withdraw</w:t>
+              <w:t>잔액 전액 10000원 출금</w:t>
             </w:r>
           </w:p>
         </w:tc>
@@ -12996,7 +12036,7 @@
                 <w:b/>
                 <w:sz w:val="18"/>
               </w:rPr>
-              <w:t>테스트 목적</w:t>
+              <w:t>사전 조건</w:t>
             </w:r>
           </w:p>
         </w:tc>
@@ -13025,7 +12065,11 @@
               <w:rPr>
                 <w:sz w:val="18"/>
               </w:rPr>
-              <w:t>잔액 전액 10000원 출금</w:t>
+              <w:t>100152351124 1524 김백제 10000</w:t>
+              <w:br/>
+              <w:t>100144523657 1275 이온조 25000</w:t>
+              <w:br/>
+              <w:t>100142566328 1685 최쿠농 100000</w:t>
             </w:r>
           </w:p>
         </w:tc>
@@ -13060,7 +12104,7 @@
                 <w:b/>
                 <w:sz w:val="18"/>
               </w:rPr>
-              <w:t>사전 조건</w:t>
+              <w:t>실제 입력값</w:t>
             </w:r>
           </w:p>
         </w:tc>
@@ -13089,11 +12133,7 @@
               <w:rPr>
                 <w:sz w:val="18"/>
               </w:rPr>
-              <w:t>100152351124 1524 김백제 10000</w:t>
-              <w:br/>
-              <w:t>100144523657 1275 이온조 25000</w:t>
-              <w:br/>
-              <w:t>100142566328 1685 최쿠농 100000</w:t>
+              <w:t>1 → 100152351124 → 1524 → 출금 → 1524 → 10000 → 아니오 → 3</w:t>
             </w:r>
           </w:p>
         </w:tc>
@@ -13128,7 +12168,7 @@
                 <w:b/>
                 <w:sz w:val="18"/>
               </w:rPr>
-              <w:t>실제 입력값</w:t>
+              <w:t>예상 결과</w:t>
             </w:r>
           </w:p>
         </w:tc>
@@ -13157,7 +12197,7 @@
               <w:rPr>
                 <w:sz w:val="18"/>
               </w:rPr>
-              <w:t>1 → 100152351124 → 1524 → 출금 → 1524 → 10000 → 아니오 → 3</w:t>
+              <w:t>잔액 0</w:t>
             </w:r>
           </w:p>
         </w:tc>
@@ -13192,7 +12232,7 @@
                 <w:b/>
                 <w:sz w:val="18"/>
               </w:rPr>
-              <w:t>예상 결과</w:t>
+              <w:t>실제 결과</w:t>
             </w:r>
           </w:p>
         </w:tc>
@@ -13221,7 +12261,9 @@
               <w:rPr>
                 <w:sz w:val="18"/>
               </w:rPr>
-              <w:t>잔액 0</w:t>
+              <w:t>비밀번호가 올바르게 입력되었습니다.; 출금이 완료 되었습니다. 현재 잔액은 0원 입니다.</w:t>
+              <w:br/>
+              <w:t>파일 3개 계좌; 첫 계좌 잔액 0원; 프로세스 종료 코드 0</w:t>
             </w:r>
           </w:p>
         </w:tc>
@@ -13256,7 +12298,7 @@
                 <w:b/>
                 <w:sz w:val="18"/>
               </w:rPr>
-              <w:t>실제 결과</w:t>
+              <w:t>판정</w:t>
             </w:r>
           </w:p>
         </w:tc>
@@ -13285,9 +12327,7 @@
               <w:rPr>
                 <w:sz w:val="18"/>
               </w:rPr>
-              <w:t>비밀번호가 올바르게 입력되었습니다.; 출금이 완료 되었습니다. 현재 잔액은 0원 입니다.</w:t>
-              <w:br/>
-              <w:t>파일 3개 계좌; 첫 계좌 잔액 0원; 프로세스 종료 코드 0</w:t>
+              <w:t>PASS</w:t>
             </w:r>
           </w:p>
         </w:tc>
@@ -13322,70 +12362,6 @@
                 <w:b/>
                 <w:sz w:val="18"/>
               </w:rPr>
-              <w:t>판정</w:t>
-            </w:r>
-          </w:p>
-        </w:tc>
-        <w:tc>
-          <w:tcPr>
-            <w:tcW w:type="dxa" w:w="7992"/>
-            <w:vAlign w:val="center"/>
-            <w:tcBorders>
-              <w:top w:val="single" w:sz="4" w:color="D9D9D9"/>
-              <w:left w:val="single" w:sz="4" w:color="D9D9D9"/>
-              <w:bottom w:val="single" w:sz="4" w:color="D9D9D9"/>
-              <w:right w:val="single" w:sz="4" w:color="D9D9D9"/>
-            </w:tcBorders>
-            <w:tcMar>
-              <w:top w:w="60" w:type="dxa"/>
-              <w:left w:w="60" w:type="dxa"/>
-              <w:bottom w:w="60" w:type="dxa"/>
-              <w:right w:w="60" w:type="dxa"/>
-            </w:tcMar>
-          </w:tcPr>
-          <w:p>
-            <w:pPr>
-              <w:spacing w:before="30" w:after="30" w:line="247" w:lineRule="auto"/>
-            </w:pPr>
-            <w:r>
-              <w:rPr>
-                <w:sz w:val="18"/>
-              </w:rPr>
-              <w:t>PASS</w:t>
-            </w:r>
-          </w:p>
-        </w:tc>
-      </w:tr>
-      <w:tr>
-        <w:trPr>
-          <w:cantSplit/>
-        </w:trPr>
-        <w:tc>
-          <w:tcPr>
-            <w:tcW w:type="dxa" w:w="1584"/>
-            <w:vAlign w:val="center"/>
-            <w:tcBorders>
-              <w:top w:val="single" w:sz="4" w:color="D9D9D9"/>
-              <w:left w:val="single" w:sz="4" w:color="D9D9D9"/>
-              <w:bottom w:val="single" w:sz="4" w:color="D9D9D9"/>
-              <w:right w:val="single" w:sz="4" w:color="D9D9D9"/>
-            </w:tcBorders>
-            <w:tcMar>
-              <w:top w:w="60" w:type="dxa"/>
-              <w:left w:w="60" w:type="dxa"/>
-              <w:bottom w:w="60" w:type="dxa"/>
-              <w:right w:w="60" w:type="dxa"/>
-            </w:tcMar>
-          </w:tcPr>
-          <w:p>
-            <w:pPr>
-              <w:spacing w:before="30" w:after="30" w:line="247" w:lineRule="auto"/>
-            </w:pPr>
-            <w:r>
-              <w:rPr>
-                <w:b/>
-                <w:sz w:val="18"/>
-              </w:rPr>
               <w:t>오류 예방 목적</w:t>
             </w:r>
           </w:p>
@@ -13445,7 +12421,7 @@
         <w:pStyle w:val="Heading2"/>
       </w:pPr>
       <w:r>
-        <w:t>TC-17 withdraw</w:t>
+        <w:t>withdraw</w:t>
       </w:r>
     </w:p>
     <w:tbl>
@@ -13491,7 +12467,7 @@
                 <w:b/>
                 <w:sz w:val="18"/>
               </w:rPr>
-              <w:t>테스트 ID</w:t>
+              <w:t>테스트 기능</w:t>
             </w:r>
           </w:p>
         </w:tc>
@@ -13521,7 +12497,7 @@
               <w:rPr>
                 <w:sz w:val="18"/>
               </w:rPr>
-              <w:t>TC-17</w:t>
+              <w:t>withdraw</w:t>
             </w:r>
           </w:p>
         </w:tc>
@@ -13556,7 +12532,7 @@
                 <w:b/>
                 <w:sz w:val="18"/>
               </w:rPr>
-              <w:t>테스트 기능</w:t>
+              <w:t>테스트 목적</w:t>
             </w:r>
           </w:p>
         </w:tc>
@@ -13585,7 +12561,7 @@
               <w:rPr>
                 <w:sz w:val="18"/>
               </w:rPr>
-              <w:t>withdraw</w:t>
+              <w:t>잔액 10000보다 큰 15000 출금 거부</w:t>
             </w:r>
           </w:p>
         </w:tc>
@@ -13620,7 +12596,7 @@
                 <w:b/>
                 <w:sz w:val="18"/>
               </w:rPr>
-              <w:t>테스트 목적</w:t>
+              <w:t>사전 조건</w:t>
             </w:r>
           </w:p>
         </w:tc>
@@ -13649,7 +12625,11 @@
               <w:rPr>
                 <w:sz w:val="18"/>
               </w:rPr>
-              <w:t>잔액 10000보다 큰 15000 출금 거부</w:t>
+              <w:t>100152351124 1524 김백제 10000</w:t>
+              <w:br/>
+              <w:t>100144523657 1275 이온조 25000</w:t>
+              <w:br/>
+              <w:t>100142566328 1685 최쿠농 100000</w:t>
             </w:r>
           </w:p>
         </w:tc>
@@ -13684,7 +12664,7 @@
                 <w:b/>
                 <w:sz w:val="18"/>
               </w:rPr>
-              <w:t>사전 조건</w:t>
+              <w:t>실제 입력값</w:t>
             </w:r>
           </w:p>
         </w:tc>
@@ -13713,11 +12693,7 @@
               <w:rPr>
                 <w:sz w:val="18"/>
               </w:rPr>
-              <w:t>100152351124 1524 김백제 10000</w:t>
-              <w:br/>
-              <w:t>100144523657 1275 이온조 25000</w:t>
-              <w:br/>
-              <w:t>100142566328 1685 최쿠농 100000</w:t>
+              <w:t>1 → 100152351124 → 1524 → 출금 → 1524 → 15000 → 메인메뉴 → 3</w:t>
             </w:r>
           </w:p>
         </w:tc>
@@ -13752,7 +12728,7 @@
                 <w:b/>
                 <w:sz w:val="18"/>
               </w:rPr>
-              <w:t>실제 입력값</w:t>
+              <w:t>예상 결과</w:t>
             </w:r>
           </w:p>
         </w:tc>
@@ -13781,7 +12757,7 @@
               <w:rPr>
                 <w:sz w:val="18"/>
               </w:rPr>
-              <w:t>1 → 100152351124 → 1524 → 출금 → 1524 → 15000 → 메인메뉴 → 3</w:t>
+              <w:t>출금 거부, 10000 유지</w:t>
             </w:r>
           </w:p>
         </w:tc>
@@ -13816,7 +12792,7 @@
                 <w:b/>
                 <w:sz w:val="18"/>
               </w:rPr>
-              <w:t>예상 결과</w:t>
+              <w:t>실제 결과</w:t>
             </w:r>
           </w:p>
         </w:tc>
@@ -13845,7 +12821,9 @@
               <w:rPr>
                 <w:sz w:val="18"/>
               </w:rPr>
-              <w:t>출금 거부, 10000 유지</w:t>
+              <w:t>비밀번호가 올바르게 입력되었습니다.; 출금 액수가 올바르지 않거나 잔액보다 큽니다.</w:t>
+              <w:br/>
+              <w:t>파일 3개 계좌; 첫 계좌 잔액 10000원; 프로세스 종료 코드 0</w:t>
             </w:r>
           </w:p>
         </w:tc>
@@ -13880,7 +12858,7 @@
                 <w:b/>
                 <w:sz w:val="18"/>
               </w:rPr>
-              <w:t>실제 결과</w:t>
+              <w:t>판정</w:t>
             </w:r>
           </w:p>
         </w:tc>
@@ -13909,9 +12887,7 @@
               <w:rPr>
                 <w:sz w:val="18"/>
               </w:rPr>
-              <w:t>비밀번호가 올바르게 입력되었습니다.; 출금 액수가 올바르지 않거나 잔액보다 큽니다.</w:t>
-              <w:br/>
-              <w:t>파일 3개 계좌; 첫 계좌 잔액 10000원; 프로세스 종료 코드 0</w:t>
+              <w:t>PASS</w:t>
             </w:r>
           </w:p>
         </w:tc>
@@ -13946,70 +12922,6 @@
                 <w:b/>
                 <w:sz w:val="18"/>
               </w:rPr>
-              <w:t>판정</w:t>
-            </w:r>
-          </w:p>
-        </w:tc>
-        <w:tc>
-          <w:tcPr>
-            <w:tcW w:type="dxa" w:w="7992"/>
-            <w:vAlign w:val="center"/>
-            <w:tcBorders>
-              <w:top w:val="single" w:sz="4" w:color="D9D9D9"/>
-              <w:left w:val="single" w:sz="4" w:color="D9D9D9"/>
-              <w:bottom w:val="single" w:sz="4" w:color="D9D9D9"/>
-              <w:right w:val="single" w:sz="4" w:color="D9D9D9"/>
-            </w:tcBorders>
-            <w:tcMar>
-              <w:top w:w="60" w:type="dxa"/>
-              <w:left w:w="60" w:type="dxa"/>
-              <w:bottom w:w="60" w:type="dxa"/>
-              <w:right w:w="60" w:type="dxa"/>
-            </w:tcMar>
-          </w:tcPr>
-          <w:p>
-            <w:pPr>
-              <w:spacing w:before="30" w:after="30" w:line="247" w:lineRule="auto"/>
-            </w:pPr>
-            <w:r>
-              <w:rPr>
-                <w:sz w:val="18"/>
-              </w:rPr>
-              <w:t>PASS</w:t>
-            </w:r>
-          </w:p>
-        </w:tc>
-      </w:tr>
-      <w:tr>
-        <w:trPr>
-          <w:cantSplit/>
-        </w:trPr>
-        <w:tc>
-          <w:tcPr>
-            <w:tcW w:type="dxa" w:w="1584"/>
-            <w:vAlign w:val="center"/>
-            <w:tcBorders>
-              <w:top w:val="single" w:sz="4" w:color="D9D9D9"/>
-              <w:left w:val="single" w:sz="4" w:color="D9D9D9"/>
-              <w:bottom w:val="single" w:sz="4" w:color="D9D9D9"/>
-              <w:right w:val="single" w:sz="4" w:color="D9D9D9"/>
-            </w:tcBorders>
-            <w:tcMar>
-              <w:top w:w="60" w:type="dxa"/>
-              <w:left w:w="60" w:type="dxa"/>
-              <w:bottom w:w="60" w:type="dxa"/>
-              <w:right w:w="60" w:type="dxa"/>
-            </w:tcMar>
-          </w:tcPr>
-          <w:p>
-            <w:pPr>
-              <w:spacing w:before="30" w:after="30" w:line="247" w:lineRule="auto"/>
-            </w:pPr>
-            <w:r>
-              <w:rPr>
-                <w:b/>
-                <w:sz w:val="18"/>
-              </w:rPr>
               <w:t>오류 예방 목적</w:t>
             </w:r>
           </w:p>
@@ -14060,7 +12972,7 @@
         <w:pStyle w:val="Heading2"/>
       </w:pPr>
       <w:r>
-        <w:t>TC-18 신규 등록 save_file</w:t>
+        <w:t>신규 등록 save_file</w:t>
       </w:r>
     </w:p>
     <w:tbl>
@@ -14106,7 +13018,7 @@
                 <w:b/>
                 <w:sz w:val="18"/>
               </w:rPr>
-              <w:t>테스트 ID</w:t>
+              <w:t>테스트 기능</w:t>
             </w:r>
           </w:p>
         </w:tc>
@@ -14136,7 +13048,7 @@
               <w:rPr>
                 <w:sz w:val="18"/>
               </w:rPr>
-              <w:t>TC-18</w:t>
+              <w:t>신규 등록 save_file</w:t>
             </w:r>
           </w:p>
         </w:tc>
@@ -14171,7 +13083,7 @@
                 <w:b/>
                 <w:sz w:val="18"/>
               </w:rPr>
-              <w:t>테스트 기능</w:t>
+              <w:t>테스트 목적</w:t>
             </w:r>
           </w:p>
         </w:tc>
@@ -14200,7 +13112,7 @@
               <w:rPr>
                 <w:sz w:val="18"/>
               </w:rPr>
-              <w:t>신규 등록 save_file</w:t>
+              <w:t>새 계좌를 잔액 0으로 저장</w:t>
             </w:r>
           </w:p>
         </w:tc>
@@ -14235,7 +13147,7 @@
                 <w:b/>
                 <w:sz w:val="18"/>
               </w:rPr>
-              <w:t>테스트 목적</w:t>
+              <w:t>사전 조건</w:t>
             </w:r>
           </w:p>
         </w:tc>
@@ -14264,7 +13176,11 @@
               <w:rPr>
                 <w:sz w:val="18"/>
               </w:rPr>
-              <w:t>새 계좌를 잔액 0으로 저장</w:t>
+              <w:t>100152351124 1524 김백제 10000</w:t>
+              <w:br/>
+              <w:t>100144523657 1275 이온조 25000</w:t>
+              <w:br/>
+              <w:t>100142566328 1685 최쿠농 100000</w:t>
             </w:r>
           </w:p>
         </w:tc>
@@ -14299,7 +13215,7 @@
                 <w:b/>
                 <w:sz w:val="18"/>
               </w:rPr>
-              <w:t>사전 조건</w:t>
+              <w:t>실제 입력값</w:t>
             </w:r>
           </w:p>
         </w:tc>
@@ -14328,11 +13244,7 @@
               <w:rPr>
                 <w:sz w:val="18"/>
               </w:rPr>
-              <w:t>100152351124 1524 김백제 10000</w:t>
-              <w:br/>
-              <w:t>100144523657 1275 이온조 25000</w:t>
-              <w:br/>
-              <w:t>100142566328 1685 최쿠농 100000</w:t>
+              <w:t>2 → 홍길동 → 100199999999 → 1234 → 3</w:t>
             </w:r>
           </w:p>
         </w:tc>
@@ -14367,7 +13279,7 @@
                 <w:b/>
                 <w:sz w:val="18"/>
               </w:rPr>
-              <w:t>실제 입력값</w:t>
+              <w:t>예상 결과</w:t>
             </w:r>
           </w:p>
         </w:tc>
@@ -14396,7 +13308,7 @@
               <w:rPr>
                 <w:sz w:val="18"/>
               </w:rPr>
-              <w:t>2 → 홍길동 → 100199999999 → 1234 → 3</w:t>
+              <w:t>기존 3개 보존, 신규 1개 0원</w:t>
             </w:r>
           </w:p>
         </w:tc>
@@ -14431,7 +13343,7 @@
                 <w:b/>
                 <w:sz w:val="18"/>
               </w:rPr>
-              <w:t>예상 결과</w:t>
+              <w:t>실제 결과</w:t>
             </w:r>
           </w:p>
         </w:tc>
@@ -14460,7 +13372,9 @@
               <w:rPr>
                 <w:sz w:val="18"/>
               </w:rPr>
-              <w:t>기존 3개 보존, 신규 1개 0원</w:t>
+              <w:t>신규 사용자 등록이 완료되었습니다.; 초기 잔액: 0원</w:t>
+              <w:br/>
+              <w:t>파일 4개 계좌; 첫 계좌 잔액 10000원; 신규 계좌 100199999999 / 1234 / 홍길동 / 0; 프로세스 종료 코드 0</w:t>
             </w:r>
           </w:p>
         </w:tc>
@@ -14495,7 +13409,7 @@
                 <w:b/>
                 <w:sz w:val="18"/>
               </w:rPr>
-              <w:t>실제 결과</w:t>
+              <w:t>판정</w:t>
             </w:r>
           </w:p>
         </w:tc>
@@ -14524,9 +13438,7 @@
               <w:rPr>
                 <w:sz w:val="18"/>
               </w:rPr>
-              <w:t>신규 사용자 등록이 완료되었습니다.; 초기 잔액: 0원</w:t>
-              <w:br/>
-              <w:t>파일 4개 계좌; 첫 계좌 잔액 10000원; 신규 계좌 100199999999 / 1234 / 홍길동 / 0; 프로세스 종료 코드 0</w:t>
+              <w:t>PASS</w:t>
             </w:r>
           </w:p>
         </w:tc>
@@ -14561,70 +13473,6 @@
                 <w:b/>
                 <w:sz w:val="18"/>
               </w:rPr>
-              <w:t>판정</w:t>
-            </w:r>
-          </w:p>
-        </w:tc>
-        <w:tc>
-          <w:tcPr>
-            <w:tcW w:type="dxa" w:w="7992"/>
-            <w:vAlign w:val="center"/>
-            <w:tcBorders>
-              <w:top w:val="single" w:sz="4" w:color="D9D9D9"/>
-              <w:left w:val="single" w:sz="4" w:color="D9D9D9"/>
-              <w:bottom w:val="single" w:sz="4" w:color="D9D9D9"/>
-              <w:right w:val="single" w:sz="4" w:color="D9D9D9"/>
-            </w:tcBorders>
-            <w:tcMar>
-              <w:top w:w="60" w:type="dxa"/>
-              <w:left w:w="60" w:type="dxa"/>
-              <w:bottom w:w="60" w:type="dxa"/>
-              <w:right w:w="60" w:type="dxa"/>
-            </w:tcMar>
-          </w:tcPr>
-          <w:p>
-            <w:pPr>
-              <w:spacing w:before="30" w:after="30" w:line="247" w:lineRule="auto"/>
-            </w:pPr>
-            <w:r>
-              <w:rPr>
-                <w:sz w:val="18"/>
-              </w:rPr>
-              <w:t>PASS</w:t>
-            </w:r>
-          </w:p>
-        </w:tc>
-      </w:tr>
-      <w:tr>
-        <w:trPr>
-          <w:cantSplit/>
-        </w:trPr>
-        <w:tc>
-          <w:tcPr>
-            <w:tcW w:type="dxa" w:w="1584"/>
-            <w:vAlign w:val="center"/>
-            <w:tcBorders>
-              <w:top w:val="single" w:sz="4" w:color="D9D9D9"/>
-              <w:left w:val="single" w:sz="4" w:color="D9D9D9"/>
-              <w:bottom w:val="single" w:sz="4" w:color="D9D9D9"/>
-              <w:right w:val="single" w:sz="4" w:color="D9D9D9"/>
-            </w:tcBorders>
-            <w:tcMar>
-              <w:top w:w="60" w:type="dxa"/>
-              <w:left w:w="60" w:type="dxa"/>
-              <w:bottom w:w="60" w:type="dxa"/>
-              <w:right w:w="60" w:type="dxa"/>
-            </w:tcMar>
-          </w:tcPr>
-          <w:p>
-            <w:pPr>
-              <w:spacing w:before="30" w:after="30" w:line="247" w:lineRule="auto"/>
-            </w:pPr>
-            <w:r>
-              <w:rPr>
-                <w:b/>
-                <w:sz w:val="18"/>
-              </w:rPr>
               <w:t>오류 예방 목적</w:t>
             </w:r>
           </w:p>
@@ -14684,7 +13532,7 @@
         <w:pStyle w:val="Heading2"/>
       </w:pPr>
       <w:r>
-        <w:t>TC-19 신규 등록 중복 검사</w:t>
+        <w:t>신규 등록 중복 검사</w:t>
       </w:r>
     </w:p>
     <w:tbl>
@@ -14730,7 +13578,7 @@
                 <w:b/>
                 <w:sz w:val="18"/>
               </w:rPr>
-              <w:t>테스트 ID</w:t>
+              <w:t>테스트 기능</w:t>
             </w:r>
           </w:p>
         </w:tc>
@@ -14760,7 +13608,7 @@
               <w:rPr>
                 <w:sz w:val="18"/>
               </w:rPr>
-              <w:t>TC-19</w:t>
+              <w:t>신규 등록 중복 검사</w:t>
             </w:r>
           </w:p>
         </w:tc>
@@ -14795,7 +13643,7 @@
                 <w:b/>
                 <w:sz w:val="18"/>
               </w:rPr>
-              <w:t>테스트 기능</w:t>
+              <w:t>테스트 목적</w:t>
             </w:r>
           </w:p>
         </w:tc>
@@ -14824,7 +13672,7 @@
               <w:rPr>
                 <w:sz w:val="18"/>
               </w:rPr>
-              <w:t>신규 등록 중복 검사</w:t>
+              <w:t>중복 계좌 즉시 취소하고 비밀번호 추가 질문 없음</w:t>
             </w:r>
           </w:p>
         </w:tc>
@@ -14859,7 +13707,7 @@
                 <w:b/>
                 <w:sz w:val="18"/>
               </w:rPr>
-              <w:t>테스트 목적</w:t>
+              <w:t>사전 조건</w:t>
             </w:r>
           </w:p>
         </w:tc>
@@ -14888,7 +13736,11 @@
               <w:rPr>
                 <w:sz w:val="18"/>
               </w:rPr>
-              <w:t>중복 계좌 즉시 취소하고 비밀번호 추가 질문 없음</w:t>
+              <w:t>100152351124 1524 김백제 10000</w:t>
+              <w:br/>
+              <w:t>100144523657 1275 이온조 25000</w:t>
+              <w:br/>
+              <w:t>100142566328 1685 최쿠농 100000</w:t>
             </w:r>
           </w:p>
         </w:tc>
@@ -14923,7 +13775,7 @@
                 <w:b/>
                 <w:sz w:val="18"/>
               </w:rPr>
-              <w:t>사전 조건</w:t>
+              <w:t>실제 입력값</w:t>
             </w:r>
           </w:p>
         </w:tc>
@@ -14952,11 +13804,7 @@
               <w:rPr>
                 <w:sz w:val="18"/>
               </w:rPr>
-              <w:t>100152351124 1524 김백제 10000</w:t>
-              <w:br/>
-              <w:t>100144523657 1275 이온조 25000</w:t>
-              <w:br/>
-              <w:t>100142566328 1685 최쿠농 100000</w:t>
+              <w:t>2 → 홍길동 → 100152351124 → 3</w:t>
             </w:r>
           </w:p>
         </w:tc>
@@ -14991,7 +13839,7 @@
                 <w:b/>
                 <w:sz w:val="18"/>
               </w:rPr>
-              <w:t>실제 입력값</w:t>
+              <w:t>예상 결과</w:t>
             </w:r>
           </w:p>
         </w:tc>
@@ -15020,7 +13868,7 @@
               <w:rPr>
                 <w:sz w:val="18"/>
               </w:rPr>
-              <w:t>2 → 홍길동 → 100152351124 → 3</w:t>
+              <w:t>지정된 취소 메시지, 기존 계좌 및 잔액 불변</w:t>
             </w:r>
           </w:p>
         </w:tc>
@@ -15055,7 +13903,7 @@
                 <w:b/>
                 <w:sz w:val="18"/>
               </w:rPr>
-              <w:t>예상 결과</w:t>
+              <w:t>실제 결과</w:t>
             </w:r>
           </w:p>
         </w:tc>
@@ -15084,7 +13932,9 @@
               <w:rPr>
                 <w:sz w:val="18"/>
               </w:rPr>
-              <w:t>지정된 취소 메시지, 기존 계좌 및 잔액 불변</w:t>
+              <w:t>사용자 등록이 취소되었습니다.</w:t>
+              <w:br/>
+              <w:t>파일 3개 계좌; 첫 계좌 잔액 10000원; 프로세스 종료 코드 0</w:t>
             </w:r>
           </w:p>
         </w:tc>
@@ -15119,7 +13969,7 @@
                 <w:b/>
                 <w:sz w:val="18"/>
               </w:rPr>
-              <w:t>실제 결과</w:t>
+              <w:t>판정</w:t>
             </w:r>
           </w:p>
         </w:tc>
@@ -15148,9 +13998,7 @@
               <w:rPr>
                 <w:sz w:val="18"/>
               </w:rPr>
-              <w:t>사용자 등록이 취소되었습니다.</w:t>
-              <w:br/>
-              <w:t>파일 3개 계좌; 첫 계좌 잔액 10000원; 프로세스 종료 코드 0</w:t>
+              <w:t>PASS</w:t>
             </w:r>
           </w:p>
         </w:tc>
@@ -15185,70 +14033,6 @@
                 <w:b/>
                 <w:sz w:val="18"/>
               </w:rPr>
-              <w:t>판정</w:t>
-            </w:r>
-          </w:p>
-        </w:tc>
-        <w:tc>
-          <w:tcPr>
-            <w:tcW w:type="dxa" w:w="7992"/>
-            <w:vAlign w:val="center"/>
-            <w:tcBorders>
-              <w:top w:val="single" w:sz="4" w:color="D9D9D9"/>
-              <w:left w:val="single" w:sz="4" w:color="D9D9D9"/>
-              <w:bottom w:val="single" w:sz="4" w:color="D9D9D9"/>
-              <w:right w:val="single" w:sz="4" w:color="D9D9D9"/>
-            </w:tcBorders>
-            <w:tcMar>
-              <w:top w:w="60" w:type="dxa"/>
-              <w:left w:w="60" w:type="dxa"/>
-              <w:bottom w:w="60" w:type="dxa"/>
-              <w:right w:w="60" w:type="dxa"/>
-            </w:tcMar>
-          </w:tcPr>
-          <w:p>
-            <w:pPr>
-              <w:spacing w:before="30" w:after="30" w:line="247" w:lineRule="auto"/>
-            </w:pPr>
-            <w:r>
-              <w:rPr>
-                <w:sz w:val="18"/>
-              </w:rPr>
-              <w:t>PASS</w:t>
-            </w:r>
-          </w:p>
-        </w:tc>
-      </w:tr>
-      <w:tr>
-        <w:trPr>
-          <w:cantSplit/>
-        </w:trPr>
-        <w:tc>
-          <w:tcPr>
-            <w:tcW w:type="dxa" w:w="1584"/>
-            <w:vAlign w:val="center"/>
-            <w:tcBorders>
-              <w:top w:val="single" w:sz="4" w:color="D9D9D9"/>
-              <w:left w:val="single" w:sz="4" w:color="D9D9D9"/>
-              <w:bottom w:val="single" w:sz="4" w:color="D9D9D9"/>
-              <w:right w:val="single" w:sz="4" w:color="D9D9D9"/>
-            </w:tcBorders>
-            <w:tcMar>
-              <w:top w:w="60" w:type="dxa"/>
-              <w:left w:w="60" w:type="dxa"/>
-              <w:bottom w:w="60" w:type="dxa"/>
-              <w:right w:w="60" w:type="dxa"/>
-            </w:tcMar>
-          </w:tcPr>
-          <w:p>
-            <w:pPr>
-              <w:spacing w:before="30" w:after="30" w:line="247" w:lineRule="auto"/>
-            </w:pPr>
-            <w:r>
-              <w:rPr>
-                <w:b/>
-                <w:sz w:val="18"/>
-              </w:rPr>
               <w:t>오류 예방 목적</w:t>
             </w:r>
           </w:p>
@@ -15299,7 +14083,7 @@
         <w:pStyle w:val="Heading2"/>
       </w:pPr>
       <w:r>
-        <w:t>TC-20 신규 등록 최대 수</w:t>
+        <w:t>신규 등록 최대 수</w:t>
       </w:r>
     </w:p>
     <w:tbl>
@@ -15345,7 +14129,7 @@
                 <w:b/>
                 <w:sz w:val="18"/>
               </w:rPr>
-              <w:t>테스트 ID</w:t>
+              <w:t>테스트 기능</w:t>
             </w:r>
           </w:p>
         </w:tc>
@@ -15375,7 +14159,7 @@
               <w:rPr>
                 <w:sz w:val="18"/>
               </w:rPr>
-              <w:t>TC-20</w:t>
+              <w:t>신규 등록 최대 수</w:t>
             </w:r>
           </w:p>
         </w:tc>
@@ -15410,7 +14194,7 @@
                 <w:b/>
                 <w:sz w:val="18"/>
               </w:rPr>
-              <w:t>테스트 기능</w:t>
+              <w:t>테스트 목적</w:t>
             </w:r>
           </w:p>
         </w:tc>
@@ -15439,7 +14223,7 @@
               <w:rPr>
                 <w:sz w:val="18"/>
               </w:rPr>
-              <w:t>신규 등록 최대 수</w:t>
+              <w:t>100개 등록된 상태에서 추가 등록 거부</w:t>
             </w:r>
           </w:p>
         </w:tc>
@@ -15474,7 +14258,7 @@
                 <w:b/>
                 <w:sz w:val="18"/>
               </w:rPr>
-              <w:t>테스트 목적</w:t>
+              <w:t>사전 조건</w:t>
             </w:r>
           </w:p>
         </w:tc>
@@ -15503,7 +14287,7 @@
               <w:rPr>
                 <w:sz w:val="18"/>
               </w:rPr>
-              <w:t>100개 등록된 상태에서 추가 등록 거부</w:t>
+              <w:t>계좌 100개: 100000000000부터 100000000099까지, 각 비밀번호 1234 이름 시험 잔액 10000</w:t>
             </w:r>
           </w:p>
         </w:tc>
@@ -15538,7 +14322,7 @@
                 <w:b/>
                 <w:sz w:val="18"/>
               </w:rPr>
-              <w:t>사전 조건</w:t>
+              <w:t>실제 입력값</w:t>
             </w:r>
           </w:p>
         </w:tc>
@@ -15567,7 +14351,7 @@
               <w:rPr>
                 <w:sz w:val="18"/>
               </w:rPr>
-              <w:t>계좌 100개: 100000000000부터 100000000099까지, 각 비밀번호 1234 이름 시험 잔액 10000</w:t>
+              <w:t>2 → 3</w:t>
             </w:r>
           </w:p>
         </w:tc>
@@ -15602,7 +14386,7 @@
                 <w:b/>
                 <w:sz w:val="18"/>
               </w:rPr>
-              <w:t>실제 입력값</w:t>
+              <w:t>예상 결과</w:t>
             </w:r>
           </w:p>
         </w:tc>
@@ -15631,7 +14415,7 @@
               <w:rPr>
                 <w:sz w:val="18"/>
               </w:rPr>
-              <w:t>2 → 3</w:t>
+              <w:t>최대 계좌 개수 초과 메시지, 100개 유지</w:t>
             </w:r>
           </w:p>
         </w:tc>
@@ -15666,7 +14450,7 @@
                 <w:b/>
                 <w:sz w:val="18"/>
               </w:rPr>
-              <w:t>예상 결과</w:t>
+              <w:t>실제 결과</w:t>
             </w:r>
           </w:p>
         </w:tc>
@@ -15695,7 +14479,9 @@
               <w:rPr>
                 <w:sz w:val="18"/>
               </w:rPr>
-              <w:t>최대 계좌 개수 초과 메시지, 100개 유지</w:t>
+              <w:t>최대 계좌 개수를 초과하여 등록할 수 없습니다.</w:t>
+              <w:br/>
+              <w:t>파일 100개 계좌; 첫 계좌 잔액 10000원; 프로세스 종료 코드 0</w:t>
             </w:r>
           </w:p>
         </w:tc>
@@ -15730,7 +14516,7 @@
                 <w:b/>
                 <w:sz w:val="18"/>
               </w:rPr>
-              <w:t>실제 결과</w:t>
+              <w:t>판정</w:t>
             </w:r>
           </w:p>
         </w:tc>
@@ -15759,9 +14545,7 @@
               <w:rPr>
                 <w:sz w:val="18"/>
               </w:rPr>
-              <w:t>최대 계좌 개수를 초과하여 등록할 수 없습니다.</w:t>
-              <w:br/>
-              <w:t>파일 100개 계좌; 첫 계좌 잔액 10000원; 프로세스 종료 코드 0</w:t>
+              <w:t>PASS</w:t>
             </w:r>
           </w:p>
         </w:tc>
@@ -15796,70 +14580,6 @@
                 <w:b/>
                 <w:sz w:val="18"/>
               </w:rPr>
-              <w:t>판정</w:t>
-            </w:r>
-          </w:p>
-        </w:tc>
-        <w:tc>
-          <w:tcPr>
-            <w:tcW w:type="dxa" w:w="7992"/>
-            <w:vAlign w:val="center"/>
-            <w:tcBorders>
-              <w:top w:val="single" w:sz="4" w:color="D9D9D9"/>
-              <w:left w:val="single" w:sz="4" w:color="D9D9D9"/>
-              <w:bottom w:val="single" w:sz="4" w:color="D9D9D9"/>
-              <w:right w:val="single" w:sz="4" w:color="D9D9D9"/>
-            </w:tcBorders>
-            <w:tcMar>
-              <w:top w:w="60" w:type="dxa"/>
-              <w:left w:w="60" w:type="dxa"/>
-              <w:bottom w:w="60" w:type="dxa"/>
-              <w:right w:w="60" w:type="dxa"/>
-            </w:tcMar>
-          </w:tcPr>
-          <w:p>
-            <w:pPr>
-              <w:spacing w:before="30" w:after="30" w:line="247" w:lineRule="auto"/>
-            </w:pPr>
-            <w:r>
-              <w:rPr>
-                <w:sz w:val="18"/>
-              </w:rPr>
-              <w:t>PASS</w:t>
-            </w:r>
-          </w:p>
-        </w:tc>
-      </w:tr>
-      <w:tr>
-        <w:trPr>
-          <w:cantSplit/>
-        </w:trPr>
-        <w:tc>
-          <w:tcPr>
-            <w:tcW w:type="dxa" w:w="1584"/>
-            <w:vAlign w:val="center"/>
-            <w:tcBorders>
-              <w:top w:val="single" w:sz="4" w:color="D9D9D9"/>
-              <w:left w:val="single" w:sz="4" w:color="D9D9D9"/>
-              <w:bottom w:val="single" w:sz="4" w:color="D9D9D9"/>
-              <w:right w:val="single" w:sz="4" w:color="D9D9D9"/>
-            </w:tcBorders>
-            <w:tcMar>
-              <w:top w:w="60" w:type="dxa"/>
-              <w:left w:w="60" w:type="dxa"/>
-              <w:bottom w:w="60" w:type="dxa"/>
-              <w:right w:w="60" w:type="dxa"/>
-            </w:tcMar>
-          </w:tcPr>
-          <w:p>
-            <w:pPr>
-              <w:spacing w:before="30" w:after="30" w:line="247" w:lineRule="auto"/>
-            </w:pPr>
-            <w:r>
-              <w:rPr>
-                <w:b/>
-                <w:sz w:val="18"/>
-              </w:rPr>
               <w:t>오류 예방 목적</w:t>
             </w:r>
           </w:p>
@@ -15919,7 +14639,7 @@
         <w:pStyle w:val="Heading2"/>
       </w:pPr>
       <w:r>
-        <w:t>TC-21 show_balance</w:t>
+        <w:t>show_balance</w:t>
       </w:r>
     </w:p>
     <w:tbl>
@@ -15965,7 +14685,7 @@
                 <w:b/>
                 <w:sz w:val="18"/>
               </w:rPr>
-              <w:t>테스트 ID</w:t>
+              <w:t>테스트 기능</w:t>
             </w:r>
           </w:p>
         </w:tc>
@@ -15995,7 +14715,7 @@
               <w:rPr>
                 <w:sz w:val="18"/>
               </w:rPr>
-              <w:t>TC-21</w:t>
+              <w:t>show_balance</w:t>
             </w:r>
           </w:p>
         </w:tc>
@@ -16030,7 +14750,7 @@
                 <w:b/>
                 <w:sz w:val="18"/>
               </w:rPr>
-              <w:t>테스트 기능</w:t>
+              <w:t>테스트 목적</w:t>
             </w:r>
           </w:p>
         </w:tc>
@@ -16059,7 +14779,7 @@
               <w:rPr>
                 <w:sz w:val="18"/>
               </w:rPr>
-              <w:t>show_balance</w:t>
+              <w:t>서로 다른 계좌 잔액을 같은 실행에서 조회</w:t>
             </w:r>
           </w:p>
         </w:tc>
@@ -16094,7 +14814,7 @@
                 <w:b/>
                 <w:sz w:val="18"/>
               </w:rPr>
-              <w:t>테스트 목적</w:t>
+              <w:t>사전 조건</w:t>
             </w:r>
           </w:p>
         </w:tc>
@@ -16123,7 +14843,11 @@
               <w:rPr>
                 <w:sz w:val="18"/>
               </w:rPr>
-              <w:t>서로 다른 계좌 잔액을 같은 실행에서 조회</w:t>
+              <w:t>100152351124 1524 김백제 10000</w:t>
+              <w:br/>
+              <w:t>100144523657 1275 이온조 25000</w:t>
+              <w:br/>
+              <w:t>100142566328 1685 최쿠농 100000</w:t>
             </w:r>
           </w:p>
         </w:tc>
@@ -16158,7 +14882,7 @@
                 <w:b/>
                 <w:sz w:val="18"/>
               </w:rPr>
-              <w:t>사전 조건</w:t>
+              <w:t>실제 입력값</w:t>
             </w:r>
           </w:p>
         </w:tc>
@@ -16187,11 +14911,7 @@
               <w:rPr>
                 <w:sz w:val="18"/>
               </w:rPr>
-              <w:t>100152351124 1524 김백제 10000</w:t>
-              <w:br/>
-              <w:t>100144523657 1275 이온조 25000</w:t>
-              <w:br/>
-              <w:t>100142566328 1685 최쿠농 100000</w:t>
+              <w:t>1 → 100152351124 → 1524 → 잔액조회 → 1524 → 아니오 → 1 → 100144523657 → 1275 → 잔액조회 → 1275 → 아니오 → 3</w:t>
             </w:r>
           </w:p>
         </w:tc>
@@ -16226,7 +14946,7 @@
                 <w:b/>
                 <w:sz w:val="18"/>
               </w:rPr>
-              <w:t>실제 입력값</w:t>
+              <w:t>예상 결과</w:t>
             </w:r>
           </w:p>
         </w:tc>
@@ -16255,7 +14975,7 @@
               <w:rPr>
                 <w:sz w:val="18"/>
               </w:rPr>
-              <w:t>1 → 100152351124 → 1524 → 잔액조회 → 1524 → 아니오 → 1 → 100144523657 → 1275 → 잔액조회 → 1275 → 아니오 → 3</w:t>
+              <w:t>첫 계좌 10000, 두 번째 25000</w:t>
             </w:r>
           </w:p>
         </w:tc>
@@ -16290,7 +15010,7 @@
                 <w:b/>
                 <w:sz w:val="18"/>
               </w:rPr>
-              <w:t>예상 결과</w:t>
+              <w:t>실제 결과</w:t>
             </w:r>
           </w:p>
         </w:tc>
@@ -16319,7 +15039,9 @@
               <w:rPr>
                 <w:sz w:val="18"/>
               </w:rPr>
-              <w:t>첫 계좌 10000, 두 번째 25000</w:t>
+              <w:t>비밀번호가 올바르게 입력되었습니다.; 현재 귀하의 잔액은 10000원 입니다.; 현재 귀하의 잔액은 25000원 입니다.</w:t>
+              <w:br/>
+              <w:t>파일 3개 계좌; 첫 계좌 잔액 10000원; 프로세스 종료 코드 0</w:t>
             </w:r>
           </w:p>
         </w:tc>
@@ -16354,7 +15076,7 @@
                 <w:b/>
                 <w:sz w:val="18"/>
               </w:rPr>
-              <w:t>실제 결과</w:t>
+              <w:t>판정</w:t>
             </w:r>
           </w:p>
         </w:tc>
@@ -16383,9 +15105,7 @@
               <w:rPr>
                 <w:sz w:val="18"/>
               </w:rPr>
-              <w:t>비밀번호가 올바르게 입력되었습니다.; 현재 귀하의 잔액은 10000원 입니다.; 현재 귀하의 잔액은 25000원 입니다.</w:t>
-              <w:br/>
-              <w:t>파일 3개 계좌; 첫 계좌 잔액 10000원; 프로세스 종료 코드 0</w:t>
+              <w:t>PASS</w:t>
             </w:r>
           </w:p>
         </w:tc>
@@ -16420,70 +15140,6 @@
                 <w:b/>
                 <w:sz w:val="18"/>
               </w:rPr>
-              <w:t>판정</w:t>
-            </w:r>
-          </w:p>
-        </w:tc>
-        <w:tc>
-          <w:tcPr>
-            <w:tcW w:type="dxa" w:w="7992"/>
-            <w:vAlign w:val="center"/>
-            <w:tcBorders>
-              <w:top w:val="single" w:sz="4" w:color="D9D9D9"/>
-              <w:left w:val="single" w:sz="4" w:color="D9D9D9"/>
-              <w:bottom w:val="single" w:sz="4" w:color="D9D9D9"/>
-              <w:right w:val="single" w:sz="4" w:color="D9D9D9"/>
-            </w:tcBorders>
-            <w:tcMar>
-              <w:top w:w="60" w:type="dxa"/>
-              <w:left w:w="60" w:type="dxa"/>
-              <w:bottom w:w="60" w:type="dxa"/>
-              <w:right w:w="60" w:type="dxa"/>
-            </w:tcMar>
-          </w:tcPr>
-          <w:p>
-            <w:pPr>
-              <w:spacing w:before="30" w:after="30" w:line="247" w:lineRule="auto"/>
-            </w:pPr>
-            <w:r>
-              <w:rPr>
-                <w:sz w:val="18"/>
-              </w:rPr>
-              <w:t>PASS</w:t>
-            </w:r>
-          </w:p>
-        </w:tc>
-      </w:tr>
-      <w:tr>
-        <w:trPr>
-          <w:cantSplit/>
-        </w:trPr>
-        <w:tc>
-          <w:tcPr>
-            <w:tcW w:type="dxa" w:w="1584"/>
-            <w:vAlign w:val="center"/>
-            <w:tcBorders>
-              <w:top w:val="single" w:sz="4" w:color="D9D9D9"/>
-              <w:left w:val="single" w:sz="4" w:color="D9D9D9"/>
-              <w:bottom w:val="single" w:sz="4" w:color="D9D9D9"/>
-              <w:right w:val="single" w:sz="4" w:color="D9D9D9"/>
-            </w:tcBorders>
-            <w:tcMar>
-              <w:top w:w="60" w:type="dxa"/>
-              <w:left w:w="60" w:type="dxa"/>
-              <w:bottom w:w="60" w:type="dxa"/>
-              <w:right w:w="60" w:type="dxa"/>
-            </w:tcMar>
-          </w:tcPr>
-          <w:p>
-            <w:pPr>
-              <w:spacing w:before="30" w:after="30" w:line="247" w:lineRule="auto"/>
-            </w:pPr>
-            <w:r>
-              <w:rPr>
-                <w:b/>
-                <w:sz w:val="18"/>
-              </w:rPr>
               <w:t>오류 예방 목적</w:t>
             </w:r>
           </w:p>
@@ -16534,7 +15190,7 @@
         <w:pStyle w:val="Heading2"/>
       </w:pPr>
       <w:r>
-        <w:t>TC-22 save_file 입금</w:t>
+        <w:t>save_file 입금</w:t>
       </w:r>
     </w:p>
     <w:tbl>
@@ -16580,7 +15236,7 @@
                 <w:b/>
                 <w:sz w:val="18"/>
               </w:rPr>
-              <w:t>테스트 ID</w:t>
+              <w:t>테스트 기능</w:t>
             </w:r>
           </w:p>
         </w:tc>
@@ -16610,7 +15266,7 @@
               <w:rPr>
                 <w:sz w:val="18"/>
               </w:rPr>
-              <w:t>TC-22</w:t>
+              <w:t>save_file 입금</w:t>
             </w:r>
           </w:p>
         </w:tc>
@@ -16645,7 +15301,7 @@
                 <w:b/>
                 <w:sz w:val="18"/>
               </w:rPr>
-              <w:t>테스트 기능</w:t>
+              <w:t>테스트 목적</w:t>
             </w:r>
           </w:p>
         </w:tc>
@@ -16674,7 +15330,7 @@
               <w:rPr>
                 <w:sz w:val="18"/>
               </w:rPr>
-              <w:t>save_file 입금</w:t>
+              <w:t>입금 직후 EOF로 종료해도 갱신</w:t>
             </w:r>
           </w:p>
         </w:tc>
@@ -16709,7 +15365,7 @@
                 <w:b/>
                 <w:sz w:val="18"/>
               </w:rPr>
-              <w:t>테스트 목적</w:t>
+              <w:t>사전 조건</w:t>
             </w:r>
           </w:p>
         </w:tc>
@@ -16738,7 +15394,11 @@
               <w:rPr>
                 <w:sz w:val="18"/>
               </w:rPr>
-              <w:t>입금 직후 EOF로 종료해도 갱신</w:t>
+              <w:t>100152351124 1524 김백제 10000</w:t>
+              <w:br/>
+              <w:t>100144523657 1275 이온조 25000</w:t>
+              <w:br/>
+              <w:t>100142566328 1685 최쿠농 100000</w:t>
             </w:r>
           </w:p>
         </w:tc>
@@ -16773,7 +15433,7 @@
                 <w:b/>
                 <w:sz w:val="18"/>
               </w:rPr>
-              <w:t>사전 조건</w:t>
+              <w:t>실제 입력값</w:t>
             </w:r>
           </w:p>
         </w:tc>
@@ -16802,11 +15462,7 @@
               <w:rPr>
                 <w:sz w:val="18"/>
               </w:rPr>
-              <w:t>100152351124 1524 김백제 10000</w:t>
-              <w:br/>
-              <w:t>100144523657 1275 이온조 25000</w:t>
-              <w:br/>
-              <w:t>100142566328 1685 최쿠농 100000</w:t>
+              <w:t>1 → 100152351124 → 1524 → 입금 → 5000</w:t>
             </w:r>
           </w:p>
         </w:tc>
@@ -16841,7 +15497,7 @@
                 <w:b/>
                 <w:sz w:val="18"/>
               </w:rPr>
-              <w:t>실제 입력값</w:t>
+              <w:t>예상 결과</w:t>
             </w:r>
           </w:p>
         </w:tc>
@@ -16870,7 +15526,7 @@
               <w:rPr>
                 <w:sz w:val="18"/>
               </w:rPr>
-              <w:t>1 → 100152351124 → 1524 → 입금 → 5000</w:t>
+              <w:t>파일 잔액 15000, .tmp/.bak 없음</w:t>
             </w:r>
           </w:p>
         </w:tc>
@@ -16905,7 +15561,7 @@
                 <w:b/>
                 <w:sz w:val="18"/>
               </w:rPr>
-              <w:t>예상 결과</w:t>
+              <w:t>실제 결과</w:t>
             </w:r>
           </w:p>
         </w:tc>
@@ -16934,7 +15590,9 @@
               <w:rPr>
                 <w:sz w:val="18"/>
               </w:rPr>
-              <w:t>파일 잔액 15000, .tmp/.bak 없음</w:t>
+              <w:t>입금이 완료 되었습니다. 현재 잔액은 15000원 입니다.</w:t>
+              <w:br/>
+              <w:t>파일 3개 계좌; 첫 계좌 잔액 15000원; 프로세스 종료 코드 0</w:t>
             </w:r>
           </w:p>
         </w:tc>
@@ -16969,7 +15627,7 @@
                 <w:b/>
                 <w:sz w:val="18"/>
               </w:rPr>
-              <w:t>실제 결과</w:t>
+              <w:t>판정</w:t>
             </w:r>
           </w:p>
         </w:tc>
@@ -16998,9 +15656,7 @@
               <w:rPr>
                 <w:sz w:val="18"/>
               </w:rPr>
-              <w:t>입금이 완료 되었습니다. 현재 잔액은 15000원 입니다.</w:t>
-              <w:br/>
-              <w:t>파일 3개 계좌; 첫 계좌 잔액 15000원; 프로세스 종료 코드 0</w:t>
+              <w:t>PASS</w:t>
             </w:r>
           </w:p>
         </w:tc>
@@ -17035,70 +15691,6 @@
                 <w:b/>
                 <w:sz w:val="18"/>
               </w:rPr>
-              <w:t>판정</w:t>
-            </w:r>
-          </w:p>
-        </w:tc>
-        <w:tc>
-          <w:tcPr>
-            <w:tcW w:type="dxa" w:w="7992"/>
-            <w:vAlign w:val="center"/>
-            <w:tcBorders>
-              <w:top w:val="single" w:sz="4" w:color="D9D9D9"/>
-              <w:left w:val="single" w:sz="4" w:color="D9D9D9"/>
-              <w:bottom w:val="single" w:sz="4" w:color="D9D9D9"/>
-              <w:right w:val="single" w:sz="4" w:color="D9D9D9"/>
-            </w:tcBorders>
-            <w:tcMar>
-              <w:top w:w="60" w:type="dxa"/>
-              <w:left w:w="60" w:type="dxa"/>
-              <w:bottom w:w="60" w:type="dxa"/>
-              <w:right w:w="60" w:type="dxa"/>
-            </w:tcMar>
-          </w:tcPr>
-          <w:p>
-            <w:pPr>
-              <w:spacing w:before="30" w:after="30" w:line="247" w:lineRule="auto"/>
-            </w:pPr>
-            <w:r>
-              <w:rPr>
-                <w:sz w:val="18"/>
-              </w:rPr>
-              <w:t>PASS</w:t>
-            </w:r>
-          </w:p>
-        </w:tc>
-      </w:tr>
-      <w:tr>
-        <w:trPr>
-          <w:cantSplit/>
-        </w:trPr>
-        <w:tc>
-          <w:tcPr>
-            <w:tcW w:type="dxa" w:w="1584"/>
-            <w:vAlign w:val="center"/>
-            <w:tcBorders>
-              <w:top w:val="single" w:sz="4" w:color="D9D9D9"/>
-              <w:left w:val="single" w:sz="4" w:color="D9D9D9"/>
-              <w:bottom w:val="single" w:sz="4" w:color="D9D9D9"/>
-              <w:right w:val="single" w:sz="4" w:color="D9D9D9"/>
-            </w:tcBorders>
-            <w:tcMar>
-              <w:top w:w="60" w:type="dxa"/>
-              <w:left w:w="60" w:type="dxa"/>
-              <w:bottom w:w="60" w:type="dxa"/>
-              <w:right w:w="60" w:type="dxa"/>
-            </w:tcMar>
-          </w:tcPr>
-          <w:p>
-            <w:pPr>
-              <w:spacing w:before="30" w:after="30" w:line="247" w:lineRule="auto"/>
-            </w:pPr>
-            <w:r>
-              <w:rPr>
-                <w:b/>
-                <w:sz w:val="18"/>
-              </w:rPr>
               <w:t>오류 예방 목적</w:t>
             </w:r>
           </w:p>
@@ -17158,7 +15750,7 @@
         <w:pStyle w:val="Heading2"/>
       </w:pPr>
       <w:r>
-        <w:t>TC-23 save_file 출금</w:t>
+        <w:t>save_file 출금</w:t>
       </w:r>
     </w:p>
     <w:tbl>
@@ -17204,7 +15796,7 @@
                 <w:b/>
                 <w:sz w:val="18"/>
               </w:rPr>
-              <w:t>테스트 ID</w:t>
+              <w:t>테스트 기능</w:t>
             </w:r>
           </w:p>
         </w:tc>
@@ -17234,7 +15826,7 @@
               <w:rPr>
                 <w:sz w:val="18"/>
               </w:rPr>
-              <w:t>TC-23</w:t>
+              <w:t>save_file 출금</w:t>
             </w:r>
           </w:p>
         </w:tc>
@@ -17269,7 +15861,7 @@
                 <w:b/>
                 <w:sz w:val="18"/>
               </w:rPr>
-              <w:t>테스트 기능</w:t>
+              <w:t>테스트 목적</w:t>
             </w:r>
           </w:p>
         </w:tc>
@@ -17298,7 +15890,7 @@
               <w:rPr>
                 <w:sz w:val="18"/>
               </w:rPr>
-              <w:t>save_file 출금</w:t>
+              <w:t>출금 직후 EOF 종료 후 갱신</w:t>
             </w:r>
           </w:p>
         </w:tc>
@@ -17333,7 +15925,7 @@
                 <w:b/>
                 <w:sz w:val="18"/>
               </w:rPr>
-              <w:t>테스트 목적</w:t>
+              <w:t>사전 조건</w:t>
             </w:r>
           </w:p>
         </w:tc>
@@ -17362,7 +15954,11 @@
               <w:rPr>
                 <w:sz w:val="18"/>
               </w:rPr>
-              <w:t>출금 직후 EOF 종료 후 갱신</w:t>
+              <w:t>100152351124 1524 김백제 10000</w:t>
+              <w:br/>
+              <w:t>100144523657 1275 이온조 25000</w:t>
+              <w:br/>
+              <w:t>100142566328 1685 최쿠농 100000</w:t>
             </w:r>
           </w:p>
         </w:tc>
@@ -17397,7 +15993,7 @@
                 <w:b/>
                 <w:sz w:val="18"/>
               </w:rPr>
-              <w:t>사전 조건</w:t>
+              <w:t>실제 입력값</w:t>
             </w:r>
           </w:p>
         </w:tc>
@@ -17426,11 +16022,7 @@
               <w:rPr>
                 <w:sz w:val="18"/>
               </w:rPr>
-              <w:t>100152351124 1524 김백제 10000</w:t>
-              <w:br/>
-              <w:t>100144523657 1275 이온조 25000</w:t>
-              <w:br/>
-              <w:t>100142566328 1685 최쿠농 100000</w:t>
+              <w:t>1 → 100152351124 → 1524 → 출금 → 1524 → 3000</w:t>
             </w:r>
           </w:p>
         </w:tc>
@@ -17465,7 +16057,7 @@
                 <w:b/>
                 <w:sz w:val="18"/>
               </w:rPr>
-              <w:t>실제 입력값</w:t>
+              <w:t>예상 결과</w:t>
             </w:r>
           </w:p>
         </w:tc>
@@ -17494,7 +16086,7 @@
               <w:rPr>
                 <w:sz w:val="18"/>
               </w:rPr>
-              <w:t>1 → 100152351124 → 1524 → 출금 → 1524 → 3000</w:t>
+              <w:t>파일 잔액 7000</w:t>
             </w:r>
           </w:p>
         </w:tc>
@@ -17529,7 +16121,7 @@
                 <w:b/>
                 <w:sz w:val="18"/>
               </w:rPr>
-              <w:t>예상 결과</w:t>
+              <w:t>실제 결과</w:t>
             </w:r>
           </w:p>
         </w:tc>
@@ -17558,7 +16150,9 @@
               <w:rPr>
                 <w:sz w:val="18"/>
               </w:rPr>
-              <w:t>파일 잔액 7000</w:t>
+              <w:t>비밀번호가 올바르게 입력되었습니다.; 출금이 완료 되었습니다. 현재 잔액은 7000원 입니다.</w:t>
+              <w:br/>
+              <w:t>파일 3개 계좌; 첫 계좌 잔액 7000원; 프로세스 종료 코드 0</w:t>
             </w:r>
           </w:p>
         </w:tc>
@@ -17593,7 +16187,7 @@
                 <w:b/>
                 <w:sz w:val="18"/>
               </w:rPr>
-              <w:t>실제 결과</w:t>
+              <w:t>판정</w:t>
             </w:r>
           </w:p>
         </w:tc>
@@ -17622,9 +16216,7 @@
               <w:rPr>
                 <w:sz w:val="18"/>
               </w:rPr>
-              <w:t>비밀번호가 올바르게 입력되었습니다.; 출금이 완료 되었습니다. 현재 잔액은 7000원 입니다.</w:t>
-              <w:br/>
-              <w:t>파일 3개 계좌; 첫 계좌 잔액 7000원; 프로세스 종료 코드 0</w:t>
+              <w:t>PASS</w:t>
             </w:r>
           </w:p>
         </w:tc>
@@ -17659,70 +16251,6 @@
                 <w:b/>
                 <w:sz w:val="18"/>
               </w:rPr>
-              <w:t>판정</w:t>
-            </w:r>
-          </w:p>
-        </w:tc>
-        <w:tc>
-          <w:tcPr>
-            <w:tcW w:type="dxa" w:w="7992"/>
-            <w:vAlign w:val="center"/>
-            <w:tcBorders>
-              <w:top w:val="single" w:sz="4" w:color="D9D9D9"/>
-              <w:left w:val="single" w:sz="4" w:color="D9D9D9"/>
-              <w:bottom w:val="single" w:sz="4" w:color="D9D9D9"/>
-              <w:right w:val="single" w:sz="4" w:color="D9D9D9"/>
-            </w:tcBorders>
-            <w:tcMar>
-              <w:top w:w="60" w:type="dxa"/>
-              <w:left w:w="60" w:type="dxa"/>
-              <w:bottom w:w="60" w:type="dxa"/>
-              <w:right w:w="60" w:type="dxa"/>
-            </w:tcMar>
-          </w:tcPr>
-          <w:p>
-            <w:pPr>
-              <w:spacing w:before="30" w:after="30" w:line="247" w:lineRule="auto"/>
-            </w:pPr>
-            <w:r>
-              <w:rPr>
-                <w:sz w:val="18"/>
-              </w:rPr>
-              <w:t>PASS</w:t>
-            </w:r>
-          </w:p>
-        </w:tc>
-      </w:tr>
-      <w:tr>
-        <w:trPr>
-          <w:cantSplit/>
-        </w:trPr>
-        <w:tc>
-          <w:tcPr>
-            <w:tcW w:type="dxa" w:w="1584"/>
-            <w:vAlign w:val="center"/>
-            <w:tcBorders>
-              <w:top w:val="single" w:sz="4" w:color="D9D9D9"/>
-              <w:left w:val="single" w:sz="4" w:color="D9D9D9"/>
-              <w:bottom w:val="single" w:sz="4" w:color="D9D9D9"/>
-              <w:right w:val="single" w:sz="4" w:color="D9D9D9"/>
-            </w:tcBorders>
-            <w:tcMar>
-              <w:top w:w="60" w:type="dxa"/>
-              <w:left w:w="60" w:type="dxa"/>
-              <w:bottom w:w="60" w:type="dxa"/>
-              <w:right w:w="60" w:type="dxa"/>
-            </w:tcMar>
-          </w:tcPr>
-          <w:p>
-            <w:pPr>
-              <w:spacing w:before="30" w:after="30" w:line="247" w:lineRule="auto"/>
-            </w:pPr>
-            <w:r>
-              <w:rPr>
-                <w:b/>
-                <w:sz w:val="18"/>
-              </w:rPr>
               <w:t>오류 예방 목적</w:t>
             </w:r>
           </w:p>
@@ -17773,7 +16301,7 @@
         <w:pStyle w:val="Heading2"/>
       </w:pPr>
       <w:r>
-        <w:t>TC-24 재실행 잔액 유지</w:t>
+        <w:t>재실행 잔액 유지</w:t>
       </w:r>
     </w:p>
     <w:tbl>
@@ -17819,7 +16347,7 @@
                 <w:b/>
                 <w:sz w:val="18"/>
               </w:rPr>
-              <w:t>테스트 ID</w:t>
+              <w:t>테스트 기능</w:t>
             </w:r>
           </w:p>
         </w:tc>
@@ -17849,7 +16377,7 @@
               <w:rPr>
                 <w:sz w:val="18"/>
               </w:rPr>
-              <w:t>TC-24</w:t>
+              <w:t>재실행 잔액 유지</w:t>
             </w:r>
           </w:p>
         </w:tc>
@@ -17884,7 +16412,7 @@
                 <w:b/>
                 <w:sz w:val="18"/>
               </w:rPr>
-              <w:t>테스트 기능</w:t>
+              <w:t>테스트 목적</w:t>
             </w:r>
           </w:p>
         </w:tc>
@@ -17913,7 +16441,7 @@
               <w:rPr>
                 <w:sz w:val="18"/>
               </w:rPr>
-              <w:t>재실행 잔액 유지</w:t>
+              <w:t>별도 프로세스에서 저장된 잔액 조회</w:t>
             </w:r>
           </w:p>
         </w:tc>
@@ -17948,7 +16476,7 @@
                 <w:b/>
                 <w:sz w:val="18"/>
               </w:rPr>
-              <w:t>테스트 목적</w:t>
+              <w:t>사전 조건</w:t>
             </w:r>
           </w:p>
         </w:tc>
@@ -17977,7 +16505,11 @@
               <w:rPr>
                 <w:sz w:val="18"/>
               </w:rPr>
-              <w:t>별도 프로세스에서 저장된 잔액 조회</w:t>
+              <w:t>100152351124 1524 김백제 15000</w:t>
+              <w:br/>
+              <w:t>100144523657 1275 이온조 25000</w:t>
+              <w:br/>
+              <w:t>100142566328 1685 최쿠농 100000</w:t>
             </w:r>
           </w:p>
         </w:tc>
@@ -18012,7 +16544,7 @@
                 <w:b/>
                 <w:sz w:val="18"/>
               </w:rPr>
-              <w:t>사전 조건</w:t>
+              <w:t>실제 입력값</w:t>
             </w:r>
           </w:p>
         </w:tc>
@@ -18041,11 +16573,7 @@
               <w:rPr>
                 <w:sz w:val="18"/>
               </w:rPr>
-              <w:t>100152351124 1524 김백제 15000</w:t>
-              <w:br/>
-              <w:t>100144523657 1275 이온조 25000</w:t>
-              <w:br/>
-              <w:t>100142566328 1685 최쿠농 100000</w:t>
+              <w:t>1 → 100152351124 → 1524 → 잔액조회 → 1524 → 아니오 → 3</w:t>
             </w:r>
           </w:p>
         </w:tc>
@@ -18080,7 +16608,7 @@
                 <w:b/>
                 <w:sz w:val="18"/>
               </w:rPr>
-              <w:t>실제 입력값</w:t>
+              <w:t>예상 결과</w:t>
             </w:r>
           </w:p>
         </w:tc>
@@ -18109,7 +16637,7 @@
               <w:rPr>
                 <w:sz w:val="18"/>
               </w:rPr>
-              <w:t>1 → 100152351124 → 1524 → 잔액조회 → 1524 → 아니오 → 3</w:t>
+              <w:t>15000 출력</w:t>
             </w:r>
           </w:p>
         </w:tc>
@@ -18144,7 +16672,7 @@
                 <w:b/>
                 <w:sz w:val="18"/>
               </w:rPr>
-              <w:t>예상 결과</w:t>
+              <w:t>실제 결과</w:t>
             </w:r>
           </w:p>
         </w:tc>
@@ -18173,7 +16701,9 @@
               <w:rPr>
                 <w:sz w:val="18"/>
               </w:rPr>
-              <w:t>15000 출력</w:t>
+              <w:t>비밀번호가 올바르게 입력되었습니다.; 현재 귀하의 잔액은 15000원 입니다.</w:t>
+              <w:br/>
+              <w:t>파일 3개 계좌; 첫 계좌 잔액 15000원; 프로세스 종료 코드 0</w:t>
             </w:r>
           </w:p>
         </w:tc>
@@ -18208,7 +16738,7 @@
                 <w:b/>
                 <w:sz w:val="18"/>
               </w:rPr>
-              <w:t>실제 결과</w:t>
+              <w:t>판정</w:t>
             </w:r>
           </w:p>
         </w:tc>
@@ -18237,9 +16767,7 @@
               <w:rPr>
                 <w:sz w:val="18"/>
               </w:rPr>
-              <w:t>비밀번호가 올바르게 입력되었습니다.; 현재 귀하의 잔액은 15000원 입니다.</w:t>
-              <w:br/>
-              <w:t>파일 3개 계좌; 첫 계좌 잔액 15000원; 프로세스 종료 코드 0</w:t>
+              <w:t>PASS</w:t>
             </w:r>
           </w:p>
         </w:tc>
@@ -18274,70 +16802,6 @@
                 <w:b/>
                 <w:sz w:val="18"/>
               </w:rPr>
-              <w:t>판정</w:t>
-            </w:r>
-          </w:p>
-        </w:tc>
-        <w:tc>
-          <w:tcPr>
-            <w:tcW w:type="dxa" w:w="7992"/>
-            <w:vAlign w:val="center"/>
-            <w:tcBorders>
-              <w:top w:val="single" w:sz="4" w:color="D9D9D9"/>
-              <w:left w:val="single" w:sz="4" w:color="D9D9D9"/>
-              <w:bottom w:val="single" w:sz="4" w:color="D9D9D9"/>
-              <w:right w:val="single" w:sz="4" w:color="D9D9D9"/>
-            </w:tcBorders>
-            <w:tcMar>
-              <w:top w:w="60" w:type="dxa"/>
-              <w:left w:w="60" w:type="dxa"/>
-              <w:bottom w:w="60" w:type="dxa"/>
-              <w:right w:w="60" w:type="dxa"/>
-            </w:tcMar>
-          </w:tcPr>
-          <w:p>
-            <w:pPr>
-              <w:spacing w:before="30" w:after="30" w:line="247" w:lineRule="auto"/>
-            </w:pPr>
-            <w:r>
-              <w:rPr>
-                <w:sz w:val="18"/>
-              </w:rPr>
-              <w:t>PASS</w:t>
-            </w:r>
-          </w:p>
-        </w:tc>
-      </w:tr>
-      <w:tr>
-        <w:trPr>
-          <w:cantSplit/>
-        </w:trPr>
-        <w:tc>
-          <w:tcPr>
-            <w:tcW w:type="dxa" w:w="1584"/>
-            <w:vAlign w:val="center"/>
-            <w:tcBorders>
-              <w:top w:val="single" w:sz="4" w:color="D9D9D9"/>
-              <w:left w:val="single" w:sz="4" w:color="D9D9D9"/>
-              <w:bottom w:val="single" w:sz="4" w:color="D9D9D9"/>
-              <w:right w:val="single" w:sz="4" w:color="D9D9D9"/>
-            </w:tcBorders>
-            <w:tcMar>
-              <w:top w:w="60" w:type="dxa"/>
-              <w:left w:w="60" w:type="dxa"/>
-              <w:bottom w:w="60" w:type="dxa"/>
-              <w:right w:w="60" w:type="dxa"/>
-            </w:tcMar>
-          </w:tcPr>
-          <w:p>
-            <w:pPr>
-              <w:spacing w:before="30" w:after="30" w:line="247" w:lineRule="auto"/>
-            </w:pPr>
-            <w:r>
-              <w:rPr>
-                <w:b/>
-                <w:sz w:val="18"/>
-              </w:rPr>
               <w:t>오류 예방 목적</w:t>
             </w:r>
           </w:p>
@@ -18397,7 +16861,7 @@
         <w:pStyle w:val="Heading2"/>
       </w:pPr>
       <w:r>
-        <w:t>TC-25 재실행 신규 계좌</w:t>
+        <w:t>재실행 신규 계좌</w:t>
       </w:r>
     </w:p>
     <w:tbl>
@@ -18443,7 +16907,7 @@
                 <w:b/>
                 <w:sz w:val="18"/>
               </w:rPr>
-              <w:t>테스트 ID</w:t>
+              <w:t>테스트 기능</w:t>
             </w:r>
           </w:p>
         </w:tc>
@@ -18464,70 +16928,6 @@
               <w:right w:w="60" w:type="dxa"/>
             </w:tcMar>
             <w:shd w:fill="E7EEF5"/>
-          </w:tcPr>
-          <w:p>
-            <w:pPr>
-              <w:spacing w:before="30" w:after="30" w:line="247" w:lineRule="auto"/>
-            </w:pPr>
-            <w:r>
-              <w:rPr>
-                <w:sz w:val="18"/>
-              </w:rPr>
-              <w:t>TC-25</w:t>
-            </w:r>
-          </w:p>
-        </w:tc>
-      </w:tr>
-      <w:tr>
-        <w:trPr>
-          <w:cantSplit/>
-        </w:trPr>
-        <w:tc>
-          <w:tcPr>
-            <w:tcW w:type="dxa" w:w="1584"/>
-            <w:vAlign w:val="center"/>
-            <w:tcBorders>
-              <w:top w:val="single" w:sz="4" w:color="D9D9D9"/>
-              <w:left w:val="single" w:sz="4" w:color="D9D9D9"/>
-              <w:bottom w:val="single" w:sz="4" w:color="D9D9D9"/>
-              <w:right w:val="single" w:sz="4" w:color="D9D9D9"/>
-            </w:tcBorders>
-            <w:tcMar>
-              <w:top w:w="60" w:type="dxa"/>
-              <w:left w:w="60" w:type="dxa"/>
-              <w:bottom w:w="60" w:type="dxa"/>
-              <w:right w:w="60" w:type="dxa"/>
-            </w:tcMar>
-          </w:tcPr>
-          <w:p>
-            <w:pPr>
-              <w:spacing w:before="30" w:after="30" w:line="247" w:lineRule="auto"/>
-            </w:pPr>
-            <w:r>
-              <w:rPr>
-                <w:b/>
-                <w:sz w:val="18"/>
-              </w:rPr>
-              <w:t>테스트 기능</w:t>
-            </w:r>
-          </w:p>
-        </w:tc>
-        <w:tc>
-          <w:tcPr>
-            <w:tcW w:type="dxa" w:w="7992"/>
-            <w:vAlign w:val="center"/>
-            <w:tcBorders>
-              <w:top w:val="single" w:sz="4" w:color="D9D9D9"/>
-              <w:left w:val="single" w:sz="4" w:color="D9D9D9"/>
-              <w:bottom w:val="single" w:sz="4" w:color="D9D9D9"/>
-              <w:right w:val="single" w:sz="4" w:color="D9D9D9"/>
-            </w:tcBorders>
-            <w:tcMar>
-              <w:top w:w="60" w:type="dxa"/>
-              <w:left w:w="60" w:type="dxa"/>
-              <w:bottom w:w="60" w:type="dxa"/>
-              <w:right w:w="60" w:type="dxa"/>
-            </w:tcMar>
           </w:tcPr>
           <w:p>
             <w:pPr>
@@ -19014,7 +17414,7 @@
         <w:pStyle w:val="Heading2"/>
       </w:pPr>
       <w:r>
-        <w:t>TC-26 save_file 실패</w:t>
+        <w:t>save_file 실패</w:t>
       </w:r>
     </w:p>
     <w:tbl>
@@ -19060,7 +17460,7 @@
                 <w:b/>
                 <w:sz w:val="18"/>
               </w:rPr>
-              <w:t>테스트 ID</w:t>
+              <w:t>테스트 기능</w:t>
             </w:r>
           </w:p>
         </w:tc>
@@ -19090,7 +17490,7 @@
               <w:rPr>
                 <w:sz w:val="18"/>
               </w:rPr>
-              <w:t>TC-26</w:t>
+              <w:t>save_file 실패</w:t>
             </w:r>
           </w:p>
         </w:tc>
@@ -19125,7 +17525,7 @@
                 <w:b/>
                 <w:sz w:val="18"/>
               </w:rPr>
-              <w:t>테스트 기능</w:t>
+              <w:t>테스트 목적</w:t>
             </w:r>
           </w:p>
         </w:tc>
@@ -19154,7 +17554,7 @@
               <w:rPr>
                 <w:sz w:val="18"/>
               </w:rPr>
-              <w:t>save_file 실패</w:t>
+              <w:t>임시 경로를 디렉터리로 만들어 입금 저장 실패</w:t>
             </w:r>
           </w:p>
         </w:tc>
@@ -19189,7 +17589,7 @@
                 <w:b/>
                 <w:sz w:val="18"/>
               </w:rPr>
-              <w:t>테스트 목적</w:t>
+              <w:t>사전 조건</w:t>
             </w:r>
           </w:p>
         </w:tc>
@@ -19218,7 +17618,7 @@
               <w:rPr>
                 <w:sz w:val="18"/>
               </w:rPr>
-              <w:t>임시 경로를 디렉터리로 만들어 입금 저장 실패</w:t>
+              <w:t>김백제 10000, 이온조 25000, 최쿠농 100000; .tmp 경로가 디렉터리</w:t>
             </w:r>
           </w:p>
         </w:tc>
@@ -19253,7 +17653,7 @@
                 <w:b/>
                 <w:sz w:val="18"/>
               </w:rPr>
-              <w:t>사전 조건</w:t>
+              <w:t>실제 입력값</w:t>
             </w:r>
           </w:p>
         </w:tc>
@@ -19282,7 +17682,7 @@
               <w:rPr>
                 <w:sz w:val="18"/>
               </w:rPr>
-              <w:t>김백제 10000, 이온조 25000, 최쿠농 100000; .tmp 경로가 디렉터리</w:t>
+              <w:t>1 → 100152351124 → 1524 → 입금 → 5000 → 잔액조회 → 1524 → 네 → 김백제 → 3</w:t>
             </w:r>
           </w:p>
         </w:tc>
@@ -19317,7 +17717,7 @@
                 <w:b/>
                 <w:sz w:val="18"/>
               </w:rPr>
-              <w:t>실제 입력값</w:t>
+              <w:t>예상 결과</w:t>
             </w:r>
           </w:p>
         </w:tc>
@@ -19346,7 +17746,7 @@
               <w:rPr>
                 <w:sz w:val="18"/>
               </w:rPr>
-              <w:t>1 → 100152351124 → 1524 → 입금 → 5000 → 잔액조회 → 1524 → 네 → 김백제 → 3</w:t>
+              <w:t>거래 취소, 메모리/파일 10000, 입금 로그 없음, 종료 코드 1</w:t>
             </w:r>
           </w:p>
         </w:tc>
@@ -19381,7 +17781,7 @@
                 <w:b/>
                 <w:sz w:val="18"/>
               </w:rPr>
-              <w:t>예상 결과</w:t>
+              <w:t>실제 결과</w:t>
             </w:r>
           </w:p>
         </w:tc>
@@ -19410,7 +17810,9 @@
               <w:rPr>
                 <w:sz w:val="18"/>
               </w:rPr>
-              <w:t>거래 취소, 메모리/파일 10000, 입금 로그 없음, 종료 코드 1</w:t>
+              <w:t>파일 저장에 실패하여 거래가 취소되었습니다.; 비밀번호가 올바르게 입력되었습니다.; 현재 귀하의 잔액은 10000원 입니다.; 실명 확인 되었습니다.; 1. 잔액조회 / 현재 잔액 10000원; 계좌 파일 저장에 실패했습니다.</w:t>
+              <w:br/>
+              <w:t>파일 3개 계좌; 첫 계좌 잔액 10000원; 프로세스 종료 코드 1</w:t>
             </w:r>
           </w:p>
         </w:tc>
@@ -19445,7 +17847,7 @@
                 <w:b/>
                 <w:sz w:val="18"/>
               </w:rPr>
-              <w:t>실제 결과</w:t>
+              <w:t>판정</w:t>
             </w:r>
           </w:p>
         </w:tc>
@@ -19474,9 +17876,7 @@
               <w:rPr>
                 <w:sz w:val="18"/>
               </w:rPr>
-              <w:t>파일 저장에 실패하여 거래가 취소되었습니다.; 비밀번호가 올바르게 입력되었습니다.; 현재 귀하의 잔액은 10000원 입니다.; 실명 확인 되었습니다.; 1. 잔액조회 / 현재 잔액 10000원; 계좌 파일 저장에 실패했습니다.</w:t>
-              <w:br/>
-              <w:t>파일 3개 계좌; 첫 계좌 잔액 10000원; 프로세스 종료 코드 1</w:t>
+              <w:t>PASS</w:t>
             </w:r>
           </w:p>
         </w:tc>
@@ -19511,70 +17911,6 @@
                 <w:b/>
                 <w:sz w:val="18"/>
               </w:rPr>
-              <w:t>판정</w:t>
-            </w:r>
-          </w:p>
-        </w:tc>
-        <w:tc>
-          <w:tcPr>
-            <w:tcW w:type="dxa" w:w="7992"/>
-            <w:vAlign w:val="center"/>
-            <w:tcBorders>
-              <w:top w:val="single" w:sz="4" w:color="D9D9D9"/>
-              <w:left w:val="single" w:sz="4" w:color="D9D9D9"/>
-              <w:bottom w:val="single" w:sz="4" w:color="D9D9D9"/>
-              <w:right w:val="single" w:sz="4" w:color="D9D9D9"/>
-            </w:tcBorders>
-            <w:tcMar>
-              <w:top w:w="60" w:type="dxa"/>
-              <w:left w:w="60" w:type="dxa"/>
-              <w:bottom w:w="60" w:type="dxa"/>
-              <w:right w:w="60" w:type="dxa"/>
-            </w:tcMar>
-          </w:tcPr>
-          <w:p>
-            <w:pPr>
-              <w:spacing w:before="30" w:after="30" w:line="247" w:lineRule="auto"/>
-            </w:pPr>
-            <w:r>
-              <w:rPr>
-                <w:sz w:val="18"/>
-              </w:rPr>
-              <w:t>PASS</w:t>
-            </w:r>
-          </w:p>
-        </w:tc>
-      </w:tr>
-      <w:tr>
-        <w:trPr>
-          <w:cantSplit/>
-        </w:trPr>
-        <w:tc>
-          <w:tcPr>
-            <w:tcW w:type="dxa" w:w="1584"/>
-            <w:vAlign w:val="center"/>
-            <w:tcBorders>
-              <w:top w:val="single" w:sz="4" w:color="D9D9D9"/>
-              <w:left w:val="single" w:sz="4" w:color="D9D9D9"/>
-              <w:bottom w:val="single" w:sz="4" w:color="D9D9D9"/>
-              <w:right w:val="single" w:sz="4" w:color="D9D9D9"/>
-            </w:tcBorders>
-            <w:tcMar>
-              <w:top w:w="60" w:type="dxa"/>
-              <w:left w:w="60" w:type="dxa"/>
-              <w:bottom w:w="60" w:type="dxa"/>
-              <w:right w:w="60" w:type="dxa"/>
-            </w:tcMar>
-          </w:tcPr>
-          <w:p>
-            <w:pPr>
-              <w:spacing w:before="30" w:after="30" w:line="247" w:lineRule="auto"/>
-            </w:pPr>
-            <w:r>
-              <w:rPr>
-                <w:b/>
-                <w:sz w:val="18"/>
-              </w:rPr>
               <w:t>오류 예방 목적</w:t>
             </w:r>
           </w:p>
@@ -19634,7 +17970,7 @@
         <w:pStyle w:val="Heading2"/>
       </w:pPr>
       <w:r>
-        <w:t>TC-27 read_number</w:t>
+        <w:t>read_number</w:t>
       </w:r>
     </w:p>
     <w:tbl>
@@ -19680,7 +18016,7 @@
                 <w:b/>
                 <w:sz w:val="18"/>
               </w:rPr>
-              <w:t>테스트 ID</w:t>
+              <w:t>테스트 기능</w:t>
             </w:r>
           </w:p>
         </w:tc>
@@ -19710,7 +18046,7 @@
               <w:rPr>
                 <w:sz w:val="18"/>
               </w:rPr>
-              <w:t>TC-27</w:t>
+              <w:t>read_number</w:t>
             </w:r>
           </w:p>
         </w:tc>
@@ -19745,7 +18081,7 @@
                 <w:b/>
                 <w:sz w:val="18"/>
               </w:rPr>
-              <w:t>테스트 기능</w:t>
+              <w:t>테스트 목적</w:t>
             </w:r>
           </w:p>
         </w:tc>
@@ -19774,7 +18110,7 @@
               <w:rPr>
                 <w:sz w:val="18"/>
               </w:rPr>
-              <w:t>read_number</w:t>
+              <w:t>메뉴와 입금 위치에 문자 입력</w:t>
             </w:r>
           </w:p>
         </w:tc>
@@ -19809,7 +18145,7 @@
                 <w:b/>
                 <w:sz w:val="18"/>
               </w:rPr>
-              <w:t>테스트 목적</w:t>
+              <w:t>사전 조건</w:t>
             </w:r>
           </w:p>
         </w:tc>
@@ -19838,7 +18174,11 @@
               <w:rPr>
                 <w:sz w:val="18"/>
               </w:rPr>
-              <w:t>메뉴와 입금 위치에 문자 입력</w:t>
+              <w:t>100152351124 1524 김백제 10000</w:t>
+              <w:br/>
+              <w:t>100144523657 1275 이온조 25000</w:t>
+              <w:br/>
+              <w:t>100142566328 1685 최쿠농 100000</w:t>
             </w:r>
           </w:p>
         </w:tc>
@@ -19873,7 +18213,7 @@
                 <w:b/>
                 <w:sz w:val="18"/>
               </w:rPr>
-              <w:t>사전 조건</w:t>
+              <w:t>실제 입력값</w:t>
             </w:r>
           </w:p>
         </w:tc>
@@ -19902,11 +18242,7 @@
               <w:rPr>
                 <w:sz w:val="18"/>
               </w:rPr>
-              <w:t>100152351124 1524 김백제 10000</w:t>
-              <w:br/>
-              <w:t>100144523657 1275 이온조 25000</w:t>
-              <w:br/>
-              <w:t>100142566328 1685 최쿠농 100000</w:t>
+              <w:t>abc → 1 → 100152351124 → 1524 → 입금 → hello → 메인메뉴 → 3</w:t>
             </w:r>
           </w:p>
         </w:tc>
@@ -19941,7 +18277,7 @@
                 <w:b/>
                 <w:sz w:val="18"/>
               </w:rPr>
-              <w:t>실제 입력값</w:t>
+              <w:t>예상 결과</w:t>
             </w:r>
           </w:p>
         </w:tc>
@@ -19970,7 +18306,7 @@
               <w:rPr>
                 <w:sz w:val="18"/>
               </w:rPr>
-              <w:t>abc → 1 → 100152351124 → 1524 → 입금 → hello → 메인메뉴 → 3</w:t>
+              <w:t>입력 오류 2회 이상, 데이터 불변</w:t>
             </w:r>
           </w:p>
         </w:tc>
@@ -20005,7 +18341,7 @@
                 <w:b/>
                 <w:sz w:val="18"/>
               </w:rPr>
-              <w:t>예상 결과</w:t>
+              <w:t>실제 결과</w:t>
             </w:r>
           </w:p>
         </w:tc>
@@ -20034,7 +18370,9 @@
               <w:rPr>
                 <w:sz w:val="18"/>
               </w:rPr>
-              <w:t>입력 오류 2회 이상, 데이터 불변</w:t>
+              <w:t>입력값이 잘못 되었습니다.</w:t>
+              <w:br/>
+              <w:t>파일 3개 계좌; 첫 계좌 잔액 10000원; 프로세스 종료 코드 0</w:t>
             </w:r>
           </w:p>
         </w:tc>
@@ -20069,7 +18407,7 @@
                 <w:b/>
                 <w:sz w:val="18"/>
               </w:rPr>
-              <w:t>실제 결과</w:t>
+              <w:t>판정</w:t>
             </w:r>
           </w:p>
         </w:tc>
@@ -20098,9 +18436,7 @@
               <w:rPr>
                 <w:sz w:val="18"/>
               </w:rPr>
-              <w:t>입력값이 잘못 되었습니다.</w:t>
-              <w:br/>
-              <w:t>파일 3개 계좌; 첫 계좌 잔액 10000원; 프로세스 종료 코드 0</w:t>
+              <w:t>PASS</w:t>
             </w:r>
           </w:p>
         </w:tc>
@@ -20135,70 +18471,6 @@
                 <w:b/>
                 <w:sz w:val="18"/>
               </w:rPr>
-              <w:t>판정</w:t>
-            </w:r>
-          </w:p>
-        </w:tc>
-        <w:tc>
-          <w:tcPr>
-            <w:tcW w:type="dxa" w:w="7992"/>
-            <w:vAlign w:val="center"/>
-            <w:tcBorders>
-              <w:top w:val="single" w:sz="4" w:color="D9D9D9"/>
-              <w:left w:val="single" w:sz="4" w:color="D9D9D9"/>
-              <w:bottom w:val="single" w:sz="4" w:color="D9D9D9"/>
-              <w:right w:val="single" w:sz="4" w:color="D9D9D9"/>
-            </w:tcBorders>
-            <w:tcMar>
-              <w:top w:w="60" w:type="dxa"/>
-              <w:left w:w="60" w:type="dxa"/>
-              <w:bottom w:w="60" w:type="dxa"/>
-              <w:right w:w="60" w:type="dxa"/>
-            </w:tcMar>
-          </w:tcPr>
-          <w:p>
-            <w:pPr>
-              <w:spacing w:before="30" w:after="30" w:line="247" w:lineRule="auto"/>
-            </w:pPr>
-            <w:r>
-              <w:rPr>
-                <w:sz w:val="18"/>
-              </w:rPr>
-              <w:t>PASS</w:t>
-            </w:r>
-          </w:p>
-        </w:tc>
-      </w:tr>
-      <w:tr>
-        <w:trPr>
-          <w:cantSplit/>
-        </w:trPr>
-        <w:tc>
-          <w:tcPr>
-            <w:tcW w:type="dxa" w:w="1584"/>
-            <w:vAlign w:val="center"/>
-            <w:tcBorders>
-              <w:top w:val="single" w:sz="4" w:color="D9D9D9"/>
-              <w:left w:val="single" w:sz="4" w:color="D9D9D9"/>
-              <w:bottom w:val="single" w:sz="4" w:color="D9D9D9"/>
-              <w:right w:val="single" w:sz="4" w:color="D9D9D9"/>
-            </w:tcBorders>
-            <w:tcMar>
-              <w:top w:w="60" w:type="dxa"/>
-              <w:left w:w="60" w:type="dxa"/>
-              <w:bottom w:w="60" w:type="dxa"/>
-              <w:right w:w="60" w:type="dxa"/>
-            </w:tcMar>
-          </w:tcPr>
-          <w:p>
-            <w:pPr>
-              <w:spacing w:before="30" w:after="30" w:line="247" w:lineRule="auto"/>
-            </w:pPr>
-            <w:r>
-              <w:rPr>
-                <w:b/>
-                <w:sz w:val="18"/>
-              </w:rPr>
               <w:t>오류 예방 목적</w:t>
             </w:r>
           </w:p>
@@ -20249,7 +18521,7 @@
         <w:pStyle w:val="Heading2"/>
       </w:pPr>
       <w:r>
-        <w:t>TC-28 정수 범위 검사</w:t>
+        <w:t>정수 범위 검사</w:t>
       </w:r>
     </w:p>
     <w:tbl>
@@ -20295,7 +18567,7 @@
                 <w:b/>
                 <w:sz w:val="18"/>
               </w:rPr>
-              <w:t>테스트 ID</w:t>
+              <w:t>테스트 기능</w:t>
             </w:r>
           </w:p>
         </w:tc>
@@ -20325,7 +18597,7 @@
               <w:rPr>
                 <w:sz w:val="18"/>
               </w:rPr>
-              <w:t>TC-28</w:t>
+              <w:t>정수 범위 검사</w:t>
             </w:r>
           </w:p>
         </w:tc>
@@ -20360,7 +18632,7 @@
                 <w:b/>
                 <w:sz w:val="18"/>
               </w:rPr>
-              <w:t>테스트 기능</w:t>
+              <w:t>테스트 목적</w:t>
             </w:r>
           </w:p>
         </w:tc>
@@ -20389,7 +18661,7 @@
               <w:rPr>
                 <w:sz w:val="18"/>
               </w:rPr>
-              <w:t>정수 범위 검사</w:t>
+              <w:t>long long와 short 범위 초과 입력</w:t>
             </w:r>
           </w:p>
         </w:tc>
@@ -20424,7 +18696,7 @@
                 <w:b/>
                 <w:sz w:val="18"/>
               </w:rPr>
-              <w:t>테스트 목적</w:t>
+              <w:t>사전 조건</w:t>
             </w:r>
           </w:p>
         </w:tc>
@@ -20453,7 +18725,11 @@
               <w:rPr>
                 <w:sz w:val="18"/>
               </w:rPr>
-              <w:t>long long와 short 범위 초과 입력</w:t>
+              <w:t>100152351124 1524 김백제 10000</w:t>
+              <w:br/>
+              <w:t>100144523657 1275 이온조 25000</w:t>
+              <w:br/>
+              <w:t>100142566328 1685 최쿠농 100000</w:t>
             </w:r>
           </w:p>
         </w:tc>
@@ -20488,7 +18764,7 @@
                 <w:b/>
                 <w:sz w:val="18"/>
               </w:rPr>
-              <w:t>사전 조건</w:t>
+              <w:t>실제 입력값</w:t>
             </w:r>
           </w:p>
         </w:tc>
@@ -20517,11 +18793,7 @@
               <w:rPr>
                 <w:sz w:val="18"/>
               </w:rPr>
-              <w:t>100152351124 1524 김백제 10000</w:t>
-              <w:br/>
-              <w:t>100144523657 1275 이온조 25000</w:t>
-              <w:br/>
-              <w:t>100142566328 1685 최쿠농 100000</w:t>
+              <w:t>9223372036854775808 → 2 → 홍길동 → 100199999999 → 32768 → 1 → 100152351124 → 1524 → 입금 → 9223372036854775808 → 메인메뉴 → 3</w:t>
             </w:r>
           </w:p>
         </w:tc>
@@ -20556,7 +18828,7 @@
                 <w:b/>
                 <w:sz w:val="18"/>
               </w:rPr>
-              <w:t>실제 입력값</w:t>
+              <w:t>예상 결과</w:t>
             </w:r>
           </w:p>
         </w:tc>
@@ -20585,7 +18857,7 @@
               <w:rPr>
                 <w:sz w:val="18"/>
               </w:rPr>
-              <w:t>9223372036854775808 → 2 → 홍길동 → 100199999999 → 32768 → 1 → 100152351124 → 1524 → 입금 → 9223372036854775808 → 메인메뉴 → 3</w:t>
+              <w:t>범위 초과 거부, 신규 등록 취소, 3개 및 잔액 보존</w:t>
             </w:r>
           </w:p>
         </w:tc>
@@ -20620,7 +18892,7 @@
                 <w:b/>
                 <w:sz w:val="18"/>
               </w:rPr>
-              <w:t>예상 결과</w:t>
+              <w:t>실제 결과</w:t>
             </w:r>
           </w:p>
         </w:tc>
@@ -20649,7 +18921,9 @@
               <w:rPr>
                 <w:sz w:val="18"/>
               </w:rPr>
-              <w:t>범위 초과 거부, 신규 등록 취소, 3개 및 잔액 보존</w:t>
+              <w:t>입력값이 잘못 되었습니다.; 비밀번호가 잘못되었습니다. 사용자 등록이 취소되었습니다.</w:t>
+              <w:br/>
+              <w:t>파일 3개 계좌; 첫 계좌 잔액 10000원; 프로세스 종료 코드 0</w:t>
             </w:r>
           </w:p>
         </w:tc>
@@ -20684,7 +18958,7 @@
                 <w:b/>
                 <w:sz w:val="18"/>
               </w:rPr>
-              <w:t>실제 결과</w:t>
+              <w:t>판정</w:t>
             </w:r>
           </w:p>
         </w:tc>
@@ -20713,9 +18987,7 @@
               <w:rPr>
                 <w:sz w:val="18"/>
               </w:rPr>
-              <w:t>입력값이 잘못 되었습니다.; 비밀번호가 잘못되었습니다. 사용자 등록이 취소되었습니다.</w:t>
-              <w:br/>
-              <w:t>파일 3개 계좌; 첫 계좌 잔액 10000원; 프로세스 종료 코드 0</w:t>
+              <w:t>PASS</w:t>
             </w:r>
           </w:p>
         </w:tc>
@@ -20750,70 +19022,6 @@
                 <w:b/>
                 <w:sz w:val="18"/>
               </w:rPr>
-              <w:t>판정</w:t>
-            </w:r>
-          </w:p>
-        </w:tc>
-        <w:tc>
-          <w:tcPr>
-            <w:tcW w:type="dxa" w:w="7992"/>
-            <w:vAlign w:val="center"/>
-            <w:tcBorders>
-              <w:top w:val="single" w:sz="4" w:color="D9D9D9"/>
-              <w:left w:val="single" w:sz="4" w:color="D9D9D9"/>
-              <w:bottom w:val="single" w:sz="4" w:color="D9D9D9"/>
-              <w:right w:val="single" w:sz="4" w:color="D9D9D9"/>
-            </w:tcBorders>
-            <w:tcMar>
-              <w:top w:w="60" w:type="dxa"/>
-              <w:left w:w="60" w:type="dxa"/>
-              <w:bottom w:w="60" w:type="dxa"/>
-              <w:right w:w="60" w:type="dxa"/>
-            </w:tcMar>
-          </w:tcPr>
-          <w:p>
-            <w:pPr>
-              <w:spacing w:before="30" w:after="30" w:line="247" w:lineRule="auto"/>
-            </w:pPr>
-            <w:r>
-              <w:rPr>
-                <w:sz w:val="18"/>
-              </w:rPr>
-              <w:t>PASS</w:t>
-            </w:r>
-          </w:p>
-        </w:tc>
-      </w:tr>
-      <w:tr>
-        <w:trPr>
-          <w:cantSplit/>
-        </w:trPr>
-        <w:tc>
-          <w:tcPr>
-            <w:tcW w:type="dxa" w:w="1584"/>
-            <w:vAlign w:val="center"/>
-            <w:tcBorders>
-              <w:top w:val="single" w:sz="4" w:color="D9D9D9"/>
-              <w:left w:val="single" w:sz="4" w:color="D9D9D9"/>
-              <w:bottom w:val="single" w:sz="4" w:color="D9D9D9"/>
-              <w:right w:val="single" w:sz="4" w:color="D9D9D9"/>
-            </w:tcBorders>
-            <w:tcMar>
-              <w:top w:w="60" w:type="dxa"/>
-              <w:left w:w="60" w:type="dxa"/>
-              <w:bottom w:w="60" w:type="dxa"/>
-              <w:right w:w="60" w:type="dxa"/>
-            </w:tcMar>
-          </w:tcPr>
-          <w:p>
-            <w:pPr>
-              <w:spacing w:before="30" w:after="30" w:line="247" w:lineRule="auto"/>
-            </w:pPr>
-            <w:r>
-              <w:rPr>
-                <w:b/>
-                <w:sz w:val="18"/>
-              </w:rPr>
               <w:t>오류 예방 목적</w:t>
             </w:r>
           </w:p>
@@ -20873,7 +19081,7 @@
         <w:pStyle w:val="Heading2"/>
       </w:pPr>
       <w:r>
-        <w:t>TC-29 read_text 이름 길이</w:t>
+        <w:t>read_text 이름 길이</w:t>
       </w:r>
     </w:p>
     <w:tbl>
@@ -20919,7 +19127,7 @@
                 <w:b/>
                 <w:sz w:val="18"/>
               </w:rPr>
-              <w:t>테스트 ID</w:t>
+              <w:t>테스트 기능</w:t>
             </w:r>
           </w:p>
         </w:tc>
@@ -20949,7 +19157,7 @@
               <w:rPr>
                 <w:sz w:val="18"/>
               </w:rPr>
-              <w:t>TC-29</w:t>
+              <w:t>read_text 이름 길이</w:t>
             </w:r>
           </w:p>
         </w:tc>
@@ -20984,7 +19192,7 @@
                 <w:b/>
                 <w:sz w:val="18"/>
               </w:rPr>
-              <w:t>테스트 기능</w:t>
+              <w:t>테스트 목적</w:t>
             </w:r>
           </w:p>
         </w:tc>
@@ -21013,7 +19221,7 @@
               <w:rPr>
                 <w:sz w:val="18"/>
               </w:rPr>
-              <w:t>read_text 이름 길이</w:t>
+              <w:t>CP949 20바이트 한글 10글자 거부</w:t>
             </w:r>
           </w:p>
         </w:tc>
@@ -21048,7 +19256,7 @@
                 <w:b/>
                 <w:sz w:val="18"/>
               </w:rPr>
-              <w:t>테스트 목적</w:t>
+              <w:t>사전 조건</w:t>
             </w:r>
           </w:p>
         </w:tc>
@@ -21077,7 +19285,11 @@
               <w:rPr>
                 <w:sz w:val="18"/>
               </w:rPr>
-              <w:t>CP949 20바이트 한글 10글자 거부</w:t>
+              <w:t>100152351124 1524 김백제 10000</w:t>
+              <w:br/>
+              <w:t>100144523657 1275 이온조 25000</w:t>
+              <w:br/>
+              <w:t>100142566328 1685 최쿠농 100000</w:t>
             </w:r>
           </w:p>
         </w:tc>
@@ -21112,7 +19324,7 @@
                 <w:b/>
                 <w:sz w:val="18"/>
               </w:rPr>
-              <w:t>사전 조건</w:t>
+              <w:t>실제 입력값</w:t>
             </w:r>
           </w:p>
         </w:tc>
@@ -21141,11 +19353,7 @@
               <w:rPr>
                 <w:sz w:val="18"/>
               </w:rPr>
-              <w:t>100152351124 1524 김백제 10000</w:t>
-              <w:br/>
-              <w:t>100144523657 1275 이온조 25000</w:t>
-              <w:br/>
-              <w:t>100142566328 1685 최쿠농 100000</w:t>
+              <w:t>2 → 가나다라마바사아자차 → 3</w:t>
             </w:r>
           </w:p>
         </w:tc>
@@ -21180,7 +19388,7 @@
                 <w:b/>
                 <w:sz w:val="18"/>
               </w:rPr>
-              <w:t>실제 입력값</w:t>
+              <w:t>예상 결과</w:t>
             </w:r>
           </w:p>
         </w:tc>
@@ -21209,7 +19417,7 @@
               <w:rPr>
                 <w:sz w:val="18"/>
               </w:rPr>
-              <w:t>2 → 가나다라마바사아자차 → 3</w:t>
+              <w:t>이름 오류, 등록 취소, 추가 계좌 없음</w:t>
             </w:r>
           </w:p>
         </w:tc>
@@ -21244,7 +19452,7 @@
                 <w:b/>
                 <w:sz w:val="18"/>
               </w:rPr>
-              <w:t>예상 결과</w:t>
+              <w:t>실제 결과</w:t>
             </w:r>
           </w:p>
         </w:tc>
@@ -21273,7 +19481,9 @@
               <w:rPr>
                 <w:sz w:val="18"/>
               </w:rPr>
-              <w:t>이름 오류, 등록 취소, 추가 계좌 없음</w:t>
+              <w:t>이름이 잘못되었습니다. 사용자 등록이 취소되었습니다.</w:t>
+              <w:br/>
+              <w:t>파일 3개 계좌; 첫 계좌 잔액 10000원; 프로세스 종료 코드 0</w:t>
             </w:r>
           </w:p>
         </w:tc>
@@ -21308,7 +19518,7 @@
                 <w:b/>
                 <w:sz w:val="18"/>
               </w:rPr>
-              <w:t>실제 결과</w:t>
+              <w:t>판정</w:t>
             </w:r>
           </w:p>
         </w:tc>
@@ -21337,9 +19547,7 @@
               <w:rPr>
                 <w:sz w:val="18"/>
               </w:rPr>
-              <w:t>이름이 잘못되었습니다. 사용자 등록이 취소되었습니다.</w:t>
-              <w:br/>
-              <w:t>파일 3개 계좌; 첫 계좌 잔액 10000원; 프로세스 종료 코드 0</w:t>
+              <w:t>PASS</w:t>
             </w:r>
           </w:p>
         </w:tc>
@@ -21374,70 +19582,6 @@
                 <w:b/>
                 <w:sz w:val="18"/>
               </w:rPr>
-              <w:t>판정</w:t>
-            </w:r>
-          </w:p>
-        </w:tc>
-        <w:tc>
-          <w:tcPr>
-            <w:tcW w:type="dxa" w:w="7992"/>
-            <w:vAlign w:val="center"/>
-            <w:tcBorders>
-              <w:top w:val="single" w:sz="4" w:color="D9D9D9"/>
-              <w:left w:val="single" w:sz="4" w:color="D9D9D9"/>
-              <w:bottom w:val="single" w:sz="4" w:color="D9D9D9"/>
-              <w:right w:val="single" w:sz="4" w:color="D9D9D9"/>
-            </w:tcBorders>
-            <w:tcMar>
-              <w:top w:w="60" w:type="dxa"/>
-              <w:left w:w="60" w:type="dxa"/>
-              <w:bottom w:w="60" w:type="dxa"/>
-              <w:right w:w="60" w:type="dxa"/>
-            </w:tcMar>
-          </w:tcPr>
-          <w:p>
-            <w:pPr>
-              <w:spacing w:before="30" w:after="30" w:line="247" w:lineRule="auto"/>
-            </w:pPr>
-            <w:r>
-              <w:rPr>
-                <w:sz w:val="18"/>
-              </w:rPr>
-              <w:t>PASS</w:t>
-            </w:r>
-          </w:p>
-        </w:tc>
-      </w:tr>
-      <w:tr>
-        <w:trPr>
-          <w:cantSplit/>
-        </w:trPr>
-        <w:tc>
-          <w:tcPr>
-            <w:tcW w:type="dxa" w:w="1584"/>
-            <w:vAlign w:val="center"/>
-            <w:tcBorders>
-              <w:top w:val="single" w:sz="4" w:color="D9D9D9"/>
-              <w:left w:val="single" w:sz="4" w:color="D9D9D9"/>
-              <w:bottom w:val="single" w:sz="4" w:color="D9D9D9"/>
-              <w:right w:val="single" w:sz="4" w:color="D9D9D9"/>
-            </w:tcBorders>
-            <w:tcMar>
-              <w:top w:w="60" w:type="dxa"/>
-              <w:left w:w="60" w:type="dxa"/>
-              <w:bottom w:w="60" w:type="dxa"/>
-              <w:right w:w="60" w:type="dxa"/>
-            </w:tcMar>
-          </w:tcPr>
-          <w:p>
-            <w:pPr>
-              <w:spacing w:before="30" w:after="30" w:line="247" w:lineRule="auto"/>
-            </w:pPr>
-            <w:r>
-              <w:rPr>
-                <w:b/>
-                <w:sz w:val="18"/>
-              </w:rPr>
               <w:t>오류 예방 목적</w:t>
             </w:r>
           </w:p>
@@ -21488,7 +19632,7 @@
         <w:pStyle w:val="Heading2"/>
       </w:pPr>
       <w:r>
-        <w:t>TC-30 save_log show_log</w:t>
+        <w:t>save_log show_log</w:t>
       </w:r>
     </w:p>
     <w:tbl>
@@ -21534,7 +19678,7 @@
                 <w:b/>
                 <w:sz w:val="18"/>
               </w:rPr>
-              <w:t>테스트 ID</w:t>
+              <w:t>테스트 기능</w:t>
             </w:r>
           </w:p>
         </w:tc>
@@ -21564,7 +19708,7 @@
               <w:rPr>
                 <w:sz w:val="18"/>
               </w:rPr>
-              <w:t>TC-30</w:t>
+              <w:t>save_log show_log</w:t>
             </w:r>
           </w:p>
         </w:tc>
@@ -21599,7 +19743,7 @@
                 <w:b/>
                 <w:sz w:val="18"/>
               </w:rPr>
-              <w:t>테스트 기능</w:t>
+              <w:t>테스트 목적</w:t>
             </w:r>
           </w:p>
         </w:tc>
@@ -21628,7 +19772,7 @@
               <w:rPr>
                 <w:sz w:val="18"/>
               </w:rPr>
-              <w:t>save_log show_log</w:t>
+              <w:t>입금 출금 조회 각 작업 직후 이름 인증 및 로그 조회</w:t>
             </w:r>
           </w:p>
         </w:tc>
@@ -21663,7 +19807,7 @@
                 <w:b/>
                 <w:sz w:val="18"/>
               </w:rPr>
-              <w:t>테스트 목적</w:t>
+              <w:t>사전 조건</w:t>
             </w:r>
           </w:p>
         </w:tc>
@@ -21692,7 +19836,11 @@
               <w:rPr>
                 <w:sz w:val="18"/>
               </w:rPr>
-              <w:t>입금 출금 조회 각 작업 직후 이름 인증 및 로그 조회</w:t>
+              <w:t>100152351124 1524 김백제 10000</w:t>
+              <w:br/>
+              <w:t>100144523657 1275 이온조 25000</w:t>
+              <w:br/>
+              <w:t>100142566328 1685 최쿠농 100000</w:t>
             </w:r>
           </w:p>
         </w:tc>
@@ -21727,7 +19875,7 @@
                 <w:b/>
                 <w:sz w:val="18"/>
               </w:rPr>
-              <w:t>사전 조건</w:t>
+              <w:t>실제 입력값</w:t>
             </w:r>
           </w:p>
         </w:tc>
@@ -21756,11 +19904,7 @@
               <w:rPr>
                 <w:sz w:val="18"/>
               </w:rPr>
-              <w:t>100152351124 1524 김백제 10000</w:t>
-              <w:br/>
-              <w:t>100144523657 1275 이온조 25000</w:t>
-              <w:br/>
-              <w:t>100142566328 1685 최쿠농 100000</w:t>
+              <w:t>1 → 100152351124 → 1524 → 입금 → 5000 → 네 → 김백제 → 1 → 100152351124 → 1524 → 출금 → 1524 → 3000 → 네 → 김백제 → 1 → 100152351124 → 1524 → 잔액조회 → 1524 → 네 → 김백제 → 3</w:t>
             </w:r>
           </w:p>
         </w:tc>
@@ -21795,7 +19939,7 @@
                 <w:b/>
                 <w:sz w:val="18"/>
               </w:rPr>
-              <w:t>실제 입력값</w:t>
+              <w:t>예상 결과</w:t>
             </w:r>
           </w:p>
         </w:tc>
@@ -21824,7 +19968,7 @@
               <w:rPr>
                 <w:sz w:val="18"/>
               </w:rPr>
-              <w:t>1 → 100152351124 → 1524 → 입금 → 5000 → 네 → 김백제 → 1 → 100152351124 → 1524 → 출금 → 1524 → 3000 → 네 → 김백제 → 1 → 100152351124 → 1524 → 잔액조회 → 1524 → 네 → 김백제 → 3</w:t>
+              <w:t>입금 5000/15000, 출금 3000/12000, 조회 12000 로그; 세션별 번호 1</w:t>
             </w:r>
           </w:p>
         </w:tc>
@@ -21859,7 +20003,7 @@
                 <w:b/>
                 <w:sz w:val="18"/>
               </w:rPr>
-              <w:t>예상 결과</w:t>
+              <w:t>실제 결과</w:t>
             </w:r>
           </w:p>
         </w:tc>
@@ -21888,7 +20032,9 @@
               <w:rPr>
                 <w:sz w:val="18"/>
               </w:rPr>
-              <w:t>입금 5000/15000, 출금 3000/12000, 조회 12000 로그; 세션별 번호 1</w:t>
+              <w:t>1. 입금 / 5000원 / 거래 후 잔액 15000원; 1. 출금 / 3000원 / 거래 후 잔액 12000원; 1. 잔액조회 / 현재 잔액 12000원</w:t>
+              <w:br/>
+              <w:t>파일 3개 계좌; 첫 계좌 잔액 12000원; 프로세스 종료 코드 0</w:t>
             </w:r>
           </w:p>
         </w:tc>
@@ -21923,7 +20069,7 @@
                 <w:b/>
                 <w:sz w:val="18"/>
               </w:rPr>
-              <w:t>실제 결과</w:t>
+              <w:t>판정</w:t>
             </w:r>
           </w:p>
         </w:tc>
@@ -21952,9 +20098,7 @@
               <w:rPr>
                 <w:sz w:val="18"/>
               </w:rPr>
-              <w:t>1. 입금 / 5000원 / 거래 후 잔액 15000원; 1. 출금 / 3000원 / 거래 후 잔액 12000원; 1. 잔액조회 / 현재 잔액 12000원</w:t>
-              <w:br/>
-              <w:t>파일 3개 계좌; 첫 계좌 잔액 12000원; 프로세스 종료 코드 0</w:t>
+              <w:t>PASS</w:t>
             </w:r>
           </w:p>
         </w:tc>
@@ -21989,70 +20133,6 @@
                 <w:b/>
                 <w:sz w:val="18"/>
               </w:rPr>
-              <w:t>판정</w:t>
-            </w:r>
-          </w:p>
-        </w:tc>
-        <w:tc>
-          <w:tcPr>
-            <w:tcW w:type="dxa" w:w="7992"/>
-            <w:vAlign w:val="center"/>
-            <w:tcBorders>
-              <w:top w:val="single" w:sz="4" w:color="D9D9D9"/>
-              <w:left w:val="single" w:sz="4" w:color="D9D9D9"/>
-              <w:bottom w:val="single" w:sz="4" w:color="D9D9D9"/>
-              <w:right w:val="single" w:sz="4" w:color="D9D9D9"/>
-            </w:tcBorders>
-            <w:tcMar>
-              <w:top w:w="60" w:type="dxa"/>
-              <w:left w:w="60" w:type="dxa"/>
-              <w:bottom w:w="60" w:type="dxa"/>
-              <w:right w:w="60" w:type="dxa"/>
-            </w:tcMar>
-          </w:tcPr>
-          <w:p>
-            <w:pPr>
-              <w:spacing w:before="30" w:after="30" w:line="247" w:lineRule="auto"/>
-            </w:pPr>
-            <w:r>
-              <w:rPr>
-                <w:sz w:val="18"/>
-              </w:rPr>
-              <w:t>PASS</w:t>
-            </w:r>
-          </w:p>
-        </w:tc>
-      </w:tr>
-      <w:tr>
-        <w:trPr>
-          <w:cantSplit/>
-        </w:trPr>
-        <w:tc>
-          <w:tcPr>
-            <w:tcW w:type="dxa" w:w="1584"/>
-            <w:vAlign w:val="center"/>
-            <w:tcBorders>
-              <w:top w:val="single" w:sz="4" w:color="D9D9D9"/>
-              <w:left w:val="single" w:sz="4" w:color="D9D9D9"/>
-              <w:bottom w:val="single" w:sz="4" w:color="D9D9D9"/>
-              <w:right w:val="single" w:sz="4" w:color="D9D9D9"/>
-            </w:tcBorders>
-            <w:tcMar>
-              <w:top w:w="60" w:type="dxa"/>
-              <w:left w:w="60" w:type="dxa"/>
-              <w:bottom w:w="60" w:type="dxa"/>
-              <w:right w:w="60" w:type="dxa"/>
-            </w:tcMar>
-          </w:tcPr>
-          <w:p>
-            <w:pPr>
-              <w:spacing w:before="30" w:after="30" w:line="247" w:lineRule="auto"/>
-            </w:pPr>
-            <w:r>
-              <w:rPr>
-                <w:b/>
-                <w:sz w:val="18"/>
-              </w:rPr>
               <w:t>오류 예방 목적</w:t>
             </w:r>
           </w:p>
@@ -22112,7 +20192,7 @@
         <w:pStyle w:val="Heading2"/>
       </w:pPr>
       <w:r>
-        <w:t>TC-31 이체 기존 한계</w:t>
+        <w:t>이체 기존 한계</w:t>
       </w:r>
     </w:p>
     <w:tbl>
@@ -22158,7 +20238,7 @@
                 <w:b/>
                 <w:sz w:val="18"/>
               </w:rPr>
-              <w:t>테스트 ID</w:t>
+              <w:t>테스트 기능</w:t>
             </w:r>
           </w:p>
         </w:tc>
@@ -22188,7 +20268,7 @@
               <w:rPr>
                 <w:sz w:val="18"/>
               </w:rPr>
-              <w:t>TC-31</w:t>
+              <w:t>이체 기존 한계</w:t>
             </w:r>
           </w:p>
         </w:tc>
@@ -22223,7 +20303,7 @@
                 <w:b/>
                 <w:sz w:val="18"/>
               </w:rPr>
-              <w:t>테스트 기능</w:t>
+              <w:t>테스트 목적</w:t>
             </w:r>
           </w:p>
         </w:tc>
@@ -22252,7 +20332,7 @@
               <w:rPr>
                 <w:sz w:val="18"/>
               </w:rPr>
-              <w:t>이체 기존 한계</w:t>
+              <w:t>차감만 하고 수취 계좌를 바꾸지 않음</w:t>
             </w:r>
           </w:p>
         </w:tc>
@@ -22287,7 +20367,7 @@
                 <w:b/>
                 <w:sz w:val="18"/>
               </w:rPr>
-              <w:t>테스트 목적</w:t>
+              <w:t>사전 조건</w:t>
             </w:r>
           </w:p>
         </w:tc>
@@ -22316,7 +20396,11 @@
               <w:rPr>
                 <w:sz w:val="18"/>
               </w:rPr>
-              <w:t>차감만 하고 수취 계좌를 바꾸지 않음</w:t>
+              <w:t>100152351124 1524 김백제 10000</w:t>
+              <w:br/>
+              <w:t>100144523657 1275 이온조 25000</w:t>
+              <w:br/>
+              <w:t>100142566328 1685 최쿠농 100000</w:t>
             </w:r>
           </w:p>
         </w:tc>
@@ -22351,7 +20435,7 @@
                 <w:b/>
                 <w:sz w:val="18"/>
               </w:rPr>
-              <w:t>사전 조건</w:t>
+              <w:t>실제 입력값</w:t>
             </w:r>
           </w:p>
         </w:tc>
@@ -22380,11 +20464,7 @@
               <w:rPr>
                 <w:sz w:val="18"/>
               </w:rPr>
-              <w:t>100152351124 1524 김백제 10000</w:t>
-              <w:br/>
-              <w:t>100144523657 1275 이온조 25000</w:t>
-              <w:br/>
-              <w:t>100142566328 1685 최쿠농 100000</w:t>
+              <w:t>1 → 100152351124 → 1524 → 이체 → 1524 → 2000 → 네 → 김백제 → 3</w:t>
             </w:r>
           </w:p>
         </w:tc>
@@ -22419,7 +20499,7 @@
                 <w:b/>
                 <w:sz w:val="18"/>
               </w:rPr>
-              <w:t>실제 입력값</w:t>
+              <w:t>예상 결과</w:t>
             </w:r>
           </w:p>
         </w:tc>
@@ -22448,7 +20528,7 @@
               <w:rPr>
                 <w:sz w:val="18"/>
               </w:rPr>
-              <w:t>1 → 100152351124 → 1524 → 이체 → 1524 → 2000 → 네 → 김백제 → 3</w:t>
+              <w:t>송금 잔액 8000, 다른 계좌 불변, 차감 안내 및 로그</w:t>
             </w:r>
           </w:p>
         </w:tc>
@@ -22483,7 +20563,7 @@
                 <w:b/>
                 <w:sz w:val="18"/>
               </w:rPr>
-              <w:t>예상 결과</w:t>
+              <w:t>실제 결과</w:t>
             </w:r>
           </w:p>
         </w:tc>
@@ -22512,7 +20592,9 @@
               <w:rPr>
                 <w:sz w:val="18"/>
               </w:rPr>
-              <w:t>송금 잔액 8000, 다른 계좌 불변, 차감 안내 및 로그</w:t>
+              <w:t>비밀번호가 올바르게 입력되었습니다.; 이체 금액 차감이 완료 되었습니다. 현재 잔액은 8000원 입니다.; 실명 확인 되었습니다.; 1. 이체 / 2000원 / 거래 후 잔액 8000원</w:t>
+              <w:br/>
+              <w:t>파일 3개 계좌; 첫 계좌 잔액 8000원; 프로세스 종료 코드 0</w:t>
             </w:r>
           </w:p>
         </w:tc>
@@ -22547,7 +20629,7 @@
                 <w:b/>
                 <w:sz w:val="18"/>
               </w:rPr>
-              <w:t>실제 결과</w:t>
+              <w:t>판정</w:t>
             </w:r>
           </w:p>
         </w:tc>
@@ -22576,9 +20658,7 @@
               <w:rPr>
                 <w:sz w:val="18"/>
               </w:rPr>
-              <w:t>비밀번호가 올바르게 입력되었습니다.; 이체 금액 차감이 완료 되었습니다. 현재 잔액은 8000원 입니다.; 실명 확인 되었습니다.; 1. 이체 / 2000원 / 거래 후 잔액 8000원</w:t>
-              <w:br/>
-              <w:t>파일 3개 계좌; 첫 계좌 잔액 8000원; 프로세스 종료 코드 0</w:t>
+              <w:t>PASS</w:t>
             </w:r>
           </w:p>
         </w:tc>
@@ -22613,70 +20693,6 @@
                 <w:b/>
                 <w:sz w:val="18"/>
               </w:rPr>
-              <w:t>판정</w:t>
-            </w:r>
-          </w:p>
-        </w:tc>
-        <w:tc>
-          <w:tcPr>
-            <w:tcW w:type="dxa" w:w="7992"/>
-            <w:vAlign w:val="center"/>
-            <w:tcBorders>
-              <w:top w:val="single" w:sz="4" w:color="D9D9D9"/>
-              <w:left w:val="single" w:sz="4" w:color="D9D9D9"/>
-              <w:bottom w:val="single" w:sz="4" w:color="D9D9D9"/>
-              <w:right w:val="single" w:sz="4" w:color="D9D9D9"/>
-            </w:tcBorders>
-            <w:tcMar>
-              <w:top w:w="60" w:type="dxa"/>
-              <w:left w:w="60" w:type="dxa"/>
-              <w:bottom w:w="60" w:type="dxa"/>
-              <w:right w:w="60" w:type="dxa"/>
-            </w:tcMar>
-          </w:tcPr>
-          <w:p>
-            <w:pPr>
-              <w:spacing w:before="30" w:after="30" w:line="247" w:lineRule="auto"/>
-            </w:pPr>
-            <w:r>
-              <w:rPr>
-                <w:sz w:val="18"/>
-              </w:rPr>
-              <w:t>PASS</w:t>
-            </w:r>
-          </w:p>
-        </w:tc>
-      </w:tr>
-      <w:tr>
-        <w:trPr>
-          <w:cantSplit/>
-        </w:trPr>
-        <w:tc>
-          <w:tcPr>
-            <w:tcW w:type="dxa" w:w="1584"/>
-            <w:vAlign w:val="center"/>
-            <w:tcBorders>
-              <w:top w:val="single" w:sz="4" w:color="D9D9D9"/>
-              <w:left w:val="single" w:sz="4" w:color="D9D9D9"/>
-              <w:bottom w:val="single" w:sz="4" w:color="D9D9D9"/>
-              <w:right w:val="single" w:sz="4" w:color="D9D9D9"/>
-            </w:tcBorders>
-            <w:tcMar>
-              <w:top w:w="60" w:type="dxa"/>
-              <w:left w:w="60" w:type="dxa"/>
-              <w:bottom w:w="60" w:type="dxa"/>
-              <w:right w:w="60" w:type="dxa"/>
-            </w:tcMar>
-          </w:tcPr>
-          <w:p>
-            <w:pPr>
-              <w:spacing w:before="30" w:after="30" w:line="247" w:lineRule="auto"/>
-            </w:pPr>
-            <w:r>
-              <w:rPr>
-                <w:b/>
-                <w:sz w:val="18"/>
-              </w:rPr>
               <w:t>오류 예방 목적</w:t>
             </w:r>
           </w:p>
@@ -22727,7 +20743,7 @@
         <w:pStyle w:val="Heading2"/>
       </w:pPr>
       <w:r>
-        <w:t>TC-32 save_file rename 1 실패</w:t>
+        <w:t>save_file rename 1 실패</w:t>
       </w:r>
     </w:p>
     <w:tbl>
@@ -22773,7 +20789,7 @@
                 <w:b/>
                 <w:sz w:val="18"/>
               </w:rPr>
-              <w:t>테스트 ID</w:t>
+              <w:t>테스트 기능</w:t>
             </w:r>
           </w:p>
         </w:tc>
@@ -22803,7 +20819,7 @@
               <w:rPr>
                 <w:sz w:val="18"/>
               </w:rPr>
-              <w:t>TC-32</w:t>
+              <w:t>save_file rename 1 실패</w:t>
             </w:r>
           </w:p>
         </w:tc>
@@ -22838,7 +20854,7 @@
                 <w:b/>
                 <w:sz w:val="18"/>
               </w:rPr>
-              <w:t>테스트 기능</w:t>
+              <w:t>테스트 목적</w:t>
             </w:r>
           </w:p>
         </w:tc>
@@ -22867,7 +20883,7 @@
               <w:rPr>
                 <w:sz w:val="18"/>
               </w:rPr>
-              <w:t>save_file rename 1 실패</w:t>
+              <w:t>첫 rename 실패 주입</w:t>
             </w:r>
           </w:p>
         </w:tc>
@@ -22902,7 +20918,7 @@
                 <w:b/>
                 <w:sz w:val="18"/>
               </w:rPr>
-              <w:t>테스트 목적</w:t>
+              <w:t>사전 조건</w:t>
             </w:r>
           </w:p>
         </w:tc>
@@ -22931,7 +20947,11 @@
               <w:rPr>
                 <w:sz w:val="18"/>
               </w:rPr>
-              <w:t>첫 rename 실패 주입</w:t>
+              <w:t>100152351124 1524 김백제 10000</w:t>
+              <w:br/>
+              <w:t>100144523657 1275 이온조 25000</w:t>
+              <w:br/>
+              <w:t>100142566328 1685 최쿠농 100000</w:t>
             </w:r>
           </w:p>
         </w:tc>
@@ -22966,7 +20986,7 @@
                 <w:b/>
                 <w:sz w:val="18"/>
               </w:rPr>
-              <w:t>사전 조건</w:t>
+              <w:t>실제 입력값</w:t>
             </w:r>
           </w:p>
         </w:tc>
@@ -22995,11 +21015,7 @@
               <w:rPr>
                 <w:sz w:val="18"/>
               </w:rPr>
-              <w:t>100152351124 1524 김백제 10000</w:t>
-              <w:br/>
-              <w:t>100144523657 1275 이온조 25000</w:t>
-              <w:br/>
-              <w:t>100142566328 1685 최쿠농 100000</w:t>
+              <w:t>계좌 TXT 내용은 사전 조건과 같음; 첫 계좌에 5000원 입금 후 테스트 전용 실패 주입</w:t>
             </w:r>
           </w:p>
         </w:tc>
@@ -23034,7 +21050,7 @@
                 <w:b/>
                 <w:sz w:val="18"/>
               </w:rPr>
-              <w:t>실제 입력값</w:t>
+              <w:t>예상 결과</w:t>
             </w:r>
           </w:p>
         </w:tc>
@@ -23063,7 +21079,7 @@
               <w:rPr>
                 <w:sz w:val="18"/>
               </w:rPr>
-              <w:t>계좌 TXT 내용은 사전 조건과 같음; 첫 계좌에 5000원 입금 후 테스트 전용 실패 주입</w:t>
+              <w:t>SAVE=-1, 원본 보존, 임시 파일 제거</w:t>
             </w:r>
           </w:p>
         </w:tc>
@@ -23098,7 +21114,7 @@
                 <w:b/>
                 <w:sz w:val="18"/>
               </w:rPr>
-              <w:t>예상 결과</w:t>
+              <w:t>실제 결과</w:t>
             </w:r>
           </w:p>
         </w:tc>
@@ -23127,7 +21143,9 @@
               <w:rPr>
                 <w:sz w:val="18"/>
               </w:rPr>
-              <w:t>SAVE=-1, 원본 보존, 임시 파일 제거</w:t>
+              <w:t>COUNT=3 UNCHANGED=0; SAVE=-1</w:t>
+              <w:br/>
+              <w:t>파일 3개 계좌; 첫 계좌 잔액 10000원; tmp 없음; 프로세스 종료 코드 0</w:t>
             </w:r>
           </w:p>
         </w:tc>
@@ -23162,7 +21180,7 @@
                 <w:b/>
                 <w:sz w:val="18"/>
               </w:rPr>
-              <w:t>실제 결과</w:t>
+              <w:t>판정</w:t>
             </w:r>
           </w:p>
         </w:tc>
@@ -23191,9 +21209,7 @@
               <w:rPr>
                 <w:sz w:val="18"/>
               </w:rPr>
-              <w:t>COUNT=3 UNCHANGED=0; SAVE=-1</w:t>
-              <w:br/>
-              <w:t>파일 3개 계좌; 첫 계좌 잔액 10000원; tmp 없음; 프로세스 종료 코드 0</w:t>
+              <w:t>PASS</w:t>
             </w:r>
           </w:p>
         </w:tc>
@@ -23228,70 +21244,6 @@
                 <w:b/>
                 <w:sz w:val="18"/>
               </w:rPr>
-              <w:t>판정</w:t>
-            </w:r>
-          </w:p>
-        </w:tc>
-        <w:tc>
-          <w:tcPr>
-            <w:tcW w:type="dxa" w:w="7992"/>
-            <w:vAlign w:val="center"/>
-            <w:tcBorders>
-              <w:top w:val="single" w:sz="4" w:color="D9D9D9"/>
-              <w:left w:val="single" w:sz="4" w:color="D9D9D9"/>
-              <w:bottom w:val="single" w:sz="4" w:color="D9D9D9"/>
-              <w:right w:val="single" w:sz="4" w:color="D9D9D9"/>
-            </w:tcBorders>
-            <w:tcMar>
-              <w:top w:w="60" w:type="dxa"/>
-              <w:left w:w="60" w:type="dxa"/>
-              <w:bottom w:w="60" w:type="dxa"/>
-              <w:right w:w="60" w:type="dxa"/>
-            </w:tcMar>
-          </w:tcPr>
-          <w:p>
-            <w:pPr>
-              <w:spacing w:before="30" w:after="30" w:line="247" w:lineRule="auto"/>
-            </w:pPr>
-            <w:r>
-              <w:rPr>
-                <w:sz w:val="18"/>
-              </w:rPr>
-              <w:t>PASS</w:t>
-            </w:r>
-          </w:p>
-        </w:tc>
-      </w:tr>
-      <w:tr>
-        <w:trPr>
-          <w:cantSplit/>
-        </w:trPr>
-        <w:tc>
-          <w:tcPr>
-            <w:tcW w:type="dxa" w:w="1584"/>
-            <w:vAlign w:val="center"/>
-            <w:tcBorders>
-              <w:top w:val="single" w:sz="4" w:color="D9D9D9"/>
-              <w:left w:val="single" w:sz="4" w:color="D9D9D9"/>
-              <w:bottom w:val="single" w:sz="4" w:color="D9D9D9"/>
-              <w:right w:val="single" w:sz="4" w:color="D9D9D9"/>
-            </w:tcBorders>
-            <w:tcMar>
-              <w:top w:w="60" w:type="dxa"/>
-              <w:left w:w="60" w:type="dxa"/>
-              <w:bottom w:w="60" w:type="dxa"/>
-              <w:right w:w="60" w:type="dxa"/>
-            </w:tcMar>
-          </w:tcPr>
-          <w:p>
-            <w:pPr>
-              <w:spacing w:before="30" w:after="30" w:line="247" w:lineRule="auto"/>
-            </w:pPr>
-            <w:r>
-              <w:rPr>
-                <w:b/>
-                <w:sz w:val="18"/>
-              </w:rPr>
               <w:t>오류 예방 목적</w:t>
             </w:r>
           </w:p>
@@ -23351,7 +21303,7 @@
         <w:pStyle w:val="Heading2"/>
       </w:pPr>
       <w:r>
-        <w:t>TC-33 save_file rename 2 실패</w:t>
+        <w:t>save_file rename 2 실패</w:t>
       </w:r>
     </w:p>
     <w:tbl>
@@ -23397,7 +21349,7 @@
                 <w:b/>
                 <w:sz w:val="18"/>
               </w:rPr>
-              <w:t>테스트 ID</w:t>
+              <w:t>테스트 기능</w:t>
             </w:r>
           </w:p>
         </w:tc>
@@ -23427,7 +21379,7 @@
               <w:rPr>
                 <w:sz w:val="18"/>
               </w:rPr>
-              <w:t>TC-33</w:t>
+              <w:t>save_file rename 2 실패</w:t>
             </w:r>
           </w:p>
         </w:tc>
@@ -23462,7 +21414,7 @@
                 <w:b/>
                 <w:sz w:val="18"/>
               </w:rPr>
-              <w:t>테스트 기능</w:t>
+              <w:t>테스트 목적</w:t>
             </w:r>
           </w:p>
         </w:tc>
@@ -23491,7 +21443,7 @@
               <w:rPr>
                 <w:sz w:val="18"/>
               </w:rPr>
-              <w:t>save_file rename 2 실패</w:t>
+              <w:t>교체 실패 후 복구 성공 주입</w:t>
             </w:r>
           </w:p>
         </w:tc>
@@ -23526,7 +21478,7 @@
                 <w:b/>
                 <w:sz w:val="18"/>
               </w:rPr>
-              <w:t>테스트 목적</w:t>
+              <w:t>사전 조건</w:t>
             </w:r>
           </w:p>
         </w:tc>
@@ -23555,7 +21507,11 @@
               <w:rPr>
                 <w:sz w:val="18"/>
               </w:rPr>
-              <w:t>교체 실패 후 복구 성공 주입</w:t>
+              <w:t>100152351124 1524 김백제 10000</w:t>
+              <w:br/>
+              <w:t>100144523657 1275 이온조 25000</w:t>
+              <w:br/>
+              <w:t>100142566328 1685 최쿠농 100000</w:t>
             </w:r>
           </w:p>
         </w:tc>
@@ -23590,7 +21546,7 @@
                 <w:b/>
                 <w:sz w:val="18"/>
               </w:rPr>
-              <w:t>사전 조건</w:t>
+              <w:t>실제 입력값</w:t>
             </w:r>
           </w:p>
         </w:tc>
@@ -23619,11 +21575,7 @@
               <w:rPr>
                 <w:sz w:val="18"/>
               </w:rPr>
-              <w:t>100152351124 1524 김백제 10000</w:t>
-              <w:br/>
-              <w:t>100144523657 1275 이온조 25000</w:t>
-              <w:br/>
-              <w:t>100142566328 1685 최쿠농 100000</w:t>
+              <w:t>계좌 TXT 내용은 사전 조건과 같음; 첫 계좌에 5000원 입금 후 테스트 전용 실패 주입</w:t>
             </w:r>
           </w:p>
         </w:tc>
@@ -23658,7 +21610,7 @@
                 <w:b/>
                 <w:sz w:val="18"/>
               </w:rPr>
-              <w:t>실제 입력값</w:t>
+              <w:t>예상 결과</w:t>
             </w:r>
           </w:p>
         </w:tc>
@@ -23687,7 +21639,7 @@
               <w:rPr>
                 <w:sz w:val="18"/>
               </w:rPr>
-              <w:t>계좌 TXT 내용은 사전 조건과 같음; 첫 계좌에 5000원 입금 후 테스트 전용 실패 주입</w:t>
+              <w:t>SAVE=-1, 원본 복구, tmp/bak 없음</w:t>
             </w:r>
           </w:p>
         </w:tc>
@@ -23722,7 +21674,7 @@
                 <w:b/>
                 <w:sz w:val="18"/>
               </w:rPr>
-              <w:t>예상 결과</w:t>
+              <w:t>실제 결과</w:t>
             </w:r>
           </w:p>
         </w:tc>
@@ -23751,7 +21703,9 @@
               <w:rPr>
                 <w:sz w:val="18"/>
               </w:rPr>
-              <w:t>SAVE=-1, 원본 복구, tmp/bak 없음</w:t>
+              <w:t>COUNT=3 UNCHANGED=0; SAVE=-1</w:t>
+              <w:br/>
+              <w:t>파일 3개 계좌; 첫 계좌 잔액 10000원; tmp 없음; 프로세스 종료 코드 0</w:t>
             </w:r>
           </w:p>
         </w:tc>
@@ -23786,7 +21740,7 @@
                 <w:b/>
                 <w:sz w:val="18"/>
               </w:rPr>
-              <w:t>실제 결과</w:t>
+              <w:t>판정</w:t>
             </w:r>
           </w:p>
         </w:tc>
@@ -23815,9 +21769,7 @@
               <w:rPr>
                 <w:sz w:val="18"/>
               </w:rPr>
-              <w:t>COUNT=3 UNCHANGED=0; SAVE=-1</w:t>
-              <w:br/>
-              <w:t>파일 3개 계좌; 첫 계좌 잔액 10000원; tmp 없음; 프로세스 종료 코드 0</w:t>
+              <w:t>PASS</w:t>
             </w:r>
           </w:p>
         </w:tc>
@@ -23852,70 +21804,6 @@
                 <w:b/>
                 <w:sz w:val="18"/>
               </w:rPr>
-              <w:t>판정</w:t>
-            </w:r>
-          </w:p>
-        </w:tc>
-        <w:tc>
-          <w:tcPr>
-            <w:tcW w:type="dxa" w:w="7992"/>
-            <w:vAlign w:val="center"/>
-            <w:tcBorders>
-              <w:top w:val="single" w:sz="4" w:color="D9D9D9"/>
-              <w:left w:val="single" w:sz="4" w:color="D9D9D9"/>
-              <w:bottom w:val="single" w:sz="4" w:color="D9D9D9"/>
-              <w:right w:val="single" w:sz="4" w:color="D9D9D9"/>
-            </w:tcBorders>
-            <w:tcMar>
-              <w:top w:w="60" w:type="dxa"/>
-              <w:left w:w="60" w:type="dxa"/>
-              <w:bottom w:w="60" w:type="dxa"/>
-              <w:right w:w="60" w:type="dxa"/>
-            </w:tcMar>
-          </w:tcPr>
-          <w:p>
-            <w:pPr>
-              <w:spacing w:before="30" w:after="30" w:line="247" w:lineRule="auto"/>
-            </w:pPr>
-            <w:r>
-              <w:rPr>
-                <w:sz w:val="18"/>
-              </w:rPr>
-              <w:t>PASS</w:t>
-            </w:r>
-          </w:p>
-        </w:tc>
-      </w:tr>
-      <w:tr>
-        <w:trPr>
-          <w:cantSplit/>
-        </w:trPr>
-        <w:tc>
-          <w:tcPr>
-            <w:tcW w:type="dxa" w:w="1584"/>
-            <w:vAlign w:val="center"/>
-            <w:tcBorders>
-              <w:top w:val="single" w:sz="4" w:color="D9D9D9"/>
-              <w:left w:val="single" w:sz="4" w:color="D9D9D9"/>
-              <w:bottom w:val="single" w:sz="4" w:color="D9D9D9"/>
-              <w:right w:val="single" w:sz="4" w:color="D9D9D9"/>
-            </w:tcBorders>
-            <w:tcMar>
-              <w:top w:w="60" w:type="dxa"/>
-              <w:left w:w="60" w:type="dxa"/>
-              <w:bottom w:w="60" w:type="dxa"/>
-              <w:right w:w="60" w:type="dxa"/>
-            </w:tcMar>
-          </w:tcPr>
-          <w:p>
-            <w:pPr>
-              <w:spacing w:before="30" w:after="30" w:line="247" w:lineRule="auto"/>
-            </w:pPr>
-            <w:r>
-              <w:rPr>
-                <w:b/>
-                <w:sz w:val="18"/>
-              </w:rPr>
               <w:t>오류 예방 목적</w:t>
             </w:r>
           </w:p>
@@ -23966,7 +21854,7 @@
         <w:pStyle w:val="Heading2"/>
       </w:pPr>
       <w:r>
-        <w:t>TC-34 save_file 복구 실패</w:t>
+        <w:t>save_file 복구 실패</w:t>
       </w:r>
     </w:p>
     <w:tbl>
@@ -24012,7 +21900,7 @@
                 <w:b/>
                 <w:sz w:val="18"/>
               </w:rPr>
-              <w:t>테스트 ID</w:t>
+              <w:t>테스트 기능</w:t>
             </w:r>
           </w:p>
         </w:tc>
@@ -24042,7 +21930,7 @@
               <w:rPr>
                 <w:sz w:val="18"/>
               </w:rPr>
-              <w:t>TC-34</w:t>
+              <w:t>save_file 복구 실패</w:t>
             </w:r>
           </w:p>
         </w:tc>
@@ -24077,7 +21965,7 @@
                 <w:b/>
                 <w:sz w:val="18"/>
               </w:rPr>
-              <w:t>테스트 기능</w:t>
+              <w:t>테스트 목적</w:t>
             </w:r>
           </w:p>
         </w:tc>
@@ -24106,7 +21994,7 @@
               <w:rPr>
                 <w:sz w:val="18"/>
               </w:rPr>
-              <w:t>save_file 복구 실패</w:t>
+              <w:t>교체와 복구 rename 실패 주입</w:t>
             </w:r>
           </w:p>
         </w:tc>
@@ -24141,7 +22029,7 @@
                 <w:b/>
                 <w:sz w:val="18"/>
               </w:rPr>
-              <w:t>테스트 목적</w:t>
+              <w:t>사전 조건</w:t>
             </w:r>
           </w:p>
         </w:tc>
@@ -24170,7 +22058,11 @@
               <w:rPr>
                 <w:sz w:val="18"/>
               </w:rPr>
-              <w:t>교체와 복구 rename 실패 주입</w:t>
+              <w:t>100152351124 1524 김백제 10000</w:t>
+              <w:br/>
+              <w:t>100144523657 1275 이온조 25000</w:t>
+              <w:br/>
+              <w:t>100142566328 1685 최쿠농 100000</w:t>
             </w:r>
           </w:p>
         </w:tc>
@@ -24205,7 +22097,7 @@
                 <w:b/>
                 <w:sz w:val="18"/>
               </w:rPr>
-              <w:t>사전 조건</w:t>
+              <w:t>실제 입력값</w:t>
             </w:r>
           </w:p>
         </w:tc>
@@ -24234,11 +22126,7 @@
               <w:rPr>
                 <w:sz w:val="18"/>
               </w:rPr>
-              <w:t>100152351124 1524 김백제 10000</w:t>
-              <w:br/>
-              <w:t>100144523657 1275 이온조 25000</w:t>
-              <w:br/>
-              <w:t>100142566328 1685 최쿠농 100000</w:t>
+              <w:t>계좌 TXT 내용은 사전 조건과 같음; 첫 계좌에 5000원 입금 후 테스트 전용 실패 주입</w:t>
             </w:r>
           </w:p>
         </w:tc>
@@ -24273,7 +22161,7 @@
                 <w:b/>
                 <w:sz w:val="18"/>
               </w:rPr>
-              <w:t>실제 입력값</w:t>
+              <w:t>예상 결과</w:t>
             </w:r>
           </w:p>
         </w:tc>
@@ -24302,7 +22190,7 @@
               <w:rPr>
                 <w:sz w:val="18"/>
               </w:rPr>
-              <w:t>계좌 TXT 내용은 사전 조건과 같음; 첫 계좌에 5000원 입금 후 테스트 전용 실패 주입</w:t>
+              <w:t>SAVE=-1, 원본 경로 없음, bak에 기존 데이터와 tmp에 새 데이터 보존</w:t>
             </w:r>
           </w:p>
         </w:tc>
@@ -24337,7 +22225,7 @@
                 <w:b/>
                 <w:sz w:val="18"/>
               </w:rPr>
-              <w:t>예상 결과</w:t>
+              <w:t>실제 결과</w:t>
             </w:r>
           </w:p>
         </w:tc>
@@ -24366,7 +22254,9 @@
               <w:rPr>
                 <w:sz w:val="18"/>
               </w:rPr>
-              <w:t>SAVE=-1, 원본 경로 없음, bak에 기존 데이터와 tmp에 새 데이터 보존</w:t>
+              <w:t>COUNT=3 UNCHANGED=0; 기존 파일 복구에 실패했습니다. customer_info.txt.bak와 customer_info.txt.tmp를 보존하고 확인하십시오.; SAVE=-1</w:t>
+              <w:br/>
+              <w:t>계좌 파일 없음; bak 기존 잔액 10000, tmp 새 잔액 15000 보존; 프로세스 종료 코드 0</w:t>
             </w:r>
           </w:p>
         </w:tc>
@@ -24401,7 +22291,7 @@
                 <w:b/>
                 <w:sz w:val="18"/>
               </w:rPr>
-              <w:t>실제 결과</w:t>
+              <w:t>판정</w:t>
             </w:r>
           </w:p>
         </w:tc>
@@ -24430,9 +22320,7 @@
               <w:rPr>
                 <w:sz w:val="18"/>
               </w:rPr>
-              <w:t>COUNT=3 UNCHANGED=0; 기존 파일 복구에 실패했습니다. customer_info.txt.bak와 customer_info.txt.tmp를 보존하고 확인하십시오.; SAVE=-1</w:t>
-              <w:br/>
-              <w:t>계좌 파일 없음; bak 기존 잔액 10000, tmp 새 잔액 15000 보존; 프로세스 종료 코드 0</w:t>
+              <w:t>PASS</w:t>
             </w:r>
           </w:p>
         </w:tc>
@@ -24467,70 +22355,6 @@
                 <w:b/>
                 <w:sz w:val="18"/>
               </w:rPr>
-              <w:t>판정</w:t>
-            </w:r>
-          </w:p>
-        </w:tc>
-        <w:tc>
-          <w:tcPr>
-            <w:tcW w:type="dxa" w:w="7992"/>
-            <w:vAlign w:val="center"/>
-            <w:tcBorders>
-              <w:top w:val="single" w:sz="4" w:color="D9D9D9"/>
-              <w:left w:val="single" w:sz="4" w:color="D9D9D9"/>
-              <w:bottom w:val="single" w:sz="4" w:color="D9D9D9"/>
-              <w:right w:val="single" w:sz="4" w:color="D9D9D9"/>
-            </w:tcBorders>
-            <w:tcMar>
-              <w:top w:w="60" w:type="dxa"/>
-              <w:left w:w="60" w:type="dxa"/>
-              <w:bottom w:w="60" w:type="dxa"/>
-              <w:right w:w="60" w:type="dxa"/>
-            </w:tcMar>
-          </w:tcPr>
-          <w:p>
-            <w:pPr>
-              <w:spacing w:before="30" w:after="30" w:line="247" w:lineRule="auto"/>
-            </w:pPr>
-            <w:r>
-              <w:rPr>
-                <w:sz w:val="18"/>
-              </w:rPr>
-              <w:t>PASS</w:t>
-            </w:r>
-          </w:p>
-        </w:tc>
-      </w:tr>
-      <w:tr>
-        <w:trPr>
-          <w:cantSplit/>
-        </w:trPr>
-        <w:tc>
-          <w:tcPr>
-            <w:tcW w:type="dxa" w:w="1584"/>
-            <w:vAlign w:val="center"/>
-            <w:tcBorders>
-              <w:top w:val="single" w:sz="4" w:color="D9D9D9"/>
-              <w:left w:val="single" w:sz="4" w:color="D9D9D9"/>
-              <w:bottom w:val="single" w:sz="4" w:color="D9D9D9"/>
-              <w:right w:val="single" w:sz="4" w:color="D9D9D9"/>
-            </w:tcBorders>
-            <w:tcMar>
-              <w:top w:w="60" w:type="dxa"/>
-              <w:left w:w="60" w:type="dxa"/>
-              <w:bottom w:w="60" w:type="dxa"/>
-              <w:right w:w="60" w:type="dxa"/>
-            </w:tcMar>
-          </w:tcPr>
-          <w:p>
-            <w:pPr>
-              <w:spacing w:before="30" w:after="30" w:line="247" w:lineRule="auto"/>
-            </w:pPr>
-            <w:r>
-              <w:rPr>
-                <w:b/>
-                <w:sz w:val="18"/>
-              </w:rPr>
               <w:t>오류 예방 목적</w:t>
             </w:r>
           </w:p>
@@ -24590,7 +22414,7 @@
         <w:pStyle w:val="Heading2"/>
       </w:pPr>
       <w:r>
-        <w:t>TC-35 save_file 백업 삭제 실패</w:t>
+        <w:t>save_file 백업 삭제 실패</w:t>
       </w:r>
     </w:p>
     <w:tbl>
@@ -24636,7 +22460,7 @@
                 <w:b/>
                 <w:sz w:val="18"/>
               </w:rPr>
-              <w:t>테스트 ID</w:t>
+              <w:t>테스트 기능</w:t>
             </w:r>
           </w:p>
         </w:tc>
@@ -24666,7 +22490,7 @@
               <w:rPr>
                 <w:sz w:val="18"/>
               </w:rPr>
-              <w:t>TC-35</w:t>
+              <w:t>save_file 백업 삭제 실패</w:t>
             </w:r>
           </w:p>
         </w:tc>
@@ -24701,7 +22525,7 @@
                 <w:b/>
                 <w:sz w:val="18"/>
               </w:rPr>
-              <w:t>테스트 기능</w:t>
+              <w:t>테스트 목적</w:t>
             </w:r>
           </w:p>
         </w:tc>
@@ -24730,7 +22554,7 @@
               <w:rPr>
                 <w:sz w:val="18"/>
               </w:rPr>
-              <w:t>save_file 백업 삭제 실패</w:t>
+              <w:t>새 파일 저장 후 backup remove 실패 주입</w:t>
             </w:r>
           </w:p>
         </w:tc>
@@ -24765,7 +22589,7 @@
                 <w:b/>
                 <w:sz w:val="18"/>
               </w:rPr>
-              <w:t>테스트 목적</w:t>
+              <w:t>사전 조건</w:t>
             </w:r>
           </w:p>
         </w:tc>
@@ -24794,7 +22618,11 @@
               <w:rPr>
                 <w:sz w:val="18"/>
               </w:rPr>
-              <w:t>새 파일 저장 후 backup remove 실패 주입</w:t>
+              <w:t>100152351124 1524 김백제 10000</w:t>
+              <w:br/>
+              <w:t>100144523657 1275 이온조 25000</w:t>
+              <w:br/>
+              <w:t>100142566328 1685 최쿠농 100000</w:t>
             </w:r>
           </w:p>
         </w:tc>
@@ -24829,7 +22657,7 @@
                 <w:b/>
                 <w:sz w:val="18"/>
               </w:rPr>
-              <w:t>사전 조건</w:t>
+              <w:t>실제 입력값</w:t>
             </w:r>
           </w:p>
         </w:tc>
@@ -24858,11 +22686,7 @@
               <w:rPr>
                 <w:sz w:val="18"/>
               </w:rPr>
-              <w:t>100152351124 1524 김백제 10000</w:t>
-              <w:br/>
-              <w:t>100144523657 1275 이온조 25000</w:t>
-              <w:br/>
-              <w:t>100142566328 1685 최쿠농 100000</w:t>
+              <w:t>계좌 TXT 내용은 사전 조건과 같음; 첫 계좌에 5000원 입금 후 테스트 전용 실패 주입</w:t>
             </w:r>
           </w:p>
         </w:tc>
@@ -24897,7 +22721,7 @@
                 <w:b/>
                 <w:sz w:val="18"/>
               </w:rPr>
-              <w:t>실제 입력값</w:t>
+              <w:t>예상 결과</w:t>
             </w:r>
           </w:p>
         </w:tc>
@@ -24926,7 +22750,7 @@
               <w:rPr>
                 <w:sz w:val="18"/>
               </w:rPr>
-              <w:t>계좌 TXT 내용은 사전 조건과 같음; 첫 계좌에 5000원 입금 후 테스트 전용 실패 주입</w:t>
+              <w:t>SAVE=0, 새 잔액 15000, 기존 bak 보존 및 경고</w:t>
             </w:r>
           </w:p>
         </w:tc>
@@ -24961,7 +22785,7 @@
                 <w:b/>
                 <w:sz w:val="18"/>
               </w:rPr>
-              <w:t>예상 결과</w:t>
+              <w:t>실제 결과</w:t>
             </w:r>
           </w:p>
         </w:tc>
@@ -24990,7 +22814,9 @@
               <w:rPr>
                 <w:sz w:val="18"/>
               </w:rPr>
-              <w:t>SAVE=0, 새 잔액 15000, 기존 bak 보존 및 경고</w:t>
+              <w:t>COUNT=3 UNCHANGED=0; 저장은 완료되었으나 백업 파일을 지우지 못했습니다. customer_info.txt.bak를 확인하십시오.; SAVE=0</w:t>
+              <w:br/>
+              <w:t>파일 3개 계좌; 첫 계좌 잔액 15000원; bak 기존 잔액 10000 보존; 프로세스 종료 코드 0</w:t>
             </w:r>
           </w:p>
         </w:tc>
@@ -25025,7 +22851,7 @@
                 <w:b/>
                 <w:sz w:val="18"/>
               </w:rPr>
-              <w:t>실제 결과</w:t>
+              <w:t>판정</w:t>
             </w:r>
           </w:p>
         </w:tc>
@@ -25054,9 +22880,7 @@
               <w:rPr>
                 <w:sz w:val="18"/>
               </w:rPr>
-              <w:t>COUNT=3 UNCHANGED=0; 저장은 완료되었으나 백업 파일을 지우지 못했습니다. customer_info.txt.bak를 확인하십시오.; SAVE=0</w:t>
-              <w:br/>
-              <w:t>파일 3개 계좌; 첫 계좌 잔액 15000원; bak 기존 잔액 10000 보존; 프로세스 종료 코드 0</w:t>
+              <w:t>PASS</w:t>
             </w:r>
           </w:p>
         </w:tc>
@@ -25091,70 +22915,6 @@
                 <w:b/>
                 <w:sz w:val="18"/>
               </w:rPr>
-              <w:t>판정</w:t>
-            </w:r>
-          </w:p>
-        </w:tc>
-        <w:tc>
-          <w:tcPr>
-            <w:tcW w:type="dxa" w:w="7992"/>
-            <w:vAlign w:val="center"/>
-            <w:tcBorders>
-              <w:top w:val="single" w:sz="4" w:color="D9D9D9"/>
-              <w:left w:val="single" w:sz="4" w:color="D9D9D9"/>
-              <w:bottom w:val="single" w:sz="4" w:color="D9D9D9"/>
-              <w:right w:val="single" w:sz="4" w:color="D9D9D9"/>
-            </w:tcBorders>
-            <w:tcMar>
-              <w:top w:w="60" w:type="dxa"/>
-              <w:left w:w="60" w:type="dxa"/>
-              <w:bottom w:w="60" w:type="dxa"/>
-              <w:right w:w="60" w:type="dxa"/>
-            </w:tcMar>
-          </w:tcPr>
-          <w:p>
-            <w:pPr>
-              <w:spacing w:before="30" w:after="30" w:line="247" w:lineRule="auto"/>
-            </w:pPr>
-            <w:r>
-              <w:rPr>
-                <w:sz w:val="18"/>
-              </w:rPr>
-              <w:t>PASS</w:t>
-            </w:r>
-          </w:p>
-        </w:tc>
-      </w:tr>
-      <w:tr>
-        <w:trPr>
-          <w:cantSplit/>
-        </w:trPr>
-        <w:tc>
-          <w:tcPr>
-            <w:tcW w:type="dxa" w:w="1584"/>
-            <w:vAlign w:val="center"/>
-            <w:tcBorders>
-              <w:top w:val="single" w:sz="4" w:color="D9D9D9"/>
-              <w:left w:val="single" w:sz="4" w:color="D9D9D9"/>
-              <w:bottom w:val="single" w:sz="4" w:color="D9D9D9"/>
-              <w:right w:val="single" w:sz="4" w:color="D9D9D9"/>
-            </w:tcBorders>
-            <w:tcMar>
-              <w:top w:w="60" w:type="dxa"/>
-              <w:left w:w="60" w:type="dxa"/>
-              <w:bottom w:w="60" w:type="dxa"/>
-              <w:right w:w="60" w:type="dxa"/>
-            </w:tcMar>
-          </w:tcPr>
-          <w:p>
-            <w:pPr>
-              <w:spacing w:before="30" w:after="30" w:line="247" w:lineRule="auto"/>
-            </w:pPr>
-            <w:r>
-              <w:rPr>
-                <w:b/>
-                <w:sz w:val="18"/>
-              </w:rPr>
               <w:t>오류 예방 목적</w:t>
             </w:r>
           </w:p>
@@ -25205,7 +22965,7 @@
         <w:pStyle w:val="Heading2"/>
       </w:pPr>
       <w:r>
-        <w:t>TC-36 save_file fflush 실패</w:t>
+        <w:t>save_file fflush 실패</w:t>
       </w:r>
     </w:p>
     <w:tbl>
@@ -25251,7 +23011,7 @@
                 <w:b/>
                 <w:sz w:val="18"/>
               </w:rPr>
-              <w:t>테스트 ID</w:t>
+              <w:t>테스트 기능</w:t>
             </w:r>
           </w:p>
         </w:tc>
@@ -25281,7 +23041,7 @@
               <w:rPr>
                 <w:sz w:val="18"/>
               </w:rPr>
-              <w:t>TC-36</w:t>
+              <w:t>save_file fflush 실패</w:t>
             </w:r>
           </w:p>
         </w:tc>
@@ -25316,7 +23076,7 @@
                 <w:b/>
                 <w:sz w:val="18"/>
               </w:rPr>
-              <w:t>테스트 기능</w:t>
+              <w:t>테스트 목적</w:t>
             </w:r>
           </w:p>
         </w:tc>
@@ -25345,7 +23105,7 @@
               <w:rPr>
                 <w:sz w:val="18"/>
               </w:rPr>
-              <w:t>save_file fflush 실패</w:t>
+              <w:t>디스크 기록 실패를 fflush에 주입</w:t>
             </w:r>
           </w:p>
         </w:tc>
@@ -25380,7 +23140,7 @@
                 <w:b/>
                 <w:sz w:val="18"/>
               </w:rPr>
-              <w:t>테스트 목적</w:t>
+              <w:t>사전 조건</w:t>
             </w:r>
           </w:p>
         </w:tc>
@@ -25409,7 +23169,11 @@
               <w:rPr>
                 <w:sz w:val="18"/>
               </w:rPr>
-              <w:t>디스크 기록 실패를 fflush에 주입</w:t>
+              <w:t>100152351124 1524 김백제 10000</w:t>
+              <w:br/>
+              <w:t>100144523657 1275 이온조 25000</w:t>
+              <w:br/>
+              <w:t>100142566328 1685 최쿠농 100000</w:t>
             </w:r>
           </w:p>
         </w:tc>
@@ -25444,7 +23208,7 @@
                 <w:b/>
                 <w:sz w:val="18"/>
               </w:rPr>
-              <w:t>사전 조건</w:t>
+              <w:t>실제 입력값</w:t>
             </w:r>
           </w:p>
         </w:tc>
@@ -25473,11 +23237,7 @@
               <w:rPr>
                 <w:sz w:val="18"/>
               </w:rPr>
-              <w:t>100152351124 1524 김백제 10000</w:t>
-              <w:br/>
-              <w:t>100144523657 1275 이온조 25000</w:t>
-              <w:br/>
-              <w:t>100142566328 1685 최쿠농 100000</w:t>
+              <w:t>계좌 TXT 내용은 사전 조건과 같음; 첫 계좌에 5000원 입금 후 테스트 전용 실패 주입</w:t>
             </w:r>
           </w:p>
         </w:tc>
@@ -25512,7 +23272,7 @@
                 <w:b/>
                 <w:sz w:val="18"/>
               </w:rPr>
-              <w:t>실제 입력값</w:t>
+              <w:t>예상 결과</w:t>
             </w:r>
           </w:p>
         </w:tc>
@@ -25541,7 +23301,7 @@
               <w:rPr>
                 <w:sz w:val="18"/>
               </w:rPr>
-              <w:t>계좌 TXT 내용은 사전 조건과 같음; 첫 계좌에 5000원 입금 후 테스트 전용 실패 주입</w:t>
+              <w:t>SAVE=-1, 원본 보존</w:t>
             </w:r>
           </w:p>
         </w:tc>
@@ -25576,7 +23336,7 @@
                 <w:b/>
                 <w:sz w:val="18"/>
               </w:rPr>
-              <w:t>예상 결과</w:t>
+              <w:t>실제 결과</w:t>
             </w:r>
           </w:p>
         </w:tc>
@@ -25605,7 +23365,9 @@
               <w:rPr>
                 <w:sz w:val="18"/>
               </w:rPr>
-              <w:t>SAVE=-1, 원본 보존</w:t>
+              <w:t>COUNT=3 UNCHANGED=0; SAVE=-1</w:t>
+              <w:br/>
+              <w:t>파일 3개 계좌; 첫 계좌 잔액 10000원; tmp 없음; 프로세스 종료 코드 0</w:t>
             </w:r>
           </w:p>
         </w:tc>
@@ -25640,7 +23402,7 @@
                 <w:b/>
                 <w:sz w:val="18"/>
               </w:rPr>
-              <w:t>실제 결과</w:t>
+              <w:t>판정</w:t>
             </w:r>
           </w:p>
         </w:tc>
@@ -25669,9 +23431,7 @@
               <w:rPr>
                 <w:sz w:val="18"/>
               </w:rPr>
-              <w:t>COUNT=3 UNCHANGED=0; SAVE=-1</w:t>
-              <w:br/>
-              <w:t>파일 3개 계좌; 첫 계좌 잔액 10000원; tmp 없음; 프로세스 종료 코드 0</w:t>
+              <w:t>PASS</w:t>
             </w:r>
           </w:p>
         </w:tc>
@@ -25706,70 +23466,6 @@
                 <w:b/>
                 <w:sz w:val="18"/>
               </w:rPr>
-              <w:t>판정</w:t>
-            </w:r>
-          </w:p>
-        </w:tc>
-        <w:tc>
-          <w:tcPr>
-            <w:tcW w:type="dxa" w:w="7992"/>
-            <w:vAlign w:val="center"/>
-            <w:tcBorders>
-              <w:top w:val="single" w:sz="4" w:color="D9D9D9"/>
-              <w:left w:val="single" w:sz="4" w:color="D9D9D9"/>
-              <w:bottom w:val="single" w:sz="4" w:color="D9D9D9"/>
-              <w:right w:val="single" w:sz="4" w:color="D9D9D9"/>
-            </w:tcBorders>
-            <w:tcMar>
-              <w:top w:w="60" w:type="dxa"/>
-              <w:left w:w="60" w:type="dxa"/>
-              <w:bottom w:w="60" w:type="dxa"/>
-              <w:right w:w="60" w:type="dxa"/>
-            </w:tcMar>
-          </w:tcPr>
-          <w:p>
-            <w:pPr>
-              <w:spacing w:before="30" w:after="30" w:line="247" w:lineRule="auto"/>
-            </w:pPr>
-            <w:r>
-              <w:rPr>
-                <w:sz w:val="18"/>
-              </w:rPr>
-              <w:t>PASS</w:t>
-            </w:r>
-          </w:p>
-        </w:tc>
-      </w:tr>
-      <w:tr>
-        <w:trPr>
-          <w:cantSplit/>
-        </w:trPr>
-        <w:tc>
-          <w:tcPr>
-            <w:tcW w:type="dxa" w:w="1584"/>
-            <w:vAlign w:val="center"/>
-            <w:tcBorders>
-              <w:top w:val="single" w:sz="4" w:color="D9D9D9"/>
-              <w:left w:val="single" w:sz="4" w:color="D9D9D9"/>
-              <w:bottom w:val="single" w:sz="4" w:color="D9D9D9"/>
-              <w:right w:val="single" w:sz="4" w:color="D9D9D9"/>
-            </w:tcBorders>
-            <w:tcMar>
-              <w:top w:w="60" w:type="dxa"/>
-              <w:left w:w="60" w:type="dxa"/>
-              <w:bottom w:w="60" w:type="dxa"/>
-              <w:right w:w="60" w:type="dxa"/>
-            </w:tcMar>
-          </w:tcPr>
-          <w:p>
-            <w:pPr>
-              <w:spacing w:before="30" w:after="30" w:line="247" w:lineRule="auto"/>
-            </w:pPr>
-            <w:r>
-              <w:rPr>
-                <w:b/>
-                <w:sz w:val="18"/>
-              </w:rPr>
               <w:t>오류 예방 목적</w:t>
             </w:r>
           </w:p>
@@ -25829,7 +23525,7 @@
         <w:pStyle w:val="Heading2"/>
       </w:pPr>
       <w:r>
-        <w:t>TC-37 입금 합계 범위</w:t>
+        <w:t>입금 합계 범위</w:t>
       </w:r>
     </w:p>
     <w:tbl>
@@ -25875,7 +23571,7 @@
                 <w:b/>
                 <w:sz w:val="18"/>
               </w:rPr>
-              <w:t>테스트 ID</w:t>
+              <w:t>테스트 기능</w:t>
             </w:r>
           </w:p>
         </w:tc>
@@ -25905,7 +23601,7 @@
               <w:rPr>
                 <w:sz w:val="18"/>
               </w:rPr>
-              <w:t>TC-37</w:t>
+              <w:t>입금 합계 범위</w:t>
             </w:r>
           </w:p>
         </w:tc>
@@ -25940,7 +23636,7 @@
                 <w:b/>
                 <w:sz w:val="18"/>
               </w:rPr>
-              <w:t>테스트 기능</w:t>
+              <w:t>테스트 목적</w:t>
             </w:r>
           </w:p>
         </w:tc>
@@ -25969,7 +23665,7 @@
               <w:rPr>
                 <w:sz w:val="18"/>
               </w:rPr>
-              <w:t>입금 합계 범위</w:t>
+              <w:t>최대 잔액 계좌에 1원 입금</w:t>
             </w:r>
           </w:p>
         </w:tc>
@@ -26004,7 +23700,7 @@
                 <w:b/>
                 <w:sz w:val="18"/>
               </w:rPr>
-              <w:t>테스트 목적</w:t>
+              <w:t>사전 조건</w:t>
             </w:r>
           </w:p>
         </w:tc>
@@ -26033,7 +23729,11 @@
               <w:rPr>
                 <w:sz w:val="18"/>
               </w:rPr>
-              <w:t>최대 잔액 계좌에 1원 입금</w:t>
+              <w:t>100152351124 1524 김백제 9223372036854775807</w:t>
+              <w:br/>
+              <w:t>100144523657 1275 이온조 25000</w:t>
+              <w:br/>
+              <w:t>100142566328 1685 최쿠농 100000</w:t>
             </w:r>
           </w:p>
         </w:tc>
@@ -26068,7 +23768,7 @@
                 <w:b/>
                 <w:sz w:val="18"/>
               </w:rPr>
-              <w:t>사전 조건</w:t>
+              <w:t>실제 입력값</w:t>
             </w:r>
           </w:p>
         </w:tc>
@@ -26097,11 +23797,7 @@
               <w:rPr>
                 <w:sz w:val="18"/>
               </w:rPr>
-              <w:t>100152351124 1524 김백제 9223372036854775807</w:t>
-              <w:br/>
-              <w:t>100144523657 1275 이온조 25000</w:t>
-              <w:br/>
-              <w:t>100142566328 1685 최쿠농 100000</w:t>
+              <w:t>1 → 100152351124 → 1524 → 입금 → 1 → 메인메뉴 → 3</w:t>
             </w:r>
           </w:p>
         </w:tc>
@@ -26136,7 +23832,7 @@
                 <w:b/>
                 <w:sz w:val="18"/>
               </w:rPr>
-              <w:t>실제 입력값</w:t>
+              <w:t>예상 결과</w:t>
             </w:r>
           </w:p>
         </w:tc>
@@ -26165,7 +23861,7 @@
               <w:rPr>
                 <w:sz w:val="18"/>
               </w:rPr>
-              <w:t>1 → 100152351124 → 1524 → 입금 → 1 → 메인메뉴 → 3</w:t>
+              <w:t>입금 거부, LLONG_MAX 유지</w:t>
             </w:r>
           </w:p>
         </w:tc>
@@ -26200,7 +23896,7 @@
                 <w:b/>
                 <w:sz w:val="18"/>
               </w:rPr>
-              <w:t>예상 결과</w:t>
+              <w:t>실제 결과</w:t>
             </w:r>
           </w:p>
         </w:tc>
@@ -26229,7 +23925,9 @@
               <w:rPr>
                 <w:sz w:val="18"/>
               </w:rPr>
-              <w:t>입금 거부, LLONG_MAX 유지</w:t>
+              <w:t>입금 금액이 올바르지 않습니다.</w:t>
+              <w:br/>
+              <w:t>파일 3개 계좌; 첫 계좌 잔액 9223372036854775807원; 프로세스 종료 코드 0</w:t>
             </w:r>
           </w:p>
         </w:tc>
@@ -26264,7 +23962,7 @@
                 <w:b/>
                 <w:sz w:val="18"/>
               </w:rPr>
-              <w:t>실제 결과</w:t>
+              <w:t>판정</w:t>
             </w:r>
           </w:p>
         </w:tc>
@@ -26293,9 +23991,7 @@
               <w:rPr>
                 <w:sz w:val="18"/>
               </w:rPr>
-              <w:t>입금 금액이 올바르지 않습니다.</w:t>
-              <w:br/>
-              <w:t>파일 3개 계좌; 첫 계좌 잔액 9223372036854775807원; 프로세스 종료 코드 0</w:t>
+              <w:t>PASS</w:t>
             </w:r>
           </w:p>
         </w:tc>
@@ -26330,70 +24026,6 @@
                 <w:b/>
                 <w:sz w:val="18"/>
               </w:rPr>
-              <w:t>판정</w:t>
-            </w:r>
-          </w:p>
-        </w:tc>
-        <w:tc>
-          <w:tcPr>
-            <w:tcW w:type="dxa" w:w="7992"/>
-            <w:vAlign w:val="center"/>
-            <w:tcBorders>
-              <w:top w:val="single" w:sz="4" w:color="D9D9D9"/>
-              <w:left w:val="single" w:sz="4" w:color="D9D9D9"/>
-              <w:bottom w:val="single" w:sz="4" w:color="D9D9D9"/>
-              <w:right w:val="single" w:sz="4" w:color="D9D9D9"/>
-            </w:tcBorders>
-            <w:tcMar>
-              <w:top w:w="60" w:type="dxa"/>
-              <w:left w:w="60" w:type="dxa"/>
-              <w:bottom w:w="60" w:type="dxa"/>
-              <w:right w:w="60" w:type="dxa"/>
-            </w:tcMar>
-          </w:tcPr>
-          <w:p>
-            <w:pPr>
-              <w:spacing w:before="30" w:after="30" w:line="247" w:lineRule="auto"/>
-            </w:pPr>
-            <w:r>
-              <w:rPr>
-                <w:sz w:val="18"/>
-              </w:rPr>
-              <w:t>PASS</w:t>
-            </w:r>
-          </w:p>
-        </w:tc>
-      </w:tr>
-      <w:tr>
-        <w:trPr>
-          <w:cantSplit/>
-        </w:trPr>
-        <w:tc>
-          <w:tcPr>
-            <w:tcW w:type="dxa" w:w="1584"/>
-            <w:vAlign w:val="center"/>
-            <w:tcBorders>
-              <w:top w:val="single" w:sz="4" w:color="D9D9D9"/>
-              <w:left w:val="single" w:sz="4" w:color="D9D9D9"/>
-              <w:bottom w:val="single" w:sz="4" w:color="D9D9D9"/>
-              <w:right w:val="single" w:sz="4" w:color="D9D9D9"/>
-            </w:tcBorders>
-            <w:tcMar>
-              <w:top w:w="60" w:type="dxa"/>
-              <w:left w:w="60" w:type="dxa"/>
-              <w:bottom w:w="60" w:type="dxa"/>
-              <w:right w:w="60" w:type="dxa"/>
-            </w:tcMar>
-          </w:tcPr>
-          <w:p>
-            <w:pPr>
-              <w:spacing w:before="30" w:after="30" w:line="247" w:lineRule="auto"/>
-            </w:pPr>
-            <w:r>
-              <w:rPr>
-                <w:b/>
-                <w:sz w:val="18"/>
-              </w:rPr>
               <w:t>오류 예방 목적</w:t>
             </w:r>
           </w:p>
@@ -26444,7 +24076,7 @@
         <w:pStyle w:val="Heading2"/>
       </w:pPr>
       <w:r>
-        <w:t>TC-38 출금 비정상 금액</w:t>
+        <w:t>출금 비정상 금액</w:t>
       </w:r>
     </w:p>
     <w:tbl>
@@ -26490,7 +24122,7 @@
                 <w:b/>
                 <w:sz w:val="18"/>
               </w:rPr>
-              <w:t>테스트 ID</w:t>
+              <w:t>테스트 기능</w:t>
             </w:r>
           </w:p>
         </w:tc>
@@ -26520,7 +24152,7 @@
               <w:rPr>
                 <w:sz w:val="18"/>
               </w:rPr>
-              <w:t>TC-38</w:t>
+              <w:t>출금 비정상 금액</w:t>
             </w:r>
           </w:p>
         </w:tc>
@@ -26555,7 +24187,7 @@
                 <w:b/>
                 <w:sz w:val="18"/>
               </w:rPr>
-              <w:t>테스트 기능</w:t>
+              <w:t>테스트 목적</w:t>
             </w:r>
           </w:p>
         </w:tc>
@@ -26584,7 +24216,7 @@
               <w:rPr>
                 <w:sz w:val="18"/>
               </w:rPr>
-              <w:t>출금 비정상 금액</w:t>
+              <w:t>0원 및 -1원 출금 거부</w:t>
             </w:r>
           </w:p>
         </w:tc>
@@ -26619,7 +24251,7 @@
                 <w:b/>
                 <w:sz w:val="18"/>
               </w:rPr>
-              <w:t>테스트 목적</w:t>
+              <w:t>사전 조건</w:t>
             </w:r>
           </w:p>
         </w:tc>
@@ -26648,7 +24280,11 @@
               <w:rPr>
                 <w:sz w:val="18"/>
               </w:rPr>
-              <w:t>0원 및 -1원 출금 거부</w:t>
+              <w:t>100152351124 1524 김백제 10000</w:t>
+              <w:br/>
+              <w:t>100144523657 1275 이온조 25000</w:t>
+              <w:br/>
+              <w:t>100142566328 1685 최쿠농 100000</w:t>
             </w:r>
           </w:p>
         </w:tc>
@@ -26683,7 +24319,7 @@
                 <w:b/>
                 <w:sz w:val="18"/>
               </w:rPr>
-              <w:t>사전 조건</w:t>
+              <w:t>실제 입력값</w:t>
             </w:r>
           </w:p>
         </w:tc>
@@ -26712,11 +24348,7 @@
               <w:rPr>
                 <w:sz w:val="18"/>
               </w:rPr>
-              <w:t>100152351124 1524 김백제 10000</w:t>
-              <w:br/>
-              <w:t>100144523657 1275 이온조 25000</w:t>
-              <w:br/>
-              <w:t>100142566328 1685 최쿠농 100000</w:t>
+              <w:t>1 → 100152351124 → 1524 → 출금 → 1524 → 0 → 출금 → 1524 → -1 → 메인메뉴 → 3</w:t>
             </w:r>
           </w:p>
         </w:tc>
@@ -26751,7 +24383,7 @@
                 <w:b/>
                 <w:sz w:val="18"/>
               </w:rPr>
-              <w:t>실제 입력값</w:t>
+              <w:t>예상 결과</w:t>
             </w:r>
           </w:p>
         </w:tc>
@@ -26780,7 +24412,7 @@
               <w:rPr>
                 <w:sz w:val="18"/>
               </w:rPr>
-              <w:t>1 → 100152351124 → 1524 → 출금 → 1524 → 0 → 출금 → 1524 → -1 → 메인메뉴 → 3</w:t>
+              <w:t>거부 2회, 잔액 10000</w:t>
             </w:r>
           </w:p>
         </w:tc>
@@ -26815,7 +24447,7 @@
                 <w:b/>
                 <w:sz w:val="18"/>
               </w:rPr>
-              <w:t>예상 결과</w:t>
+              <w:t>실제 결과</w:t>
             </w:r>
           </w:p>
         </w:tc>
@@ -26844,7 +24476,9 @@
               <w:rPr>
                 <w:sz w:val="18"/>
               </w:rPr>
-              <w:t>거부 2회, 잔액 10000</w:t>
+              <w:t>비밀번호가 올바르게 입력되었습니다.; 출금 액수가 올바르지 않거나 잔액보다 큽니다.</w:t>
+              <w:br/>
+              <w:t>파일 3개 계좌; 첫 계좌 잔액 10000원; 프로세스 종료 코드 0</w:t>
             </w:r>
           </w:p>
         </w:tc>
@@ -26879,7 +24513,7 @@
                 <w:b/>
                 <w:sz w:val="18"/>
               </w:rPr>
-              <w:t>실제 결과</w:t>
+              <w:t>판정</w:t>
             </w:r>
           </w:p>
         </w:tc>
@@ -26908,9 +24542,7 @@
               <w:rPr>
                 <w:sz w:val="18"/>
               </w:rPr>
-              <w:t>비밀번호가 올바르게 입력되었습니다.; 출금 액수가 올바르지 않거나 잔액보다 큽니다.</w:t>
-              <w:br/>
-              <w:t>파일 3개 계좌; 첫 계좌 잔액 10000원; 프로세스 종료 코드 0</w:t>
+              <w:t>PASS</w:t>
             </w:r>
           </w:p>
         </w:tc>
@@ -26945,70 +24577,6 @@
                 <w:b/>
                 <w:sz w:val="18"/>
               </w:rPr>
-              <w:t>판정</w:t>
-            </w:r>
-          </w:p>
-        </w:tc>
-        <w:tc>
-          <w:tcPr>
-            <w:tcW w:type="dxa" w:w="7992"/>
-            <w:vAlign w:val="center"/>
-            <w:tcBorders>
-              <w:top w:val="single" w:sz="4" w:color="D9D9D9"/>
-              <w:left w:val="single" w:sz="4" w:color="D9D9D9"/>
-              <w:bottom w:val="single" w:sz="4" w:color="D9D9D9"/>
-              <w:right w:val="single" w:sz="4" w:color="D9D9D9"/>
-            </w:tcBorders>
-            <w:tcMar>
-              <w:top w:w="60" w:type="dxa"/>
-              <w:left w:w="60" w:type="dxa"/>
-              <w:bottom w:w="60" w:type="dxa"/>
-              <w:right w:w="60" w:type="dxa"/>
-            </w:tcMar>
-          </w:tcPr>
-          <w:p>
-            <w:pPr>
-              <w:spacing w:before="30" w:after="30" w:line="247" w:lineRule="auto"/>
-            </w:pPr>
-            <w:r>
-              <w:rPr>
-                <w:sz w:val="18"/>
-              </w:rPr>
-              <w:t>PASS</w:t>
-            </w:r>
-          </w:p>
-        </w:tc>
-      </w:tr>
-      <w:tr>
-        <w:trPr>
-          <w:cantSplit/>
-        </w:trPr>
-        <w:tc>
-          <w:tcPr>
-            <w:tcW w:type="dxa" w:w="1584"/>
-            <w:vAlign w:val="center"/>
-            <w:tcBorders>
-              <w:top w:val="single" w:sz="4" w:color="D9D9D9"/>
-              <w:left w:val="single" w:sz="4" w:color="D9D9D9"/>
-              <w:bottom w:val="single" w:sz="4" w:color="D9D9D9"/>
-              <w:right w:val="single" w:sz="4" w:color="D9D9D9"/>
-            </w:tcBorders>
-            <w:tcMar>
-              <w:top w:w="60" w:type="dxa"/>
-              <w:left w:w="60" w:type="dxa"/>
-              <w:bottom w:w="60" w:type="dxa"/>
-              <w:right w:w="60" w:type="dxa"/>
-            </w:tcMar>
-          </w:tcPr>
-          <w:p>
-            <w:pPr>
-              <w:spacing w:before="30" w:after="30" w:line="247" w:lineRule="auto"/>
-            </w:pPr>
-            <w:r>
-              <w:rPr>
-                <w:b/>
-                <w:sz w:val="18"/>
-              </w:rPr>
               <w:t>오류 예방 목적</w:t>
             </w:r>
           </w:p>
@@ -27068,7 +24636,7 @@
         <w:pStyle w:val="Heading2"/>
       </w:pPr>
       <w:r>
-        <w:t>TC-39 신규 등록 저장 실패</w:t>
+        <w:t>신규 등록 저장 실패</w:t>
       </w:r>
     </w:p>
     <w:tbl>
@@ -27114,7 +24682,7 @@
                 <w:b/>
                 <w:sz w:val="18"/>
               </w:rPr>
-              <w:t>테스트 ID</w:t>
+              <w:t>테스트 기능</w:t>
             </w:r>
           </w:p>
         </w:tc>
@@ -27144,7 +24712,7 @@
               <w:rPr>
                 <w:sz w:val="18"/>
               </w:rPr>
-              <w:t>TC-39</w:t>
+              <w:t>신규 등록 저장 실패</w:t>
             </w:r>
           </w:p>
         </w:tc>
@@ -27179,7 +24747,7 @@
                 <w:b/>
                 <w:sz w:val="18"/>
               </w:rPr>
-              <w:t>테스트 기능</w:t>
+              <w:t>테스트 목적</w:t>
             </w:r>
           </w:p>
         </w:tc>
@@ -27208,7 +24776,7 @@
               <w:rPr>
                 <w:sz w:val="18"/>
               </w:rPr>
-              <w:t>신규 등록 저장 실패</w:t>
+              <w:t>임시 경로 디렉터리로 신규 저장 차단</w:t>
             </w:r>
           </w:p>
         </w:tc>
@@ -27243,7 +24811,7 @@
                 <w:b/>
                 <w:sz w:val="18"/>
               </w:rPr>
-              <w:t>테스트 목적</w:t>
+              <w:t>사전 조건</w:t>
             </w:r>
           </w:p>
         </w:tc>
@@ -27272,7 +24840,7 @@
               <w:rPr>
                 <w:sz w:val="18"/>
               </w:rPr>
-              <w:t>임시 경로 디렉터리로 신규 저장 차단</w:t>
+              <w:t>김백제 10000, 이온조 25000, 최쿠농 100000; .tmp 경로가 디렉터리</w:t>
             </w:r>
           </w:p>
         </w:tc>
@@ -27307,7 +24875,7 @@
                 <w:b/>
                 <w:sz w:val="18"/>
               </w:rPr>
-              <w:t>사전 조건</w:t>
+              <w:t>실제 입력값</w:t>
             </w:r>
           </w:p>
         </w:tc>
@@ -27336,7 +24904,7 @@
               <w:rPr>
                 <w:sz w:val="18"/>
               </w:rPr>
-              <w:t>김백제 10000, 이온조 25000, 최쿠농 100000; .tmp 경로가 디렉터리</w:t>
+              <w:t>2 → 홍길동 → 100199999999 → 1234 → 1 → 100199999999 → 3</w:t>
             </w:r>
           </w:p>
         </w:tc>
@@ -27371,7 +24939,7 @@
                 <w:b/>
                 <w:sz w:val="18"/>
               </w:rPr>
-              <w:t>실제 입력값</w:t>
+              <w:t>예상 결과</w:t>
             </w:r>
           </w:p>
         </w:tc>
@@ -27400,7 +24968,7 @@
               <w:rPr>
                 <w:sz w:val="18"/>
               </w:rPr>
-              <w:t>2 → 홍길동 → 100199999999 → 1234 → 1 → 100199999999 → 3</w:t>
+              <w:t>등록 취소, 신규 로그인 실패, 원본 3개 유지</w:t>
             </w:r>
           </w:p>
         </w:tc>
@@ -27435,7 +25003,7 @@
                 <w:b/>
                 <w:sz w:val="18"/>
               </w:rPr>
-              <w:t>예상 결과</w:t>
+              <w:t>실제 결과</w:t>
             </w:r>
           </w:p>
         </w:tc>
@@ -27464,7 +25032,9 @@
               <w:rPr>
                 <w:sz w:val="18"/>
               </w:rPr>
-              <w:t>등록 취소, 신규 로그인 실패, 원본 3개 유지</w:t>
+              <w:t>파일 저장에 실패하여 사용자 등록이 취소되었습니다.; 입력하신 계좌번호를 찾을 수 없습니다.; 계좌 파일 저장에 실패했습니다.</w:t>
+              <w:br/>
+              <w:t>파일 3개 계좌; 첫 계좌 잔액 10000원; 프로세스 종료 코드 1</w:t>
             </w:r>
           </w:p>
         </w:tc>
@@ -27499,7 +25069,7 @@
                 <w:b/>
                 <w:sz w:val="18"/>
               </w:rPr>
-              <w:t>실제 결과</w:t>
+              <w:t>판정</w:t>
             </w:r>
           </w:p>
         </w:tc>
@@ -27528,9 +25098,7 @@
               <w:rPr>
                 <w:sz w:val="18"/>
               </w:rPr>
-              <w:t>파일 저장에 실패하여 사용자 등록이 취소되었습니다.; 입력하신 계좌번호를 찾을 수 없습니다.; 계좌 파일 저장에 실패했습니다.</w:t>
-              <w:br/>
-              <w:t>파일 3개 계좌; 첫 계좌 잔액 10000원; 프로세스 종료 코드 1</w:t>
+              <w:t>PASS</w:t>
             </w:r>
           </w:p>
         </w:tc>
@@ -27565,70 +25133,6 @@
                 <w:b/>
                 <w:sz w:val="18"/>
               </w:rPr>
-              <w:t>판정</w:t>
-            </w:r>
-          </w:p>
-        </w:tc>
-        <w:tc>
-          <w:tcPr>
-            <w:tcW w:type="dxa" w:w="7992"/>
-            <w:vAlign w:val="center"/>
-            <w:tcBorders>
-              <w:top w:val="single" w:sz="4" w:color="D9D9D9"/>
-              <w:left w:val="single" w:sz="4" w:color="D9D9D9"/>
-              <w:bottom w:val="single" w:sz="4" w:color="D9D9D9"/>
-              <w:right w:val="single" w:sz="4" w:color="D9D9D9"/>
-            </w:tcBorders>
-            <w:tcMar>
-              <w:top w:w="60" w:type="dxa"/>
-              <w:left w:w="60" w:type="dxa"/>
-              <w:bottom w:w="60" w:type="dxa"/>
-              <w:right w:w="60" w:type="dxa"/>
-            </w:tcMar>
-          </w:tcPr>
-          <w:p>
-            <w:pPr>
-              <w:spacing w:before="30" w:after="30" w:line="247" w:lineRule="auto"/>
-            </w:pPr>
-            <w:r>
-              <w:rPr>
-                <w:sz w:val="18"/>
-              </w:rPr>
-              <w:t>PASS</w:t>
-            </w:r>
-          </w:p>
-        </w:tc>
-      </w:tr>
-      <w:tr>
-        <w:trPr>
-          <w:cantSplit/>
-        </w:trPr>
-        <w:tc>
-          <w:tcPr>
-            <w:tcW w:type="dxa" w:w="1584"/>
-            <w:vAlign w:val="center"/>
-            <w:tcBorders>
-              <w:top w:val="single" w:sz="4" w:color="D9D9D9"/>
-              <w:left w:val="single" w:sz="4" w:color="D9D9D9"/>
-              <w:bottom w:val="single" w:sz="4" w:color="D9D9D9"/>
-              <w:right w:val="single" w:sz="4" w:color="D9D9D9"/>
-            </w:tcBorders>
-            <w:tcMar>
-              <w:top w:w="60" w:type="dxa"/>
-              <w:left w:w="60" w:type="dxa"/>
-              <w:bottom w:w="60" w:type="dxa"/>
-              <w:right w:w="60" w:type="dxa"/>
-            </w:tcMar>
-          </w:tcPr>
-          <w:p>
-            <w:pPr>
-              <w:spacing w:before="30" w:after="30" w:line="247" w:lineRule="auto"/>
-            </w:pPr>
-            <w:r>
-              <w:rPr>
-                <w:b/>
-                <w:sz w:val="18"/>
-              </w:rPr>
               <w:t>오류 예방 목적</w:t>
             </w:r>
           </w:p>
@@ -27679,7 +25183,7 @@
         <w:pStyle w:val="Heading2"/>
       </w:pPr>
       <w:r>
-        <w:t>TC-40 read_line 긴 줄</w:t>
+        <w:t>read_line 긴 줄</w:t>
       </w:r>
     </w:p>
     <w:tbl>
@@ -27725,7 +25229,7 @@
                 <w:b/>
                 <w:sz w:val="18"/>
               </w:rPr>
-              <w:t>테스트 ID</w:t>
+              <w:t>테스트 기능</w:t>
             </w:r>
           </w:p>
         </w:tc>
@@ -27755,7 +25259,7 @@
               <w:rPr>
                 <w:sz w:val="18"/>
               </w:rPr>
-              <w:t>TC-40</w:t>
+              <w:t>read_line 긴 줄</w:t>
             </w:r>
           </w:p>
         </w:tc>
@@ -27790,7 +25294,7 @@
                 <w:b/>
                 <w:sz w:val="18"/>
               </w:rPr>
-              <w:t>테스트 기능</w:t>
+              <w:t>테스트 목적</w:t>
             </w:r>
           </w:p>
         </w:tc>
@@ -27819,7 +25323,7 @@
               <w:rPr>
                 <w:sz w:val="18"/>
               </w:rPr>
-              <w:t>read_line 긴 줄</w:t>
+              <w:t>256바이트를 넘는 잘못된 줄 전체 거부</w:t>
             </w:r>
           </w:p>
         </w:tc>
@@ -27854,7 +25358,7 @@
                 <w:b/>
                 <w:sz w:val="18"/>
               </w:rPr>
-              <w:t>테스트 목적</w:t>
+              <w:t>사전 조건</w:t>
             </w:r>
           </w:p>
         </w:tc>
@@ -27883,7 +25387,7 @@
               <w:rPr>
                 <w:sz w:val="18"/>
               </w:rPr>
-              <w:t>256바이트를 넘는 잘못된 줄 전체 거부</w:t>
+              <w:t>정상 계좌 3개 뒤 300바이트 a 문자열 줄 추가</w:t>
             </w:r>
           </w:p>
         </w:tc>
@@ -27918,7 +25422,7 @@
                 <w:b/>
                 <w:sz w:val="18"/>
               </w:rPr>
-              <w:t>사전 조건</w:t>
+              <w:t>실제 입력값</w:t>
             </w:r>
           </w:p>
         </w:tc>
@@ -27947,7 +25451,7 @@
               <w:rPr>
                 <w:sz w:val="18"/>
               </w:rPr>
-              <w:t>정상 계좌 3개 뒤 300바이트 a 문자열 줄 추가</w:t>
+              <w:t>계좌 TXT 내용은 사전 조건과 같음</w:t>
             </w:r>
           </w:p>
         </w:tc>
@@ -27982,7 +25486,7 @@
                 <w:b/>
                 <w:sz w:val="18"/>
               </w:rPr>
-              <w:t>실제 입력값</w:t>
+              <w:t>예상 결과</w:t>
             </w:r>
           </w:p>
         </w:tc>
@@ -28011,7 +25515,7 @@
               <w:rPr>
                 <w:sz w:val="18"/>
               </w:rPr>
-              <w:t>계좌 TXT 내용은 사전 조건과 같음</w:t>
+              <w:t>COUNT=-1, 배열 불변</w:t>
             </w:r>
           </w:p>
         </w:tc>
@@ -28046,7 +25550,7 @@
                 <w:b/>
                 <w:sz w:val="18"/>
               </w:rPr>
-              <w:t>예상 결과</w:t>
+              <w:t>실제 결과</w:t>
             </w:r>
           </w:p>
         </w:tc>
@@ -28075,7 +25579,9 @@
               <w:rPr>
                 <w:sz w:val="18"/>
               </w:rPr>
-              <w:t>COUNT=-1, 배열 불변</w:t>
+              <w:t>COUNT=-1 UNCHANGED=1</w:t>
+              <w:br/>
+              <w:t>잘못된 파일 그대로 보존; 호출 배열 불변; 프로세스 종료 코드 1</w:t>
             </w:r>
           </w:p>
         </w:tc>
@@ -28110,7 +25616,7 @@
                 <w:b/>
                 <w:sz w:val="18"/>
               </w:rPr>
-              <w:t>실제 결과</w:t>
+              <w:t>판정</w:t>
             </w:r>
           </w:p>
         </w:tc>
@@ -28139,9 +25645,7 @@
               <w:rPr>
                 <w:sz w:val="18"/>
               </w:rPr>
-              <w:t>COUNT=-1 UNCHANGED=1</w:t>
-              <w:br/>
-              <w:t>잘못된 파일 그대로 보존; 호출 배열 불변; 프로세스 종료 코드 1</w:t>
+              <w:t>PASS</w:t>
             </w:r>
           </w:p>
         </w:tc>
@@ -28176,70 +25680,6 @@
                 <w:b/>
                 <w:sz w:val="18"/>
               </w:rPr>
-              <w:t>판정</w:t>
-            </w:r>
-          </w:p>
-        </w:tc>
-        <w:tc>
-          <w:tcPr>
-            <w:tcW w:type="dxa" w:w="7992"/>
-            <w:vAlign w:val="center"/>
-            <w:tcBorders>
-              <w:top w:val="single" w:sz="4" w:color="D9D9D9"/>
-              <w:left w:val="single" w:sz="4" w:color="D9D9D9"/>
-              <w:bottom w:val="single" w:sz="4" w:color="D9D9D9"/>
-              <w:right w:val="single" w:sz="4" w:color="D9D9D9"/>
-            </w:tcBorders>
-            <w:tcMar>
-              <w:top w:w="60" w:type="dxa"/>
-              <w:left w:w="60" w:type="dxa"/>
-              <w:bottom w:w="60" w:type="dxa"/>
-              <w:right w:w="60" w:type="dxa"/>
-            </w:tcMar>
-          </w:tcPr>
-          <w:p>
-            <w:pPr>
-              <w:spacing w:before="30" w:after="30" w:line="247" w:lineRule="auto"/>
-            </w:pPr>
-            <w:r>
-              <w:rPr>
-                <w:sz w:val="18"/>
-              </w:rPr>
-              <w:t>PASS</w:t>
-            </w:r>
-          </w:p>
-        </w:tc>
-      </w:tr>
-      <w:tr>
-        <w:trPr>
-          <w:cantSplit/>
-        </w:trPr>
-        <w:tc>
-          <w:tcPr>
-            <w:tcW w:type="dxa" w:w="1584"/>
-            <w:vAlign w:val="center"/>
-            <w:tcBorders>
-              <w:top w:val="single" w:sz="4" w:color="D9D9D9"/>
-              <w:left w:val="single" w:sz="4" w:color="D9D9D9"/>
-              <w:bottom w:val="single" w:sz="4" w:color="D9D9D9"/>
-              <w:right w:val="single" w:sz="4" w:color="D9D9D9"/>
-            </w:tcBorders>
-            <w:tcMar>
-              <w:top w:w="60" w:type="dxa"/>
-              <w:left w:w="60" w:type="dxa"/>
-              <w:bottom w:w="60" w:type="dxa"/>
-              <w:right w:w="60" w:type="dxa"/>
-            </w:tcMar>
-          </w:tcPr>
-          <w:p>
-            <w:pPr>
-              <w:spacing w:before="30" w:after="30" w:line="247" w:lineRule="auto"/>
-            </w:pPr>
-            <w:r>
-              <w:rPr>
-                <w:b/>
-                <w:sz w:val="18"/>
-              </w:rPr>
               <w:t>오류 예방 목적</w:t>
             </w:r>
           </w:p>
@@ -28299,7 +25739,7 @@
         <w:pStyle w:val="Heading2"/>
       </w:pPr>
       <w:r>
-        <w:t>TC-41 read_line NUL</w:t>
+        <w:t>read_line NUL</w:t>
       </w:r>
     </w:p>
     <w:tbl>
@@ -28345,7 +25785,7 @@
                 <w:b/>
                 <w:sz w:val="18"/>
               </w:rPr>
-              <w:t>테스트 ID</w:t>
+              <w:t>테스트 기능</w:t>
             </w:r>
           </w:p>
         </w:tc>
@@ -28375,7 +25815,7 @@
               <w:rPr>
                 <w:sz w:val="18"/>
               </w:rPr>
-              <w:t>TC-41</w:t>
+              <w:t>read_line NUL</w:t>
             </w:r>
           </w:p>
         </w:tc>
@@ -28410,7 +25850,7 @@
                 <w:b/>
                 <w:sz w:val="18"/>
               </w:rPr>
-              <w:t>테스트 기능</w:t>
+              <w:t>테스트 목적</w:t>
             </w:r>
           </w:p>
         </w:tc>
@@ -28439,7 +25879,7 @@
               <w:rPr>
                 <w:sz w:val="18"/>
               </w:rPr>
-              <w:t>read_line NUL</w:t>
+              <w:t>잔액 뒤 NUL과 숨겨진 데이터 거부</w:t>
             </w:r>
           </w:p>
         </w:tc>
@@ -28474,7 +25914,7 @@
                 <w:b/>
                 <w:sz w:val="18"/>
               </w:rPr>
-              <w:t>테스트 목적</w:t>
+              <w:t>사전 조건</w:t>
             </w:r>
           </w:p>
         </w:tc>
@@ -28503,7 +25943,7 @@
               <w:rPr>
                 <w:sz w:val="18"/>
               </w:rPr>
-              <w:t>잔액 뒤 NUL과 숨겨진 데이터 거부</w:t>
+              <w:t>100152351124 1524 김백제 10000[NUL] extra</w:t>
             </w:r>
           </w:p>
         </w:tc>
@@ -28538,7 +25978,7 @@
                 <w:b/>
                 <w:sz w:val="18"/>
               </w:rPr>
-              <w:t>사전 조건</w:t>
+              <w:t>실제 입력값</w:t>
             </w:r>
           </w:p>
         </w:tc>
@@ -28567,7 +26007,7 @@
               <w:rPr>
                 <w:sz w:val="18"/>
               </w:rPr>
-              <w:t>100152351124 1524 김백제 10000[NUL] extra</w:t>
+              <w:t>계좌 TXT 내용은 사전 조건과 같음</w:t>
             </w:r>
           </w:p>
         </w:tc>
@@ -28602,7 +26042,7 @@
                 <w:b/>
                 <w:sz w:val="18"/>
               </w:rPr>
-              <w:t>실제 입력값</w:t>
+              <w:t>예상 결과</w:t>
             </w:r>
           </w:p>
         </w:tc>
@@ -28631,7 +26071,7 @@
               <w:rPr>
                 <w:sz w:val="18"/>
               </w:rPr>
-              <w:t>계좌 TXT 내용은 사전 조건과 같음</w:t>
+              <w:t>COUNT=-1, 배열 불변</w:t>
             </w:r>
           </w:p>
         </w:tc>
@@ -28666,7 +26106,7 @@
                 <w:b/>
                 <w:sz w:val="18"/>
               </w:rPr>
-              <w:t>예상 결과</w:t>
+              <w:t>실제 결과</w:t>
             </w:r>
           </w:p>
         </w:tc>
@@ -28695,7 +26135,9 @@
               <w:rPr>
                 <w:sz w:val="18"/>
               </w:rPr>
-              <w:t>COUNT=-1, 배열 불변</w:t>
+              <w:t>COUNT=-1 UNCHANGED=1</w:t>
+              <w:br/>
+              <w:t>잘못된 파일 그대로 보존; 호출 배열 불변; 프로세스 종료 코드 1</w:t>
             </w:r>
           </w:p>
         </w:tc>
@@ -28730,7 +26172,7 @@
                 <w:b/>
                 <w:sz w:val="18"/>
               </w:rPr>
-              <w:t>실제 결과</w:t>
+              <w:t>판정</w:t>
             </w:r>
           </w:p>
         </w:tc>
@@ -28759,9 +26201,7 @@
               <w:rPr>
                 <w:sz w:val="18"/>
               </w:rPr>
-              <w:t>COUNT=-1 UNCHANGED=1</w:t>
-              <w:br/>
-              <w:t>잘못된 파일 그대로 보존; 호출 배열 불변; 프로세스 종료 코드 1</w:t>
+              <w:t>PASS</w:t>
             </w:r>
           </w:p>
         </w:tc>
@@ -28796,70 +26236,6 @@
                 <w:b/>
                 <w:sz w:val="18"/>
               </w:rPr>
-              <w:t>판정</w:t>
-            </w:r>
-          </w:p>
-        </w:tc>
-        <w:tc>
-          <w:tcPr>
-            <w:tcW w:type="dxa" w:w="7992"/>
-            <w:vAlign w:val="center"/>
-            <w:tcBorders>
-              <w:top w:val="single" w:sz="4" w:color="D9D9D9"/>
-              <w:left w:val="single" w:sz="4" w:color="D9D9D9"/>
-              <w:bottom w:val="single" w:sz="4" w:color="D9D9D9"/>
-              <w:right w:val="single" w:sz="4" w:color="D9D9D9"/>
-            </w:tcBorders>
-            <w:tcMar>
-              <w:top w:w="60" w:type="dxa"/>
-              <w:left w:w="60" w:type="dxa"/>
-              <w:bottom w:w="60" w:type="dxa"/>
-              <w:right w:w="60" w:type="dxa"/>
-            </w:tcMar>
-          </w:tcPr>
-          <w:p>
-            <w:pPr>
-              <w:spacing w:before="30" w:after="30" w:line="247" w:lineRule="auto"/>
-            </w:pPr>
-            <w:r>
-              <w:rPr>
-                <w:sz w:val="18"/>
-              </w:rPr>
-              <w:t>PASS</w:t>
-            </w:r>
-          </w:p>
-        </w:tc>
-      </w:tr>
-      <w:tr>
-        <w:trPr>
-          <w:cantSplit/>
-        </w:trPr>
-        <w:tc>
-          <w:tcPr>
-            <w:tcW w:type="dxa" w:w="1584"/>
-            <w:vAlign w:val="center"/>
-            <w:tcBorders>
-              <w:top w:val="single" w:sz="4" w:color="D9D9D9"/>
-              <w:left w:val="single" w:sz="4" w:color="D9D9D9"/>
-              <w:bottom w:val="single" w:sz="4" w:color="D9D9D9"/>
-              <w:right w:val="single" w:sz="4" w:color="D9D9D9"/>
-            </w:tcBorders>
-            <w:tcMar>
-              <w:top w:w="60" w:type="dxa"/>
-              <w:left w:w="60" w:type="dxa"/>
-              <w:bottom w:w="60" w:type="dxa"/>
-              <w:right w:w="60" w:type="dxa"/>
-            </w:tcMar>
-          </w:tcPr>
-          <w:p>
-            <w:pPr>
-              <w:spacing w:before="30" w:after="30" w:line="247" w:lineRule="auto"/>
-            </w:pPr>
-            <w:r>
-              <w:rPr>
-                <w:b/>
-                <w:sz w:val="18"/>
-              </w:rPr>
               <w:t>오류 예방 목적</w:t>
             </w:r>
           </w:p>
@@ -28910,7 +26286,7 @@
         <w:pStyle w:val="Heading2"/>
       </w:pPr>
       <w:r>
-        <w:t>TC-42 read_file 추가 필드</w:t>
+        <w:t>read_file 추가 필드</w:t>
       </w:r>
     </w:p>
     <w:tbl>
@@ -28956,7 +26332,7 @@
                 <w:b/>
                 <w:sz w:val="18"/>
               </w:rPr>
-              <w:t>테스트 ID</w:t>
+              <w:t>테스트 기능</w:t>
             </w:r>
           </w:p>
         </w:tc>
@@ -28977,70 +26353,6 @@
               <w:right w:w="60" w:type="dxa"/>
             </w:tcMar>
             <w:shd w:fill="E7EEF5"/>
-          </w:tcPr>
-          <w:p>
-            <w:pPr>
-              <w:spacing w:before="30" w:after="30" w:line="247" w:lineRule="auto"/>
-            </w:pPr>
-            <w:r>
-              <w:rPr>
-                <w:sz w:val="18"/>
-              </w:rPr>
-              <w:t>TC-42</w:t>
-            </w:r>
-          </w:p>
-        </w:tc>
-      </w:tr>
-      <w:tr>
-        <w:trPr>
-          <w:cantSplit/>
-        </w:trPr>
-        <w:tc>
-          <w:tcPr>
-            <w:tcW w:type="dxa" w:w="1584"/>
-            <w:vAlign w:val="center"/>
-            <w:tcBorders>
-              <w:top w:val="single" w:sz="4" w:color="D9D9D9"/>
-              <w:left w:val="single" w:sz="4" w:color="D9D9D9"/>
-              <w:bottom w:val="single" w:sz="4" w:color="D9D9D9"/>
-              <w:right w:val="single" w:sz="4" w:color="D9D9D9"/>
-            </w:tcBorders>
-            <w:tcMar>
-              <w:top w:w="60" w:type="dxa"/>
-              <w:left w:w="60" w:type="dxa"/>
-              <w:bottom w:w="60" w:type="dxa"/>
-              <w:right w:w="60" w:type="dxa"/>
-            </w:tcMar>
-          </w:tcPr>
-          <w:p>
-            <w:pPr>
-              <w:spacing w:before="30" w:after="30" w:line="247" w:lineRule="auto"/>
-            </w:pPr>
-            <w:r>
-              <w:rPr>
-                <w:b/>
-                <w:sz w:val="18"/>
-              </w:rPr>
-              <w:t>테스트 기능</w:t>
-            </w:r>
-          </w:p>
-        </w:tc>
-        <w:tc>
-          <w:tcPr>
-            <w:tcW w:type="dxa" w:w="7992"/>
-            <w:vAlign w:val="center"/>
-            <w:tcBorders>
-              <w:top w:val="single" w:sz="4" w:color="D9D9D9"/>
-              <w:left w:val="single" w:sz="4" w:color="D9D9D9"/>
-              <w:bottom w:val="single" w:sz="4" w:color="D9D9D9"/>
-              <w:right w:val="single" w:sz="4" w:color="D9D9D9"/>
-            </w:tcBorders>
-            <w:tcMar>
-              <w:top w:w="60" w:type="dxa"/>
-              <w:left w:w="60" w:type="dxa"/>
-              <w:bottom w:w="60" w:type="dxa"/>
-              <w:right w:w="60" w:type="dxa"/>
-            </w:tcMar>
           </w:tcPr>
           <w:p>
             <w:pPr>
@@ -29867,7 +27179,7 @@
     </w:p>
     <w:p>
       <w:r>
-        <w:t>검증 기록 TC-10 실제 실행 출력과 입력 재현</w:t>
+        <w:t>실제 실행 출력과 입력 재현</w:t>
       </w:r>
     </w:p>
     <w:p>
@@ -30204,7 +27516,7 @@
     </w:p>
     <w:p>
       <w:r>
-        <w:t>검증 기록 TC-12 실제 실행 출력과 입력 재현</w:t>
+        <w:t>실제 실행 출력과 입력 재현</w:t>
       </w:r>
     </w:p>
     <w:p>
@@ -30564,7 +27876,7 @@
     </w:p>
     <w:p>
       <w:r>
-        <w:t>검증 기록 TC-15 실제 실행 출력과 입력 재현</w:t>
+        <w:t>실제 실행 출력과 입력 재현</w:t>
       </w:r>
     </w:p>
     <w:p>
@@ -30908,7 +28220,7 @@
     </w:p>
     <w:p>
       <w:r>
-        <w:t>검증 기록 TC-18 실제 실행 출력과 입력 재현</w:t>
+        <w:t>실제 실행 출력과 입력 재현</w:t>
       </w:r>
     </w:p>
     <w:p>
@@ -31188,7 +28500,7 @@
     </w:p>
     <w:p>
       <w:r>
-        <w:t>검증 기록 TC-19 실제 실행 출력과 입력 재현</w:t>
+        <w:t>실제 실행 출력과 입력 재현</w:t>
       </w:r>
     </w:p>
     <w:p>
@@ -31537,7 +28849,7 @@
     </w:p>
     <w:p>
       <w:r>
-        <w:t>검증 기록 TC-24 실제 실행 출력과 입력 재현</w:t>
+        <w:t>실제 실행 출력과 입력 재현</w:t>
       </w:r>
     </w:p>
     <w:p>
@@ -31953,7 +29265,7 @@
     </w:p>
     <w:p>
       <w:r>
-        <w:t>검증 기록 TC-25 실제 실행 출력과 입력 재현</w:t>
+        <w:t>실제 실행 출력과 입력 재현</w:t>
       </w:r>
     </w:p>
     <w:p>
@@ -31975,7 +29287,7 @@
     </w:p>
     <w:p>
       <w:r>
-        <w:t>TC-30의 연속 실행 기록에서 각 로그인과 거래 및 내역 부분을 발췌했다. 거래 사이에는 실제 시작 메뉴가 출력되며 계좌번호와 비밀번호를 다시 입력했다. 시작 메뉴를 반복해서 보여 주는 부분만 이 페이지에서 생략했다.</w:t>
+        <w:t>입금·출금·잔액조회 연속 실행 기록에서 각 로그인과 거래 및 내역 부분을 발췌했다. 거래 사이에는 실제 시작 메뉴가 출력되며 계좌번호와 비밀번호를 다시 입력했다. 시작 메뉴를 반복해서 보여 주는 부분만 이 페이지에서 생략했다.</w:t>
       </w:r>
     </w:p>
     <w:p>

--- a/reports/TOY-Banking-SYSTEM-final-report.docx
+++ b/reports/TOY-Banking-SYSTEM-final-report.docx
@@ -38,64 +38,6 @@
     <w:p>
       <w:r>
         <w:t>이체는 송금 계좌에서 돈을 빼는 기존 기능이며 수취 계좌에 입금하지 않는다. 작업 내역은 현재 로그인 세션의 메모리에만 남는다. 표준 C 파일 이름 변경을 여러 번 사용하므로 저장 전체의 원자성이나 정전 시 복구를 보장하지는 않는다.</w:t>
-      </w:r>
-    </w:p>
-    <w:p>
-      <w:pPr>
-        <w:pStyle w:val="Heading2"/>
-      </w:pPr>
-      <w:r>
-        <w:t>목차</w:t>
-      </w:r>
-    </w:p>
-    <w:p>
-      <w:r>
-        <w:t>1 프로그램 개발 목적 및 개요</w:t>
-      </w:r>
-    </w:p>
-    <w:p>
-      <w:r>
-        <w:t>2 프로그램 요구사항</w:t>
-      </w:r>
-    </w:p>
-    <w:p>
-      <w:r>
-        <w:t>3 프로그램 주요 기능</w:t>
-      </w:r>
-    </w:p>
-    <w:p>
-      <w:r>
-        <w:t>4 프로그램 구조 및 자료흐름도</w:t>
-      </w:r>
-    </w:p>
-    <w:p>
-      <w:r>
-        <w:t>5 주요 소스 코드 및 함수 설명</w:t>
-      </w:r>
-    </w:p>
-    <w:p>
-      <w:r>
-        <w:t>6 파일 입출력 기능 구현</w:t>
-      </w:r>
-    </w:p>
-    <w:p>
-      <w:r>
-        <w:t>7 테스트 케이스 및 검증 과정</w:t>
-      </w:r>
-    </w:p>
-    <w:p>
-      <w:r>
-        <w:t>8 실제 프로그램 실행 결과</w:t>
-      </w:r>
-    </w:p>
-    <w:p>
-      <w:r>
-        <w:t>9 오류 원인과 해결 과정</w:t>
-      </w:r>
-    </w:p>
-    <w:p>
-      <w:r>
-        <w:t>10 결론 및 향후 개선 방향</w:t>
       </w:r>
     </w:p>
     <w:p>
